--- a/public/assets/files/niestacjonarne/ANK.docx
+++ b/public/assets/files/niestacjonarne/ANK.docx
@@ -523,6 +523,7 @@
                 <w:i w:val="0"/>
                 <w:sz w:val="22"/>
               </w:rPr>
+              <w:t>I</w:t>
             </w:r>
           </w:p>
         </w:tc>
@@ -560,6 +561,7 @@
                 <w:i w:val="0"/>
                 <w:sz w:val="22"/>
               </w:rPr>
+              <w:t>obligatoryjny</w:t>
             </w:r>
           </w:p>
         </w:tc>

--- a/public/assets/files/niestacjonarne/ANK.docx
+++ b/public/assets/files/niestacjonarne/ANK.docx
@@ -1156,6 +1156,7 @@
                 <w:i w:val="0"/>
                 <w:sz w:val="22"/>
               </w:rPr>
+              <w:t>Samodzielna praca nad ćwiczeniami animacyjnymi; budowanie portfolio semestralnego; praca nad projektem końcowym z animacji komputerowej; eksperymentowanie z technikami animacji.</w:t>
             </w:r>
           </w:p>
         </w:tc>
@@ -1266,7 +1267,97 @@
           <w:tcPr>
             <w:tcW w:type="dxa" w:w="9972"/>
           </w:tcPr>
-          <w:p/>
+          <w:p>
+            <w:pPr>
+              <w:spacing w:before="20" w:after="20"/>
+            </w:pPr>
+            <w:r>
+              <w:rPr>
+                <w:rFonts w:ascii="Aptos" w:hAnsi="Aptos"/>
+                <w:b/>
+                <w:sz w:val="22"/>
+              </w:rPr>
+              <w:t>Wykład:</w:t>
+            </w:r>
+          </w:p>
+          <w:p>
+            <w:pPr>
+              <w:spacing w:before="20" w:after="20"/>
+            </w:pPr>
+            <w:r>
+              <w:rPr>
+                <w:rFonts w:ascii="Aptos" w:hAnsi="Aptos"/>
+                <w:b w:val="0"/>
+                <w:sz w:val="22"/>
+              </w:rPr>
+              <w:t>• wykład z prezentacją multimedialną</w:t>
+            </w:r>
+          </w:p>
+          <w:p>
+            <w:pPr>
+              <w:spacing w:before="20" w:after="20"/>
+            </w:pPr>
+            <w:r>
+              <w:rPr>
+                <w:rFonts w:ascii="Aptos" w:hAnsi="Aptos"/>
+                <w:b w:val="0"/>
+                <w:sz w:val="22"/>
+              </w:rPr>
+              <w:t>• wykład konwersatoryjny (z elementami dyskusji)</w:t>
+            </w:r>
+          </w:p>
+          <w:p>
+            <w:pPr>
+              <w:spacing w:before="20" w:after="20"/>
+            </w:pPr>
+            <w:r>
+              <w:rPr>
+                <w:rFonts w:ascii="Aptos" w:hAnsi="Aptos"/>
+                <w:b/>
+                <w:sz w:val="22"/>
+              </w:rPr>
+              <w:t>Ćwiczenia / Laboratorium:</w:t>
+            </w:r>
+          </w:p>
+          <w:p>
+            <w:pPr>
+              <w:spacing w:before="20" w:after="20"/>
+            </w:pPr>
+            <w:r>
+              <w:rPr>
+                <w:rFonts w:ascii="Aptos" w:hAnsi="Aptos"/>
+                <w:b w:val="0"/>
+                <w:sz w:val="22"/>
+              </w:rPr>
+              <w:t>• metoda projektów (projekt praktyczny)</w:t>
+            </w:r>
+          </w:p>
+          <w:p>
+            <w:pPr>
+              <w:spacing w:before="20" w:after="20"/>
+            </w:pPr>
+            <w:r>
+              <w:rPr>
+                <w:rFonts w:ascii="Aptos" w:hAnsi="Aptos"/>
+                <w:b w:val="0"/>
+                <w:sz w:val="22"/>
+              </w:rPr>
+              <w:t>• warsztaty</w:t>
+            </w:r>
+          </w:p>
+          <w:p>
+            <w:pPr>
+              <w:spacing w:before="20" w:after="20"/>
+            </w:pPr>
+            <w:r>
+              <w:rPr>
+                <w:rFonts w:ascii="Aptos" w:hAnsi="Aptos"/>
+                <w:b w:val="0"/>
+                <w:sz w:val="22"/>
+              </w:rPr>
+              <w:t>• studia przypadków z bazy studiów przypadków opracowanych przez firmy MŚP lub będące efektem staży</w:t>
+            </w:r>
+          </w:p>
         </w:tc>
       </w:tr>
     </w:tbl>
@@ -1515,129 +1606,10 @@
             <w:r>
               <w:rPr>
                 <w:rFonts w:ascii="Aptos" w:hAnsi="Aptos"/>
-                <w:sz w:val="22"/>
-              </w:rPr>
-              <w:t>1. prezentacja na żywo</w:t>
-            </w:r>
-          </w:p>
-          <w:p>
-            <w:pPr>
-              <w:spacing w:before="20" w:after="20"/>
-            </w:pPr>
-            <w:r>
-              <w:rPr>
-                <w:rFonts w:ascii="Aptos" w:hAnsi="Aptos"/>
-                <w:sz w:val="22"/>
-              </w:rPr>
-              <w:t>2. wykład z elementami dyskusji</w:t>
-            </w:r>
-          </w:p>
-          <w:p>
-            <w:pPr>
-              <w:spacing w:before="20" w:after="20"/>
-            </w:pPr>
-            <w:r>
-              <w:rPr>
-                <w:rFonts w:ascii="Aptos" w:hAnsi="Aptos"/>
-                <w:sz w:val="22"/>
-              </w:rPr>
-              <w:t>3. studium przypadku</w:t>
-            </w:r>
-          </w:p>
-          <w:p>
-            <w:pPr>
-              <w:spacing w:before="20" w:after="20"/>
-            </w:pPr>
-            <w:r>
-              <w:rPr>
-                <w:rFonts w:ascii="Aptos" w:hAnsi="Aptos"/>
-                <w:sz w:val="22"/>
-              </w:rPr>
-              <w:t>4. najlepsze praktyki</w:t>
-            </w:r>
-          </w:p>
-          <w:p>
-            <w:pPr>
-              <w:spacing w:before="20" w:after="20"/>
-            </w:pPr>
-            <w:r>
-              <w:rPr>
-                <w:rFonts w:ascii="Aptos" w:hAnsi="Aptos"/>
-                <w:sz w:val="22"/>
-              </w:rPr>
-              <w:t>5. praca samodzielna ucznia nad zadaniami i mini-projektami</w:t>
-            </w:r>
-          </w:p>
-          <w:p>
-            <w:pPr>
-              <w:spacing w:before="20" w:after="20"/>
-            </w:pPr>
-            <w:r>
-              <w:rPr>
-                <w:rFonts w:ascii="Aptos" w:hAnsi="Aptos"/>
-                <w:sz w:val="22"/>
-              </w:rPr>
-              <w:t>6. projekt semestralny</w:t>
-            </w:r>
-          </w:p>
-          <w:p>
-            <w:pPr>
-              <w:spacing w:before="20" w:after="20"/>
-            </w:pPr>
-            <w:r>
-              <w:rPr>
-                <w:rFonts w:ascii="Aptos" w:hAnsi="Aptos"/>
-                <w:sz w:val="22"/>
-              </w:rPr>
-              <w:t>7. Projekt końcowy na prawach egzaminu</w:t>
-            </w:r>
-          </w:p>
-          <w:p>
-            <w:pPr>
-              <w:spacing w:before="20" w:after="20"/>
-            </w:pPr>
-            <w:r>
-              <w:rPr>
-                <w:rFonts w:ascii="Aptos" w:hAnsi="Aptos"/>
-                <w:sz w:val="22"/>
-              </w:rPr>
-              <w:t>8. Kryteria oceny</w:t>
-            </w:r>
-          </w:p>
-          <w:p>
-            <w:pPr>
-              <w:spacing w:before="20" w:after="20"/>
-            </w:pPr>
-            <w:r>
-              <w:rPr>
-                <w:rFonts w:ascii="Aptos" w:hAnsi="Aptos"/>
-                <w:sz w:val="22"/>
-              </w:rPr>
-              <w:t>9. Ćwiczenia/Projekt</w:t>
-            </w:r>
-          </w:p>
-          <w:p>
-            <w:pPr>
-              <w:spacing w:before="20" w:after="20"/>
-            </w:pPr>
-            <w:r>
-              <w:rPr>
-                <w:rFonts w:ascii="Aptos" w:hAnsi="Aptos"/>
-                <w:sz w:val="22"/>
-              </w:rPr>
-              <w:t>10. Student musi wykonać zgodnie z regułami sztuki kluczowe ćwiczenia prezentowane w trakcie semestru. Sprawdzana jest zgodność z zasadami ale dopuszczane są inwencja twórcza oraz kreatywność (dziedzina jest twórcza). Tworzone jest w ciągu semestru portfolio rozwojowe pokazujące eksperymenty własne i ścieżkę osiągnięć, które są następnie na końcu zajęć oceniane.</w:t>
-            </w:r>
-          </w:p>
-          <w:p>
-            <w:pPr>
-              <w:spacing w:before="20" w:after="20"/>
-            </w:pPr>
-            <w:r>
-              <w:rPr>
-                <w:rFonts w:ascii="Aptos" w:hAnsi="Aptos"/>
-                <w:sz w:val="22"/>
-              </w:rPr>
-              <w:t>11. Student zobowiązany jest przedstawić większy projekt własny w którym wykorzystuje poznane techniki modelowania. Projekty są negocjowane indywidualnie już podczas semestru i można je przygotowywać w trakcie jego trwania.</w:t>
+                <w:b w:val="0"/>
+                <w:i w:val="0"/>
+                <w:sz w:val="22"/>
+              </w:rPr>
             </w:r>
           </w:p>
         </w:tc>
@@ -1654,127 +1626,19 @@
                 <w:rFonts w:ascii="Aptos" w:hAnsi="Aptos"/>
                 <w:sz w:val="22"/>
               </w:rPr>
-              <w:t>1. prezentacja na żywo</w:t>
-            </w:r>
-          </w:p>
-          <w:p>
-            <w:pPr>
-              <w:spacing w:before="20" w:after="20"/>
-            </w:pPr>
-            <w:r>
-              <w:rPr>
-                <w:rFonts w:ascii="Aptos" w:hAnsi="Aptos"/>
-                <w:sz w:val="22"/>
-              </w:rPr>
-              <w:t>2. wykład z elementami dyskusji</w:t>
-            </w:r>
-          </w:p>
-          <w:p>
-            <w:pPr>
-              <w:spacing w:before="20" w:after="20"/>
-            </w:pPr>
-            <w:r>
-              <w:rPr>
-                <w:rFonts w:ascii="Aptos" w:hAnsi="Aptos"/>
-                <w:sz w:val="22"/>
-              </w:rPr>
-              <w:t>3. studium przypadku</w:t>
-            </w:r>
-          </w:p>
-          <w:p>
-            <w:pPr>
-              <w:spacing w:before="20" w:after="20"/>
-            </w:pPr>
-            <w:r>
-              <w:rPr>
-                <w:rFonts w:ascii="Aptos" w:hAnsi="Aptos"/>
-                <w:sz w:val="22"/>
-              </w:rPr>
-              <w:t>4. najlepsze praktyki</w:t>
-            </w:r>
-          </w:p>
-          <w:p>
-            <w:pPr>
-              <w:spacing w:before="20" w:after="20"/>
-            </w:pPr>
-            <w:r>
-              <w:rPr>
-                <w:rFonts w:ascii="Aptos" w:hAnsi="Aptos"/>
-                <w:sz w:val="22"/>
-              </w:rPr>
-              <w:t>5. praca samodzielna ucznia nad zadaniami i mini-projektami</w:t>
-            </w:r>
-          </w:p>
-          <w:p>
-            <w:pPr>
-              <w:spacing w:before="20" w:after="20"/>
-            </w:pPr>
-            <w:r>
-              <w:rPr>
-                <w:rFonts w:ascii="Aptos" w:hAnsi="Aptos"/>
-                <w:sz w:val="22"/>
-              </w:rPr>
-              <w:t>6. projekt semestralny</w:t>
-            </w:r>
-          </w:p>
-          <w:p>
-            <w:pPr>
-              <w:spacing w:before="20" w:after="20"/>
-            </w:pPr>
-            <w:r>
-              <w:rPr>
-                <w:rFonts w:ascii="Aptos" w:hAnsi="Aptos"/>
-                <w:sz w:val="22"/>
-              </w:rPr>
-              <w:t>7. Projekt końcowy na prawach egzaminu</w:t>
-            </w:r>
-          </w:p>
-          <w:p>
-            <w:pPr>
-              <w:spacing w:before="20" w:after="20"/>
-            </w:pPr>
-            <w:r>
-              <w:rPr>
-                <w:rFonts w:ascii="Aptos" w:hAnsi="Aptos"/>
-                <w:sz w:val="22"/>
-              </w:rPr>
-              <w:t>8. Kryteria oceny</w:t>
-            </w:r>
-          </w:p>
-          <w:p>
-            <w:pPr>
-              <w:spacing w:before="20" w:after="20"/>
-            </w:pPr>
-            <w:r>
-              <w:rPr>
-                <w:rFonts w:ascii="Aptos" w:hAnsi="Aptos"/>
-                <w:sz w:val="22"/>
-              </w:rPr>
-              <w:t>9. Ćwiczenia/Projekt</w:t>
-            </w:r>
-          </w:p>
-          <w:p>
-            <w:pPr>
-              <w:spacing w:before="20" w:after="20"/>
-            </w:pPr>
-            <w:r>
-              <w:rPr>
-                <w:rFonts w:ascii="Aptos" w:hAnsi="Aptos"/>
-                <w:sz w:val="22"/>
-              </w:rPr>
-              <w:t>10. Student musi wykonać zgodnie z regułami sztuki kluczowe ćwiczenia prezentowane w trakcie semestru. Sprawdzana jest zgodność z zasadami ale dopuszczane są inwencja twórcza oraz kreatywność (dziedzina jest twórcza). Tworzone jest w ciągu semestru portfolio rozwojowe pokazujące eksperymenty własne i ścieżkę osiągnięć, które są następnie na końcu zajęć oceniane.</w:t>
-            </w:r>
-          </w:p>
-          <w:p>
-            <w:pPr>
-              <w:spacing w:before="20" w:after="20"/>
-            </w:pPr>
-            <w:r>
-              <w:rPr>
-                <w:rFonts w:ascii="Aptos" w:hAnsi="Aptos"/>
-                <w:sz w:val="22"/>
-              </w:rPr>
-              <w:t>11. Student zobowiązany jest przedstawić większy projekt własny w którym wykorzystuje poznane techniki modelowania. Projekty są negocjowane indywidualnie już podczas semestru i można je przygotowywać w trakcie jego trwania.</w:t>
+              <w:t>1. ocena sporządzonego oprogramowania</w:t>
+            </w:r>
+          </w:p>
+          <w:p>
+            <w:pPr>
+              <w:spacing w:before="20" w:after="20"/>
+            </w:pPr>
+            <w:r>
+              <w:rPr>
+                <w:rFonts w:ascii="Aptos" w:hAnsi="Aptos"/>
+                <w:sz w:val="22"/>
+              </w:rPr>
+              <w:t>2. prezentacja samodzielnej pracy semestralnej</w:t>
             </w:r>
           </w:p>
         </w:tc>
@@ -3405,7 +3269,7 @@
                 <w:i w:val="0"/>
                 <w:sz w:val="22"/>
               </w:rPr>
-              <w:t>prezentacja na żywo; wykład z elementami dyskusji; studium przypadku; najlepsze praktyki; praca samodzielna ucznia nad zadaniami i mini-projektami; projekt semestralny; Projekt końcowy na prawach egzaminu; Kryteria oceny; Ćwiczenia/Projekt; Student musi wykonać zgodnie z regułami sztuki kluczowe ćwiczenia prezentowane w trakcie semestru. Sprawdzana jest zgodność z zasadami ale dopuszczane są inwencja twórcza oraz kreatywność (dziedzina jest twórcza). Tworzone jest w ciągu semestru portfolio rozwojowe pokazujące eksperymenty własne i ścieżkę osiągnięć, które są następnie na końcu zajęć oceniane.; Student zobowiązany jest przedstawić większy projekt własny w którym wykorzystuje poznane techniki modelowania. Projekty są negocjowane indywidualnie już podczas semestru i można je przygotowywać w trakcie jego trwania.</w:t>
+              <w:t>ocena sporządzonego oprogramowania; prezentacja samodzielnej pracy semestralnej</w:t>
             </w:r>
           </w:p>
         </w:tc>
@@ -3463,7 +3327,7 @@
                 <w:i w:val="0"/>
                 <w:sz w:val="22"/>
               </w:rPr>
-              <w:t>prezentacja na żywo; wykład z elementami dyskusji; studium przypadku; najlepsze praktyki; praca samodzielna ucznia nad zadaniami i mini-projektami; projekt semestralny; Projekt końcowy na prawach egzaminu; Kryteria oceny; Ćwiczenia/Projekt; Student musi wykonać zgodnie z regułami sztuki kluczowe ćwiczenia prezentowane w trakcie semestru. Sprawdzana jest zgodność z zasadami ale dopuszczane są inwencja twórcza oraz kreatywność (dziedzina jest twórcza). Tworzone jest w ciągu semestru portfolio rozwojowe pokazujące eksperymenty własne i ścieżkę osiągnięć, które są następnie na końcu zajęć oceniane.; Student zobowiązany jest przedstawić większy projekt własny w którym wykorzystuje poznane techniki modelowania. Projekty są negocjowane indywidualnie już podczas semestru i można je przygotowywać w trakcie jego trwania.</w:t>
+              <w:t>ocena sporządzonego oprogramowania; prezentacja samodzielnej pracy semestralnej</w:t>
             </w:r>
           </w:p>
         </w:tc>
@@ -3521,7 +3385,7 @@
                 <w:i w:val="0"/>
                 <w:sz w:val="22"/>
               </w:rPr>
-              <w:t>prezentacja na żywo; wykład z elementami dyskusji; studium przypadku; najlepsze praktyki; praca samodzielna ucznia nad zadaniami i mini-projektami; projekt semestralny; Projekt końcowy na prawach egzaminu; Kryteria oceny; Ćwiczenia/Projekt; Student musi wykonać zgodnie z regułami sztuki kluczowe ćwiczenia prezentowane w trakcie semestru. Sprawdzana jest zgodność z zasadami ale dopuszczane są inwencja twórcza oraz kreatywność (dziedzina jest twórcza). Tworzone jest w ciągu semestru portfolio rozwojowe pokazujące eksperymenty własne i ścieżkę osiągnięć, które są następnie na końcu zajęć oceniane.; Student zobowiązany jest przedstawić większy projekt własny w którym wykorzystuje poznane techniki modelowania. Projekty są negocjowane indywidualnie już podczas semestru i można je przygotowywać w trakcie jego trwania.</w:t>
+              <w:t>ocena sporządzonego oprogramowania; prezentacja samodzielnej pracy semestralnej</w:t>
             </w:r>
           </w:p>
         </w:tc>
@@ -3579,7 +3443,7 @@
                 <w:i w:val="0"/>
                 <w:sz w:val="22"/>
               </w:rPr>
-              <w:t>prezentacja na żywo; wykład z elementami dyskusji; studium przypadku; najlepsze praktyki; praca samodzielna ucznia nad zadaniami i mini-projektami; projekt semestralny; Projekt końcowy na prawach egzaminu; Kryteria oceny; Ćwiczenia/Projekt; Student musi wykonać zgodnie z regułami sztuki kluczowe ćwiczenia prezentowane w trakcie semestru. Sprawdzana jest zgodność z zasadami ale dopuszczane są inwencja twórcza oraz kreatywność (dziedzina jest twórcza). Tworzone jest w ciągu semestru portfolio rozwojowe pokazujące eksperymenty własne i ścieżkę osiągnięć, które są następnie na końcu zajęć oceniane.; Student zobowiązany jest przedstawić większy projekt własny w którym wykorzystuje poznane techniki modelowania. Projekty są negocjowane indywidualnie już podczas semestru i można je przygotowywać w trakcie jego trwania.</w:t>
+              <w:t>ocena sporządzonego oprogramowania; prezentacja samodzielnej pracy semestralnej</w:t>
             </w:r>
           </w:p>
         </w:tc>
@@ -3637,7 +3501,7 @@
                 <w:i w:val="0"/>
                 <w:sz w:val="22"/>
               </w:rPr>
-              <w:t>prezentacja na żywo; wykład z elementami dyskusji; studium przypadku; najlepsze praktyki; praca samodzielna ucznia nad zadaniami i mini-projektami; projekt semestralny; Projekt końcowy na prawach egzaminu; Kryteria oceny; Ćwiczenia/Projekt; Student musi wykonać zgodnie z regułami sztuki kluczowe ćwiczenia prezentowane w trakcie semestru. Sprawdzana jest zgodność z zasadami ale dopuszczane są inwencja twórcza oraz kreatywność (dziedzina jest twórcza). Tworzone jest w ciągu semestru portfolio rozwojowe pokazujące eksperymenty własne i ścieżkę osiągnięć, które są następnie na końcu zajęć oceniane.; Student zobowiązany jest przedstawić większy projekt własny w którym wykorzystuje poznane techniki modelowania. Projekty są negocjowane indywidualnie już podczas semestru i można je przygotowywać w trakcie jego trwania.</w:t>
+              <w:t>ocena sporządzonego oprogramowania; prezentacja samodzielnej pracy semestralnej</w:t>
             </w:r>
           </w:p>
         </w:tc>
@@ -3695,7 +3559,7 @@
                 <w:i w:val="0"/>
                 <w:sz w:val="22"/>
               </w:rPr>
-              <w:t>prezentacja na żywo; wykład z elementami dyskusji; studium przypadku; najlepsze praktyki; praca samodzielna ucznia nad zadaniami i mini-projektami; projekt semestralny; Projekt końcowy na prawach egzaminu; Kryteria oceny; Ćwiczenia/Projekt; Student musi wykonać zgodnie z regułami sztuki kluczowe ćwiczenia prezentowane w trakcie semestru. Sprawdzana jest zgodność z zasadami ale dopuszczane są inwencja twórcza oraz kreatywność (dziedzina jest twórcza). Tworzone jest w ciągu semestru portfolio rozwojowe pokazujące eksperymenty własne i ścieżkę osiągnięć, które są następnie na końcu zajęć oceniane.; Student zobowiązany jest przedstawić większy projekt własny w którym wykorzystuje poznane techniki modelowania. Projekty są negocjowane indywidualnie już podczas semestru i można je przygotowywać w trakcie jego trwania.</w:t>
+              <w:t>ocena sporządzonego oprogramowania; prezentacja samodzielnej pracy semestralnej</w:t>
             </w:r>
           </w:p>
         </w:tc>
@@ -3753,7 +3617,7 @@
                 <w:i w:val="0"/>
                 <w:sz w:val="22"/>
               </w:rPr>
-              <w:t>prezentacja na żywo; wykład z elementami dyskusji; studium przypadku; najlepsze praktyki; praca samodzielna ucznia nad zadaniami i mini-projektami; projekt semestralny; Projekt końcowy na prawach egzaminu; Kryteria oceny; Ćwiczenia/Projekt; Student musi wykonać zgodnie z regułami sztuki kluczowe ćwiczenia prezentowane w trakcie semestru. Sprawdzana jest zgodność z zasadami ale dopuszczane są inwencja twórcza oraz kreatywność (dziedzina jest twórcza). Tworzone jest w ciągu semestru portfolio rozwojowe pokazujące eksperymenty własne i ścieżkę osiągnięć, które są następnie na końcu zajęć oceniane.; Student zobowiązany jest przedstawić większy projekt własny w którym wykorzystuje poznane techniki modelowania. Projekty są negocjowane indywidualnie już podczas semestru i można je przygotowywać w trakcie jego trwania.</w:t>
+              <w:t>ocena sporządzonego oprogramowania; prezentacja samodzielnej pracy semestralnej</w:t>
             </w:r>
           </w:p>
         </w:tc>
@@ -3811,7 +3675,7 @@
                 <w:i w:val="0"/>
                 <w:sz w:val="22"/>
               </w:rPr>
-              <w:t>prezentacja na żywo; wykład z elementami dyskusji; studium przypadku; najlepsze praktyki; praca samodzielna ucznia nad zadaniami i mini-projektami; projekt semestralny; Projekt końcowy na prawach egzaminu; Kryteria oceny; Ćwiczenia/Projekt; Student musi wykonać zgodnie z regułami sztuki kluczowe ćwiczenia prezentowane w trakcie semestru. Sprawdzana jest zgodność z zasadami ale dopuszczane są inwencja twórcza oraz kreatywność (dziedzina jest twórcza). Tworzone jest w ciągu semestru portfolio rozwojowe pokazujące eksperymenty własne i ścieżkę osiągnięć, które są następnie na końcu zajęć oceniane.; Student zobowiązany jest przedstawić większy projekt własny w którym wykorzystuje poznane techniki modelowania. Projekty są negocjowane indywidualnie już podczas semestru i można je przygotowywać w trakcie jego trwania.</w:t>
+              <w:t>ocena sporządzonego oprogramowania; prezentacja samodzielnej pracy semestralnej</w:t>
             </w:r>
           </w:p>
         </w:tc>
@@ -3869,7 +3733,7 @@
                 <w:i w:val="0"/>
                 <w:sz w:val="22"/>
               </w:rPr>
-              <w:t>prezentacja na żywo; wykład z elementami dyskusji; studium przypadku; najlepsze praktyki; praca samodzielna ucznia nad zadaniami i mini-projektami; projekt semestralny; Projekt końcowy na prawach egzaminu; Kryteria oceny; Ćwiczenia/Projekt; Student musi wykonać zgodnie z regułami sztuki kluczowe ćwiczenia prezentowane w trakcie semestru. Sprawdzana jest zgodność z zasadami ale dopuszczane są inwencja twórcza oraz kreatywność (dziedzina jest twórcza). Tworzone jest w ciągu semestru portfolio rozwojowe pokazujące eksperymenty własne i ścieżkę osiągnięć, które są następnie na końcu zajęć oceniane.; Student zobowiązany jest przedstawić większy projekt własny w którym wykorzystuje poznane techniki modelowania. Projekty są negocjowane indywidualnie już podczas semestru i można je przygotowywać w trakcie jego trwania.</w:t>
+              <w:t>ocena sporządzonego oprogramowania; prezentacja samodzielnej pracy semestralnej</w:t>
             </w:r>
           </w:p>
         </w:tc>
@@ -3927,7 +3791,7 @@
                 <w:i w:val="0"/>
                 <w:sz w:val="22"/>
               </w:rPr>
-              <w:t>prezentacja na żywo; wykład z elementami dyskusji; studium przypadku; najlepsze praktyki; praca samodzielna ucznia nad zadaniami i mini-projektami; projekt semestralny; Projekt końcowy na prawach egzaminu; Kryteria oceny; Ćwiczenia/Projekt; Student musi wykonać zgodnie z regułami sztuki kluczowe ćwiczenia prezentowane w trakcie semestru. Sprawdzana jest zgodność z zasadami ale dopuszczane są inwencja twórcza oraz kreatywność (dziedzina jest twórcza). Tworzone jest w ciągu semestru portfolio rozwojowe pokazujące eksperymenty własne i ścieżkę osiągnięć, które są następnie na końcu zajęć oceniane.; Student zobowiązany jest przedstawić większy projekt własny w którym wykorzystuje poznane techniki modelowania. Projekty są negocjowane indywidualnie już podczas semestru i można je przygotowywać w trakcie jego trwania.</w:t>
+              <w:t>ocena sporządzonego oprogramowania; prezentacja samodzielnej pracy semestralnej</w:t>
             </w:r>
           </w:p>
         </w:tc>
@@ -3985,7 +3849,7 @@
                 <w:i w:val="0"/>
                 <w:sz w:val="22"/>
               </w:rPr>
-              <w:t>prezentacja na żywo; wykład z elementami dyskusji; studium przypadku; najlepsze praktyki; praca samodzielna ucznia nad zadaniami i mini-projektami; projekt semestralny; Projekt końcowy na prawach egzaminu; Kryteria oceny; Ćwiczenia/Projekt; Student musi wykonać zgodnie z regułami sztuki kluczowe ćwiczenia prezentowane w trakcie semestru. Sprawdzana jest zgodność z zasadami ale dopuszczane są inwencja twórcza oraz kreatywność (dziedzina jest twórcza). Tworzone jest w ciągu semestru portfolio rozwojowe pokazujące eksperymenty własne i ścieżkę osiągnięć, które są następnie na końcu zajęć oceniane.; Student zobowiązany jest przedstawić większy projekt własny w którym wykorzystuje poznane techniki modelowania. Projekty są negocjowane indywidualnie już podczas semestru i można je przygotowywać w trakcie jego trwania.</w:t>
+              <w:t>ocena sporządzonego oprogramowania; prezentacja samodzielnej pracy semestralnej</w:t>
             </w:r>
           </w:p>
         </w:tc>
@@ -4043,7 +3907,7 @@
                 <w:i w:val="0"/>
                 <w:sz w:val="22"/>
               </w:rPr>
-              <w:t>prezentacja na żywo; wykład z elementami dyskusji; studium przypadku; najlepsze praktyki; praca samodzielna ucznia nad zadaniami i mini-projektami; projekt semestralny; Projekt końcowy na prawach egzaminu; Kryteria oceny; Ćwiczenia/Projekt; Student musi wykonać zgodnie z regułami sztuki kluczowe ćwiczenia prezentowane w trakcie semestru. Sprawdzana jest zgodność z zasadami ale dopuszczane są inwencja twórcza oraz kreatywność (dziedzina jest twórcza). Tworzone jest w ciągu semestru portfolio rozwojowe pokazujące eksperymenty własne i ścieżkę osiągnięć, które są następnie na końcu zajęć oceniane.; Student zobowiązany jest przedstawić większy projekt własny w którym wykorzystuje poznane techniki modelowania. Projekty są negocjowane indywidualnie już podczas semestru i można je przygotowywać w trakcie jego trwania.</w:t>
+              <w:t>ocena sporządzonego oprogramowania; prezentacja samodzielnej pracy semestralnej</w:t>
             </w:r>
           </w:p>
         </w:tc>
@@ -4101,7 +3965,7 @@
                 <w:i w:val="0"/>
                 <w:sz w:val="22"/>
               </w:rPr>
-              <w:t>prezentacja na żywo; wykład z elementami dyskusji; studium przypadku; najlepsze praktyki; praca samodzielna ucznia nad zadaniami i mini-projektami; projekt semestralny; Projekt końcowy na prawach egzaminu; Kryteria oceny; Ćwiczenia/Projekt; Student musi wykonać zgodnie z regułami sztuki kluczowe ćwiczenia prezentowane w trakcie semestru. Sprawdzana jest zgodność z zasadami ale dopuszczane są inwencja twórcza oraz kreatywność (dziedzina jest twórcza). Tworzone jest w ciągu semestru portfolio rozwojowe pokazujące eksperymenty własne i ścieżkę osiągnięć, które są następnie na końcu zajęć oceniane.; Student zobowiązany jest przedstawić większy projekt własny w którym wykorzystuje poznane techniki modelowania. Projekty są negocjowane indywidualnie już podczas semestru i można je przygotowywać w trakcie jego trwania.</w:t>
+              <w:t>ocena sporządzonego oprogramowania; prezentacja samodzielnej pracy semestralnej</w:t>
             </w:r>
           </w:p>
         </w:tc>
@@ -4159,7 +4023,7 @@
                 <w:i w:val="0"/>
                 <w:sz w:val="22"/>
               </w:rPr>
-              <w:t>prezentacja na żywo; wykład z elementami dyskusji; studium przypadku; najlepsze praktyki; praca samodzielna ucznia nad zadaniami i mini-projektami; projekt semestralny; Projekt końcowy na prawach egzaminu; Kryteria oceny; Ćwiczenia/Projekt; Student musi wykonać zgodnie z regułami sztuki kluczowe ćwiczenia prezentowane w trakcie semestru. Sprawdzana jest zgodność z zasadami ale dopuszczane są inwencja twórcza oraz kreatywność (dziedzina jest twórcza). Tworzone jest w ciągu semestru portfolio rozwojowe pokazujące eksperymenty własne i ścieżkę osiągnięć, które są następnie na końcu zajęć oceniane.; Student zobowiązany jest przedstawić większy projekt własny w którym wykorzystuje poznane techniki modelowania. Projekty są negocjowane indywidualnie już podczas semestru i można je przygotowywać w trakcie jego trwania.</w:t>
+              <w:t>ocena sporządzonego oprogramowania; prezentacja samodzielnej pracy semestralnej</w:t>
             </w:r>
           </w:p>
         </w:tc>
@@ -4217,7 +4081,7 @@
                 <w:i w:val="0"/>
                 <w:sz w:val="22"/>
               </w:rPr>
-              <w:t>prezentacja na żywo; wykład z elementami dyskusji; studium przypadku; najlepsze praktyki; praca samodzielna ucznia nad zadaniami i mini-projektami; projekt semestralny; Projekt końcowy na prawach egzaminu; Kryteria oceny; Ćwiczenia/Projekt; Student musi wykonać zgodnie z regułami sztuki kluczowe ćwiczenia prezentowane w trakcie semestru. Sprawdzana jest zgodność z zasadami ale dopuszczane są inwencja twórcza oraz kreatywność (dziedzina jest twórcza). Tworzone jest w ciągu semestru portfolio rozwojowe pokazujące eksperymenty własne i ścieżkę osiągnięć, które są następnie na końcu zajęć oceniane.; Student zobowiązany jest przedstawić większy projekt własny w którym wykorzystuje poznane techniki modelowania. Projekty są negocjowane indywidualnie już podczas semestru i można je przygotowywać w trakcie jego trwania.</w:t>
+              <w:t>ocena sporządzonego oprogramowania; prezentacja samodzielnej pracy semestralnej</w:t>
             </w:r>
           </w:p>
         </w:tc>
@@ -4275,7 +4139,7 @@
                 <w:i w:val="0"/>
                 <w:sz w:val="22"/>
               </w:rPr>
-              <w:t>prezentacja na żywo; wykład z elementami dyskusji; studium przypadku; najlepsze praktyki; praca samodzielna ucznia nad zadaniami i mini-projektami; projekt semestralny; Projekt końcowy na prawach egzaminu; Kryteria oceny; Ćwiczenia/Projekt; Student musi wykonać zgodnie z regułami sztuki kluczowe ćwiczenia prezentowane w trakcie semestru. Sprawdzana jest zgodność z zasadami ale dopuszczane są inwencja twórcza oraz kreatywność (dziedzina jest twórcza). Tworzone jest w ciągu semestru portfolio rozwojowe pokazujące eksperymenty własne i ścieżkę osiągnięć, które są następnie na końcu zajęć oceniane.; Student zobowiązany jest przedstawić większy projekt własny w którym wykorzystuje poznane techniki modelowania. Projekty są negocjowane indywidualnie już podczas semestru i można je przygotowywać w trakcie jego trwania.</w:t>
+              <w:t>ocena sporządzonego oprogramowania; prezentacja samodzielnej pracy semestralnej</w:t>
             </w:r>
           </w:p>
         </w:tc>
@@ -4333,7 +4197,7 @@
                 <w:i w:val="0"/>
                 <w:sz w:val="22"/>
               </w:rPr>
-              <w:t>prezentacja na żywo; wykład z elementami dyskusji; studium przypadku; najlepsze praktyki; praca samodzielna ucznia nad zadaniami i mini-projektami; projekt semestralny; Projekt końcowy na prawach egzaminu; Kryteria oceny; Ćwiczenia/Projekt; Student musi wykonać zgodnie z regułami sztuki kluczowe ćwiczenia prezentowane w trakcie semestru. Sprawdzana jest zgodność z zasadami ale dopuszczane są inwencja twórcza oraz kreatywność (dziedzina jest twórcza). Tworzone jest w ciągu semestru portfolio rozwojowe pokazujące eksperymenty własne i ścieżkę osiągnięć, które są następnie na końcu zajęć oceniane.; Student zobowiązany jest przedstawić większy projekt własny w którym wykorzystuje poznane techniki modelowania. Projekty są negocjowane indywidualnie już podczas semestru i można je przygotowywać w trakcie jego trwania.</w:t>
+              <w:t>ocena sporządzonego oprogramowania; prezentacja samodzielnej pracy semestralnej</w:t>
             </w:r>
           </w:p>
         </w:tc>
@@ -4391,7 +4255,7 @@
                 <w:i w:val="0"/>
                 <w:sz w:val="22"/>
               </w:rPr>
-              <w:t>prezentacja na żywo; wykład z elementami dyskusji; studium przypadku; najlepsze praktyki; praca samodzielna ucznia nad zadaniami i mini-projektami; projekt semestralny; Projekt końcowy na prawach egzaminu; Kryteria oceny; Ćwiczenia/Projekt; Student musi wykonać zgodnie z regułami sztuki kluczowe ćwiczenia prezentowane w trakcie semestru. Sprawdzana jest zgodność z zasadami ale dopuszczane są inwencja twórcza oraz kreatywność (dziedzina jest twórcza). Tworzone jest w ciągu semestru portfolio rozwojowe pokazujące eksperymenty własne i ścieżkę osiągnięć, które są następnie na końcu zajęć oceniane.; Student zobowiązany jest przedstawić większy projekt własny w którym wykorzystuje poznane techniki modelowania. Projekty są negocjowane indywidualnie już podczas semestru i można je przygotowywać w trakcie jego trwania.</w:t>
+              <w:t>ocena sporządzonego oprogramowania; prezentacja samodzielnej pracy semestralnej</w:t>
             </w:r>
           </w:p>
         </w:tc>
@@ -4449,7 +4313,7 @@
                 <w:i w:val="0"/>
                 <w:sz w:val="22"/>
               </w:rPr>
-              <w:t>prezentacja na żywo; wykład z elementami dyskusji; studium przypadku; najlepsze praktyki; praca samodzielna ucznia nad zadaniami i mini-projektami; projekt semestralny; Projekt końcowy na prawach egzaminu; Kryteria oceny; Ćwiczenia/Projekt; Student musi wykonać zgodnie z regułami sztuki kluczowe ćwiczenia prezentowane w trakcie semestru. Sprawdzana jest zgodność z zasadami ale dopuszczane są inwencja twórcza oraz kreatywność (dziedzina jest twórcza). Tworzone jest w ciągu semestru portfolio rozwojowe pokazujące eksperymenty własne i ścieżkę osiągnięć, które są następnie na końcu zajęć oceniane.; Student zobowiązany jest przedstawić większy projekt własny w którym wykorzystuje poznane techniki modelowania. Projekty są negocjowane indywidualnie już podczas semestru i można je przygotowywać w trakcie jego trwania.</w:t>
+              <w:t>ocena sporządzonego oprogramowania; prezentacja samodzielnej pracy semestralnej</w:t>
             </w:r>
           </w:p>
         </w:tc>
@@ -4507,7 +4371,7 @@
                 <w:i w:val="0"/>
                 <w:sz w:val="22"/>
               </w:rPr>
-              <w:t>prezentacja na żywo; wykład z elementami dyskusji; studium przypadku; najlepsze praktyki; praca samodzielna ucznia nad zadaniami i mini-projektami; projekt semestralny; Projekt końcowy na prawach egzaminu; Kryteria oceny; Ćwiczenia/Projekt; Student musi wykonać zgodnie z regułami sztuki kluczowe ćwiczenia prezentowane w trakcie semestru. Sprawdzana jest zgodność z zasadami ale dopuszczane są inwencja twórcza oraz kreatywność (dziedzina jest twórcza). Tworzone jest w ciągu semestru portfolio rozwojowe pokazujące eksperymenty własne i ścieżkę osiągnięć, które są następnie na końcu zajęć oceniane.; Student zobowiązany jest przedstawić większy projekt własny w którym wykorzystuje poznane techniki modelowania. Projekty są negocjowane indywidualnie już podczas semestru i można je przygotowywać w trakcie jego trwania.</w:t>
+              <w:t>ocena sporządzonego oprogramowania; prezentacja samodzielnej pracy semestralnej</w:t>
             </w:r>
           </w:p>
         </w:tc>
@@ -4565,7 +4429,7 @@
                 <w:i w:val="0"/>
                 <w:sz w:val="22"/>
               </w:rPr>
-              <w:t>prezentacja na żywo; wykład z elementami dyskusji; studium przypadku; najlepsze praktyki; praca samodzielna ucznia nad zadaniami i mini-projektami; projekt semestralny; Projekt końcowy na prawach egzaminu; Kryteria oceny; Ćwiczenia/Projekt; Student musi wykonać zgodnie z regułami sztuki kluczowe ćwiczenia prezentowane w trakcie semestru. Sprawdzana jest zgodność z zasadami ale dopuszczane są inwencja twórcza oraz kreatywność (dziedzina jest twórcza). Tworzone jest w ciągu semestru portfolio rozwojowe pokazujące eksperymenty własne i ścieżkę osiągnięć, które są następnie na końcu zajęć oceniane.; Student zobowiązany jest przedstawić większy projekt własny w którym wykorzystuje poznane techniki modelowania. Projekty są negocjowane indywidualnie już podczas semestru i można je przygotowywać w trakcie jego trwania.</w:t>
+              <w:t>ocena sporządzonego oprogramowania; prezentacja samodzielnej pracy semestralnej</w:t>
             </w:r>
           </w:p>
         </w:tc>
@@ -4623,7 +4487,7 @@
                 <w:i w:val="0"/>
                 <w:sz w:val="22"/>
               </w:rPr>
-              <w:t>prezentacja na żywo; wykład z elementami dyskusji; studium przypadku; najlepsze praktyki; praca samodzielna ucznia nad zadaniami i mini-projektami; projekt semestralny; Projekt końcowy na prawach egzaminu; Kryteria oceny; Ćwiczenia/Projekt; Student musi wykonać zgodnie z regułami sztuki kluczowe ćwiczenia prezentowane w trakcie semestru. Sprawdzana jest zgodność z zasadami ale dopuszczane są inwencja twórcza oraz kreatywność (dziedzina jest twórcza). Tworzone jest w ciągu semestru portfolio rozwojowe pokazujące eksperymenty własne i ścieżkę osiągnięć, które są następnie na końcu zajęć oceniane.; Student zobowiązany jest przedstawić większy projekt własny w którym wykorzystuje poznane techniki modelowania. Projekty są negocjowane indywidualnie już podczas semestru i można je przygotowywać w trakcie jego trwania.</w:t>
+              <w:t>ocena sporządzonego oprogramowania; prezentacja samodzielnej pracy semestralnej</w:t>
             </w:r>
           </w:p>
         </w:tc>
@@ -4681,7 +4545,7 @@
                 <w:i w:val="0"/>
                 <w:sz w:val="22"/>
               </w:rPr>
-              <w:t>prezentacja na żywo; wykład z elementami dyskusji; studium przypadku; najlepsze praktyki; praca samodzielna ucznia nad zadaniami i mini-projektami; projekt semestralny; Projekt końcowy na prawach egzaminu; Kryteria oceny; Ćwiczenia/Projekt; Student musi wykonać zgodnie z regułami sztuki kluczowe ćwiczenia prezentowane w trakcie semestru. Sprawdzana jest zgodność z zasadami ale dopuszczane są inwencja twórcza oraz kreatywność (dziedzina jest twórcza). Tworzone jest w ciągu semestru portfolio rozwojowe pokazujące eksperymenty własne i ścieżkę osiągnięć, które są następnie na końcu zajęć oceniane.; Student zobowiązany jest przedstawić większy projekt własny w którym wykorzystuje poznane techniki modelowania. Projekty są negocjowane indywidualnie już podczas semestru i można je przygotowywać w trakcie jego trwania.</w:t>
+              <w:t>ocena sporządzonego oprogramowania; prezentacja samodzielnej pracy semestralnej</w:t>
             </w:r>
           </w:p>
         </w:tc>
@@ -4739,7 +4603,7 @@
                 <w:i w:val="0"/>
                 <w:sz w:val="22"/>
               </w:rPr>
-              <w:t>prezentacja na żywo; wykład z elementami dyskusji; studium przypadku; najlepsze praktyki; praca samodzielna ucznia nad zadaniami i mini-projektami; projekt semestralny; Projekt końcowy na prawach egzaminu; Kryteria oceny; Ćwiczenia/Projekt; Student musi wykonać zgodnie z regułami sztuki kluczowe ćwiczenia prezentowane w trakcie semestru. Sprawdzana jest zgodność z zasadami ale dopuszczane są inwencja twórcza oraz kreatywność (dziedzina jest twórcza). Tworzone jest w ciągu semestru portfolio rozwojowe pokazujące eksperymenty własne i ścieżkę osiągnięć, które są następnie na końcu zajęć oceniane.; Student zobowiązany jest przedstawić większy projekt własny w którym wykorzystuje poznane techniki modelowania. Projekty są negocjowane indywidualnie już podczas semestru i można je przygotowywać w trakcie jego trwania.</w:t>
+              <w:t>ocena sporządzonego oprogramowania; prezentacja samodzielnej pracy semestralnej</w:t>
             </w:r>
           </w:p>
         </w:tc>
@@ -4797,7 +4661,7 @@
                 <w:i w:val="0"/>
                 <w:sz w:val="22"/>
               </w:rPr>
-              <w:t>prezentacja na żywo; wykład z elementami dyskusji; studium przypadku; najlepsze praktyki; praca samodzielna ucznia nad zadaniami i mini-projektami; projekt semestralny; Projekt końcowy na prawach egzaminu; Kryteria oceny; Ćwiczenia/Projekt; Student musi wykonać zgodnie z regułami sztuki kluczowe ćwiczenia prezentowane w trakcie semestru. Sprawdzana jest zgodność z zasadami ale dopuszczane są inwencja twórcza oraz kreatywność (dziedzina jest twórcza). Tworzone jest w ciągu semestru portfolio rozwojowe pokazujące eksperymenty własne i ścieżkę osiągnięć, które są następnie na końcu zajęć oceniane.; Student zobowiązany jest przedstawić większy projekt własny w którym wykorzystuje poznane techniki modelowania. Projekty są negocjowane indywidualnie już podczas semestru i można je przygotowywać w trakcie jego trwania.</w:t>
+              <w:t>ocena sporządzonego oprogramowania; prezentacja samodzielnej pracy semestralnej</w:t>
             </w:r>
           </w:p>
         </w:tc>
@@ -4855,7 +4719,7 @@
                 <w:i w:val="0"/>
                 <w:sz w:val="22"/>
               </w:rPr>
-              <w:t>prezentacja na żywo; wykład z elementami dyskusji; studium przypadku; najlepsze praktyki; praca samodzielna ucznia nad zadaniami i mini-projektami; projekt semestralny; Projekt końcowy na prawach egzaminu; Kryteria oceny; Ćwiczenia/Projekt; Student musi wykonać zgodnie z regułami sztuki kluczowe ćwiczenia prezentowane w trakcie semestru. Sprawdzana jest zgodność z zasadami ale dopuszczane są inwencja twórcza oraz kreatywność (dziedzina jest twórcza). Tworzone jest w ciągu semestru portfolio rozwojowe pokazujące eksperymenty własne i ścieżkę osiągnięć, które są następnie na końcu zajęć oceniane.; Student zobowiązany jest przedstawić większy projekt własny w którym wykorzystuje poznane techniki modelowania. Projekty są negocjowane indywidualnie już podczas semestru i można je przygotowywać w trakcie jego trwania.</w:t>
+              <w:t>ocena sporządzonego oprogramowania; prezentacja samodzielnej pracy semestralnej</w:t>
             </w:r>
           </w:p>
         </w:tc>
@@ -4913,7 +4777,7 @@
                 <w:i w:val="0"/>
                 <w:sz w:val="22"/>
               </w:rPr>
-              <w:t>prezentacja na żywo; wykład z elementami dyskusji; studium przypadku; najlepsze praktyki; praca samodzielna ucznia nad zadaniami i mini-projektami; projekt semestralny; Projekt końcowy na prawach egzaminu; Kryteria oceny; Ćwiczenia/Projekt; Student musi wykonać zgodnie z regułami sztuki kluczowe ćwiczenia prezentowane w trakcie semestru. Sprawdzana jest zgodność z zasadami ale dopuszczane są inwencja twórcza oraz kreatywność (dziedzina jest twórcza). Tworzone jest w ciągu semestru portfolio rozwojowe pokazujące eksperymenty własne i ścieżkę osiągnięć, które są następnie na końcu zajęć oceniane.; Student zobowiązany jest przedstawić większy projekt własny w którym wykorzystuje poznane techniki modelowania. Projekty są negocjowane indywidualnie już podczas semestru i można je przygotowywać w trakcie jego trwania.</w:t>
+              <w:t>ocena sporządzonego oprogramowania; prezentacja samodzielnej pracy semestralnej</w:t>
             </w:r>
           </w:p>
         </w:tc>
@@ -4971,7 +4835,7 @@
                 <w:i w:val="0"/>
                 <w:sz w:val="22"/>
               </w:rPr>
-              <w:t>prezentacja na żywo; wykład z elementami dyskusji; studium przypadku; najlepsze praktyki; praca samodzielna ucznia nad zadaniami i mini-projektami; projekt semestralny; Projekt końcowy na prawach egzaminu; Kryteria oceny; Ćwiczenia/Projekt; Student musi wykonać zgodnie z regułami sztuki kluczowe ćwiczenia prezentowane w trakcie semestru. Sprawdzana jest zgodność z zasadami ale dopuszczane są inwencja twórcza oraz kreatywność (dziedzina jest twórcza). Tworzone jest w ciągu semestru portfolio rozwojowe pokazujące eksperymenty własne i ścieżkę osiągnięć, które są następnie na końcu zajęć oceniane.; Student zobowiązany jest przedstawić większy projekt własny w którym wykorzystuje poznane techniki modelowania. Projekty są negocjowane indywidualnie już podczas semestru i można je przygotowywać w trakcie jego trwania.</w:t>
+              <w:t>ocena sporządzonego oprogramowania; prezentacja samodzielnej pracy semestralnej</w:t>
             </w:r>
           </w:p>
         </w:tc>
@@ -5029,7 +4893,7 @@
                 <w:i w:val="0"/>
                 <w:sz w:val="22"/>
               </w:rPr>
-              <w:t>prezentacja na żywo; wykład z elementami dyskusji; studium przypadku; najlepsze praktyki; praca samodzielna ucznia nad zadaniami i mini-projektami; projekt semestralny; Projekt końcowy na prawach egzaminu; Kryteria oceny; Ćwiczenia/Projekt; Student musi wykonać zgodnie z regułami sztuki kluczowe ćwiczenia prezentowane w trakcie semestru. Sprawdzana jest zgodność z zasadami ale dopuszczane są inwencja twórcza oraz kreatywność (dziedzina jest twórcza). Tworzone jest w ciągu semestru portfolio rozwojowe pokazujące eksperymenty własne i ścieżkę osiągnięć, które są następnie na końcu zajęć oceniane.; Student zobowiązany jest przedstawić większy projekt własny w którym wykorzystuje poznane techniki modelowania. Projekty są negocjowane indywidualnie już podczas semestru i można je przygotowywać w trakcie jego trwania.</w:t>
+              <w:t>ocena sporządzonego oprogramowania; prezentacja samodzielnej pracy semestralnej</w:t>
             </w:r>
           </w:p>
         </w:tc>
@@ -5087,7 +4951,7 @@
                 <w:i w:val="0"/>
                 <w:sz w:val="22"/>
               </w:rPr>
-              <w:t>prezentacja na żywo; wykład z elementami dyskusji; studium przypadku; najlepsze praktyki; praca samodzielna ucznia nad zadaniami i mini-projektami; projekt semestralny; Projekt końcowy na prawach egzaminu; Kryteria oceny; Ćwiczenia/Projekt; Student musi wykonać zgodnie z regułami sztuki kluczowe ćwiczenia prezentowane w trakcie semestru. Sprawdzana jest zgodność z zasadami ale dopuszczane są inwencja twórcza oraz kreatywność (dziedzina jest twórcza). Tworzone jest w ciągu semestru portfolio rozwojowe pokazujące eksperymenty własne i ścieżkę osiągnięć, które są następnie na końcu zajęć oceniane.; Student zobowiązany jest przedstawić większy projekt własny w którym wykorzystuje poznane techniki modelowania. Projekty są negocjowane indywidualnie już podczas semestru i można je przygotowywać w trakcie jego trwania.</w:t>
+              <w:t>ocena sporządzonego oprogramowania; prezentacja samodzielnej pracy semestralnej</w:t>
             </w:r>
           </w:p>
         </w:tc>
@@ -5145,7 +5009,7 @@
                 <w:i w:val="0"/>
                 <w:sz w:val="22"/>
               </w:rPr>
-              <w:t>prezentacja na żywo; wykład z elementami dyskusji; studium przypadku; najlepsze praktyki; praca samodzielna ucznia nad zadaniami i mini-projektami; projekt semestralny; Projekt końcowy na prawach egzaminu; Kryteria oceny; Ćwiczenia/Projekt; Student musi wykonać zgodnie z regułami sztuki kluczowe ćwiczenia prezentowane w trakcie semestru. Sprawdzana jest zgodność z zasadami ale dopuszczane są inwencja twórcza oraz kreatywność (dziedzina jest twórcza). Tworzone jest w ciągu semestru portfolio rozwojowe pokazujące eksperymenty własne i ścieżkę osiągnięć, które są następnie na końcu zajęć oceniane.; Student zobowiązany jest przedstawić większy projekt własny w którym wykorzystuje poznane techniki modelowania. Projekty są negocjowane indywidualnie już podczas semestru i można je przygotowywać w trakcie jego trwania.</w:t>
+              <w:t>ocena sporządzonego oprogramowania; prezentacja samodzielnej pracy semestralnej</w:t>
             </w:r>
           </w:p>
         </w:tc>
@@ -5203,7 +5067,7 @@
                 <w:i w:val="0"/>
                 <w:sz w:val="22"/>
               </w:rPr>
-              <w:t>prezentacja na żywo; wykład z elementami dyskusji; studium przypadku; najlepsze praktyki; praca samodzielna ucznia nad zadaniami i mini-projektami; projekt semestralny; Projekt końcowy na prawach egzaminu; Kryteria oceny; Ćwiczenia/Projekt; Student musi wykonać zgodnie z regułami sztuki kluczowe ćwiczenia prezentowane w trakcie semestru. Sprawdzana jest zgodność z zasadami ale dopuszczane są inwencja twórcza oraz kreatywność (dziedzina jest twórcza). Tworzone jest w ciągu semestru portfolio rozwojowe pokazujące eksperymenty własne i ścieżkę osiągnięć, które są następnie na końcu zajęć oceniane.; Student zobowiązany jest przedstawić większy projekt własny w którym wykorzystuje poznane techniki modelowania. Projekty są negocjowane indywidualnie już podczas semestru i można je przygotowywać w trakcie jego trwania.</w:t>
+              <w:t>ocena sporządzonego oprogramowania; prezentacja samodzielnej pracy semestralnej</w:t>
             </w:r>
           </w:p>
         </w:tc>
@@ -5261,7 +5125,7 @@
                 <w:i w:val="0"/>
                 <w:sz w:val="22"/>
               </w:rPr>
-              <w:t>prezentacja na żywo; wykład z elementami dyskusji; studium przypadku; najlepsze praktyki; praca samodzielna ucznia nad zadaniami i mini-projektami; projekt semestralny; Projekt końcowy na prawach egzaminu; Kryteria oceny; Ćwiczenia/Projekt; Student musi wykonać zgodnie z regułami sztuki kluczowe ćwiczenia prezentowane w trakcie semestru. Sprawdzana jest zgodność z zasadami ale dopuszczane są inwencja twórcza oraz kreatywność (dziedzina jest twórcza). Tworzone jest w ciągu semestru portfolio rozwojowe pokazujące eksperymenty własne i ścieżkę osiągnięć, które są następnie na końcu zajęć oceniane.; Student zobowiązany jest przedstawić większy projekt własny w którym wykorzystuje poznane techniki modelowania. Projekty są negocjowane indywidualnie już podczas semestru i można je przygotowywać w trakcie jego trwania.</w:t>
+              <w:t>ocena sporządzonego oprogramowania; prezentacja samodzielnej pracy semestralnej</w:t>
             </w:r>
           </w:p>
         </w:tc>
@@ -5319,7 +5183,7 @@
                 <w:i w:val="0"/>
                 <w:sz w:val="22"/>
               </w:rPr>
-              <w:t>prezentacja na żywo; wykład z elementami dyskusji; studium przypadku; najlepsze praktyki; praca samodzielna ucznia nad zadaniami i mini-projektami; projekt semestralny; Projekt końcowy na prawach egzaminu; Kryteria oceny; Ćwiczenia/Projekt; Student musi wykonać zgodnie z regułami sztuki kluczowe ćwiczenia prezentowane w trakcie semestru. Sprawdzana jest zgodność z zasadami ale dopuszczane są inwencja twórcza oraz kreatywność (dziedzina jest twórcza). Tworzone jest w ciągu semestru portfolio rozwojowe pokazujące eksperymenty własne i ścieżkę osiągnięć, które są następnie na końcu zajęć oceniane.; Student zobowiązany jest przedstawić większy projekt własny w którym wykorzystuje poznane techniki modelowania. Projekty są negocjowane indywidualnie już podczas semestru i można je przygotowywać w trakcie jego trwania.</w:t>
+              <w:t>ocena sporządzonego oprogramowania; prezentacja samodzielnej pracy semestralnej</w:t>
             </w:r>
           </w:p>
         </w:tc>
@@ -5377,7 +5241,7 @@
                 <w:i w:val="0"/>
                 <w:sz w:val="22"/>
               </w:rPr>
-              <w:t>prezentacja na żywo; wykład z elementami dyskusji; studium przypadku; najlepsze praktyki; praca samodzielna ucznia nad zadaniami i mini-projektami; projekt semestralny; Projekt końcowy na prawach egzaminu; Kryteria oceny; Ćwiczenia/Projekt; Student musi wykonać zgodnie z regułami sztuki kluczowe ćwiczenia prezentowane w trakcie semestru. Sprawdzana jest zgodność z zasadami ale dopuszczane są inwencja twórcza oraz kreatywność (dziedzina jest twórcza). Tworzone jest w ciągu semestru portfolio rozwojowe pokazujące eksperymenty własne i ścieżkę osiągnięć, które są następnie na końcu zajęć oceniane.; Student zobowiązany jest przedstawić większy projekt własny w którym wykorzystuje poznane techniki modelowania. Projekty są negocjowane indywidualnie już podczas semestru i można je przygotowywać w trakcie jego trwania.</w:t>
+              <w:t>ocena sporządzonego oprogramowania; prezentacja samodzielnej pracy semestralnej</w:t>
             </w:r>
           </w:p>
         </w:tc>
@@ -5435,7 +5299,7 @@
                 <w:i w:val="0"/>
                 <w:sz w:val="22"/>
               </w:rPr>
-              <w:t>prezentacja na żywo; wykład z elementami dyskusji; studium przypadku; najlepsze praktyki; praca samodzielna ucznia nad zadaniami i mini-projektami; projekt semestralny; Projekt końcowy na prawach egzaminu; Kryteria oceny; Ćwiczenia/Projekt; Student musi wykonać zgodnie z regułami sztuki kluczowe ćwiczenia prezentowane w trakcie semestru. Sprawdzana jest zgodność z zasadami ale dopuszczane są inwencja twórcza oraz kreatywność (dziedzina jest twórcza). Tworzone jest w ciągu semestru portfolio rozwojowe pokazujące eksperymenty własne i ścieżkę osiągnięć, które są następnie na końcu zajęć oceniane.; Student zobowiązany jest przedstawić większy projekt własny w którym wykorzystuje poznane techniki modelowania. Projekty są negocjowane indywidualnie już podczas semestru i można je przygotowywać w trakcie jego trwania.</w:t>
+              <w:t>ocena sporządzonego oprogramowania; prezentacja samodzielnej pracy semestralnej</w:t>
             </w:r>
           </w:p>
         </w:tc>
@@ -5493,7 +5357,7 @@
                 <w:i w:val="0"/>
                 <w:sz w:val="22"/>
               </w:rPr>
-              <w:t>prezentacja na żywo; wykład z elementami dyskusji; studium przypadku; najlepsze praktyki; praca samodzielna ucznia nad zadaniami i mini-projektami; projekt semestralny; Projekt końcowy na prawach egzaminu; Kryteria oceny; Ćwiczenia/Projekt; Student musi wykonać zgodnie z regułami sztuki kluczowe ćwiczenia prezentowane w trakcie semestru. Sprawdzana jest zgodność z zasadami ale dopuszczane są inwencja twórcza oraz kreatywność (dziedzina jest twórcza). Tworzone jest w ciągu semestru portfolio rozwojowe pokazujące eksperymenty własne i ścieżkę osiągnięć, które są następnie na końcu zajęć oceniane.; Student zobowiązany jest przedstawić większy projekt własny w którym wykorzystuje poznane techniki modelowania. Projekty są negocjowane indywidualnie już podczas semestru i można je przygotowywać w trakcie jego trwania.</w:t>
+              <w:t>ocena sporządzonego oprogramowania; prezentacja samodzielnej pracy semestralnej</w:t>
             </w:r>
           </w:p>
         </w:tc>
@@ -5551,7 +5415,7 @@
                 <w:i w:val="0"/>
                 <w:sz w:val="22"/>
               </w:rPr>
-              <w:t>prezentacja na żywo; wykład z elementami dyskusji; studium przypadku; najlepsze praktyki; praca samodzielna ucznia nad zadaniami i mini-projektami; projekt semestralny; Projekt końcowy na prawach egzaminu; Kryteria oceny; Ćwiczenia/Projekt; Student musi wykonać zgodnie z regułami sztuki kluczowe ćwiczenia prezentowane w trakcie semestru. Sprawdzana jest zgodność z zasadami ale dopuszczane są inwencja twórcza oraz kreatywność (dziedzina jest twórcza). Tworzone jest w ciągu semestru portfolio rozwojowe pokazujące eksperymenty własne i ścieżkę osiągnięć, które są następnie na końcu zajęć oceniane.; Student zobowiązany jest przedstawić większy projekt własny w którym wykorzystuje poznane techniki modelowania. Projekty są negocjowane indywidualnie już podczas semestru i można je przygotowywać w trakcie jego trwania.</w:t>
+              <w:t>ocena sporządzonego oprogramowania; prezentacja samodzielnej pracy semestralnej</w:t>
             </w:r>
           </w:p>
         </w:tc>
@@ -5609,7 +5473,7 @@
                 <w:i w:val="0"/>
                 <w:sz w:val="22"/>
               </w:rPr>
-              <w:t>prezentacja na żywo; wykład z elementami dyskusji; studium przypadku; najlepsze praktyki; praca samodzielna ucznia nad zadaniami i mini-projektami; projekt semestralny; Projekt końcowy na prawach egzaminu; Kryteria oceny; Ćwiczenia/Projekt; Student musi wykonać zgodnie z regułami sztuki kluczowe ćwiczenia prezentowane w trakcie semestru. Sprawdzana jest zgodność z zasadami ale dopuszczane są inwencja twórcza oraz kreatywność (dziedzina jest twórcza). Tworzone jest w ciągu semestru portfolio rozwojowe pokazujące eksperymenty własne i ścieżkę osiągnięć, które są następnie na końcu zajęć oceniane.; Student zobowiązany jest przedstawić większy projekt własny w którym wykorzystuje poznane techniki modelowania. Projekty są negocjowane indywidualnie już podczas semestru i można je przygotowywać w trakcie jego trwania.</w:t>
+              <w:t>ocena sporządzonego oprogramowania; prezentacja samodzielnej pracy semestralnej</w:t>
             </w:r>
           </w:p>
         </w:tc>
@@ -5667,7 +5531,7 @@
                 <w:i w:val="0"/>
                 <w:sz w:val="22"/>
               </w:rPr>
-              <w:t>prezentacja na żywo; wykład z elementami dyskusji; studium przypadku; najlepsze praktyki; praca samodzielna ucznia nad zadaniami i mini-projektami; projekt semestralny; Projekt końcowy na prawach egzaminu; Kryteria oceny; Ćwiczenia/Projekt; Student musi wykonać zgodnie z regułami sztuki kluczowe ćwiczenia prezentowane w trakcie semestru. Sprawdzana jest zgodność z zasadami ale dopuszczane są inwencja twórcza oraz kreatywność (dziedzina jest twórcza). Tworzone jest w ciągu semestru portfolio rozwojowe pokazujące eksperymenty własne i ścieżkę osiągnięć, które są następnie na końcu zajęć oceniane.; Student zobowiązany jest przedstawić większy projekt własny w którym wykorzystuje poznane techniki modelowania. Projekty są negocjowane indywidualnie już podczas semestru i można je przygotowywać w trakcie jego trwania.</w:t>
+              <w:t>ocena sporządzonego oprogramowania; prezentacja samodzielnej pracy semestralnej</w:t>
             </w:r>
           </w:p>
         </w:tc>
@@ -5725,7 +5589,7 @@
                 <w:i w:val="0"/>
                 <w:sz w:val="22"/>
               </w:rPr>
-              <w:t>prezentacja na żywo; wykład z elementami dyskusji; studium przypadku; najlepsze praktyki; praca samodzielna ucznia nad zadaniami i mini-projektami; projekt semestralny; Projekt końcowy na prawach egzaminu; Kryteria oceny; Ćwiczenia/Projekt; Student musi wykonać zgodnie z regułami sztuki kluczowe ćwiczenia prezentowane w trakcie semestru. Sprawdzana jest zgodność z zasadami ale dopuszczane są inwencja twórcza oraz kreatywność (dziedzina jest twórcza). Tworzone jest w ciągu semestru portfolio rozwojowe pokazujące eksperymenty własne i ścieżkę osiągnięć, które są następnie na końcu zajęć oceniane.; Student zobowiązany jest przedstawić większy projekt własny w którym wykorzystuje poznane techniki modelowania. Projekty są negocjowane indywidualnie już podczas semestru i można je przygotowywać w trakcie jego trwania.</w:t>
+              <w:t>ocena sporządzonego oprogramowania; prezentacja samodzielnej pracy semestralnej</w:t>
             </w:r>
           </w:p>
         </w:tc>
@@ -5783,7 +5647,7 @@
                 <w:i w:val="0"/>
                 <w:sz w:val="22"/>
               </w:rPr>
-              <w:t>prezentacja na żywo; wykład z elementami dyskusji; studium przypadku; najlepsze praktyki; praca samodzielna ucznia nad zadaniami i mini-projektami; projekt semestralny; Projekt końcowy na prawach egzaminu; Kryteria oceny; Ćwiczenia/Projekt; Student musi wykonać zgodnie z regułami sztuki kluczowe ćwiczenia prezentowane w trakcie semestru. Sprawdzana jest zgodność z zasadami ale dopuszczane są inwencja twórcza oraz kreatywność (dziedzina jest twórcza). Tworzone jest w ciągu semestru portfolio rozwojowe pokazujące eksperymenty własne i ścieżkę osiągnięć, które są następnie na końcu zajęć oceniane.; Student zobowiązany jest przedstawić większy projekt własny w którym wykorzystuje poznane techniki modelowania. Projekty są negocjowane indywidualnie już podczas semestru i można je przygotowywać w trakcie jego trwania.</w:t>
+              <w:t>ocena sporządzonego oprogramowania; prezentacja samodzielnej pracy semestralnej</w:t>
             </w:r>
           </w:p>
         </w:tc>
@@ -5841,7 +5705,7 @@
                 <w:i w:val="0"/>
                 <w:sz w:val="22"/>
               </w:rPr>
-              <w:t>prezentacja na żywo; wykład z elementami dyskusji; studium przypadku; najlepsze praktyki; praca samodzielna ucznia nad zadaniami i mini-projektami; projekt semestralny; Projekt końcowy na prawach egzaminu; Kryteria oceny; Ćwiczenia/Projekt; Student musi wykonać zgodnie z regułami sztuki kluczowe ćwiczenia prezentowane w trakcie semestru. Sprawdzana jest zgodność z zasadami ale dopuszczane są inwencja twórcza oraz kreatywność (dziedzina jest twórcza). Tworzone jest w ciągu semestru portfolio rozwojowe pokazujące eksperymenty własne i ścieżkę osiągnięć, które są następnie na końcu zajęć oceniane.; Student zobowiązany jest przedstawić większy projekt własny w którym wykorzystuje poznane techniki modelowania. Projekty są negocjowane indywidualnie już podczas semestru i można je przygotowywać w trakcie jego trwania.</w:t>
+              <w:t>ocena sporządzonego oprogramowania; prezentacja samodzielnej pracy semestralnej</w:t>
             </w:r>
           </w:p>
         </w:tc>
@@ -5899,7 +5763,7 @@
                 <w:i w:val="0"/>
                 <w:sz w:val="22"/>
               </w:rPr>
-              <w:t>prezentacja na żywo; wykład z elementami dyskusji; studium przypadku; najlepsze praktyki; praca samodzielna ucznia nad zadaniami i mini-projektami; projekt semestralny; Projekt końcowy na prawach egzaminu; Kryteria oceny; Ćwiczenia/Projekt; Student musi wykonać zgodnie z regułami sztuki kluczowe ćwiczenia prezentowane w trakcie semestru. Sprawdzana jest zgodność z zasadami ale dopuszczane są inwencja twórcza oraz kreatywność (dziedzina jest twórcza). Tworzone jest w ciągu semestru portfolio rozwojowe pokazujące eksperymenty własne i ścieżkę osiągnięć, które są następnie na końcu zajęć oceniane.; Student zobowiązany jest przedstawić większy projekt własny w którym wykorzystuje poznane techniki modelowania. Projekty są negocjowane indywidualnie już podczas semestru i można je przygotowywać w trakcie jego trwania.</w:t>
+              <w:t>ocena sporządzonego oprogramowania; prezentacja samodzielnej pracy semestralnej</w:t>
             </w:r>
           </w:p>
         </w:tc>
@@ -5957,7 +5821,7 @@
                 <w:i w:val="0"/>
                 <w:sz w:val="22"/>
               </w:rPr>
-              <w:t>prezentacja na żywo; wykład z elementami dyskusji; studium przypadku; najlepsze praktyki; praca samodzielna ucznia nad zadaniami i mini-projektami; projekt semestralny; Projekt końcowy na prawach egzaminu; Kryteria oceny; Ćwiczenia/Projekt; Student musi wykonać zgodnie z regułami sztuki kluczowe ćwiczenia prezentowane w trakcie semestru. Sprawdzana jest zgodność z zasadami ale dopuszczane są inwencja twórcza oraz kreatywność (dziedzina jest twórcza). Tworzone jest w ciągu semestru portfolio rozwojowe pokazujące eksperymenty własne i ścieżkę osiągnięć, które są następnie na końcu zajęć oceniane.; Student zobowiązany jest przedstawić większy projekt własny w którym wykorzystuje poznane techniki modelowania. Projekty są negocjowane indywidualnie już podczas semestru i można je przygotowywać w trakcie jego trwania.</w:t>
+              <w:t>ocena sporządzonego oprogramowania; prezentacja samodzielnej pracy semestralnej</w:t>
             </w:r>
           </w:p>
         </w:tc>
@@ -6015,7 +5879,7 @@
                 <w:i w:val="0"/>
                 <w:sz w:val="22"/>
               </w:rPr>
-              <w:t>prezentacja na żywo; wykład z elementami dyskusji; studium przypadku; najlepsze praktyki; praca samodzielna ucznia nad zadaniami i mini-projektami; projekt semestralny; Projekt końcowy na prawach egzaminu; Kryteria oceny; Ćwiczenia/Projekt; Student musi wykonać zgodnie z regułami sztuki kluczowe ćwiczenia prezentowane w trakcie semestru. Sprawdzana jest zgodność z zasadami ale dopuszczane są inwencja twórcza oraz kreatywność (dziedzina jest twórcza). Tworzone jest w ciągu semestru portfolio rozwojowe pokazujące eksperymenty własne i ścieżkę osiągnięć, które są następnie na końcu zajęć oceniane.; Student zobowiązany jest przedstawić większy projekt własny w którym wykorzystuje poznane techniki modelowania. Projekty są negocjowane indywidualnie już podczas semestru i można je przygotowywać w trakcie jego trwania.</w:t>
+              <w:t>ocena sporządzonego oprogramowania; prezentacja samodzielnej pracy semestralnej</w:t>
             </w:r>
           </w:p>
         </w:tc>
@@ -6073,7 +5937,7 @@
                 <w:i w:val="0"/>
                 <w:sz w:val="22"/>
               </w:rPr>
-              <w:t>prezentacja na żywo; wykład z elementami dyskusji; studium przypadku; najlepsze praktyki; praca samodzielna ucznia nad zadaniami i mini-projektami; projekt semestralny; Projekt końcowy na prawach egzaminu; Kryteria oceny; Ćwiczenia/Projekt; Student musi wykonać zgodnie z regułami sztuki kluczowe ćwiczenia prezentowane w trakcie semestru. Sprawdzana jest zgodność z zasadami ale dopuszczane są inwencja twórcza oraz kreatywność (dziedzina jest twórcza). Tworzone jest w ciągu semestru portfolio rozwojowe pokazujące eksperymenty własne i ścieżkę osiągnięć, które są następnie na końcu zajęć oceniane.; Student zobowiązany jest przedstawić większy projekt własny w którym wykorzystuje poznane techniki modelowania. Projekty są negocjowane indywidualnie już podczas semestru i można je przygotowywać w trakcie jego trwania.</w:t>
+              <w:t>ocena sporządzonego oprogramowania; prezentacja samodzielnej pracy semestralnej</w:t>
             </w:r>
           </w:p>
         </w:tc>
@@ -6131,7 +5995,7 @@
                 <w:i w:val="0"/>
                 <w:sz w:val="22"/>
               </w:rPr>
-              <w:t>prezentacja na żywo; wykład z elementami dyskusji; studium przypadku; najlepsze praktyki; praca samodzielna ucznia nad zadaniami i mini-projektami; projekt semestralny; Projekt końcowy na prawach egzaminu; Kryteria oceny; Ćwiczenia/Projekt; Student musi wykonać zgodnie z regułami sztuki kluczowe ćwiczenia prezentowane w trakcie semestru. Sprawdzana jest zgodność z zasadami ale dopuszczane są inwencja twórcza oraz kreatywność (dziedzina jest twórcza). Tworzone jest w ciągu semestru portfolio rozwojowe pokazujące eksperymenty własne i ścieżkę osiągnięć, które są następnie na końcu zajęć oceniane.; Student zobowiązany jest przedstawić większy projekt własny w którym wykorzystuje poznane techniki modelowania. Projekty są negocjowane indywidualnie już podczas semestru i można je przygotowywać w trakcie jego trwania.</w:t>
+              <w:t>ocena sporządzonego oprogramowania; prezentacja samodzielnej pracy semestralnej</w:t>
             </w:r>
           </w:p>
         </w:tc>
@@ -6189,7 +6053,7 @@
                 <w:i w:val="0"/>
                 <w:sz w:val="22"/>
               </w:rPr>
-              <w:t>prezentacja na żywo; wykład z elementami dyskusji; studium przypadku; najlepsze praktyki; praca samodzielna ucznia nad zadaniami i mini-projektami; projekt semestralny; Projekt końcowy na prawach egzaminu; Kryteria oceny; Ćwiczenia/Projekt; Student musi wykonać zgodnie z regułami sztuki kluczowe ćwiczenia prezentowane w trakcie semestru. Sprawdzana jest zgodność z zasadami ale dopuszczane są inwencja twórcza oraz kreatywność (dziedzina jest twórcza). Tworzone jest w ciągu semestru portfolio rozwojowe pokazujące eksperymenty własne i ścieżkę osiągnięć, które są następnie na końcu zajęć oceniane.; Student zobowiązany jest przedstawić większy projekt własny w którym wykorzystuje poznane techniki modelowania. Projekty są negocjowane indywidualnie już podczas semestru i można je przygotowywać w trakcie jego trwania.</w:t>
+              <w:t>ocena sporządzonego oprogramowania; prezentacja samodzielnej pracy semestralnej</w:t>
             </w:r>
           </w:p>
         </w:tc>
@@ -6247,7 +6111,7 @@
                 <w:i w:val="0"/>
                 <w:sz w:val="22"/>
               </w:rPr>
-              <w:t>prezentacja na żywo; wykład z elementami dyskusji; studium przypadku; najlepsze praktyki; praca samodzielna ucznia nad zadaniami i mini-projektami; projekt semestralny; Projekt końcowy na prawach egzaminu; Kryteria oceny; Ćwiczenia/Projekt; Student musi wykonać zgodnie z regułami sztuki kluczowe ćwiczenia prezentowane w trakcie semestru. Sprawdzana jest zgodność z zasadami ale dopuszczane są inwencja twórcza oraz kreatywność (dziedzina jest twórcza). Tworzone jest w ciągu semestru portfolio rozwojowe pokazujące eksperymenty własne i ścieżkę osiągnięć, które są następnie na końcu zajęć oceniane.; Student zobowiązany jest przedstawić większy projekt własny w którym wykorzystuje poznane techniki modelowania. Projekty są negocjowane indywidualnie już podczas semestru i można je przygotowywać w trakcie jego trwania.</w:t>
+              <w:t>ocena sporządzonego oprogramowania; prezentacja samodzielnej pracy semestralnej</w:t>
             </w:r>
           </w:p>
         </w:tc>
@@ -6305,7 +6169,7 @@
                 <w:i w:val="0"/>
                 <w:sz w:val="22"/>
               </w:rPr>
-              <w:t>prezentacja na żywo; wykład z elementami dyskusji; studium przypadku; najlepsze praktyki; praca samodzielna ucznia nad zadaniami i mini-projektami; projekt semestralny; Projekt końcowy na prawach egzaminu; Kryteria oceny; Ćwiczenia/Projekt; Student musi wykonać zgodnie z regułami sztuki kluczowe ćwiczenia prezentowane w trakcie semestru. Sprawdzana jest zgodność z zasadami ale dopuszczane są inwencja twórcza oraz kreatywność (dziedzina jest twórcza). Tworzone jest w ciągu semestru portfolio rozwojowe pokazujące eksperymenty własne i ścieżkę osiągnięć, które są następnie na końcu zajęć oceniane.; Student zobowiązany jest przedstawić większy projekt własny w którym wykorzystuje poznane techniki modelowania. Projekty są negocjowane indywidualnie już podczas semestru i można je przygotowywać w trakcie jego trwania.</w:t>
+              <w:t>ocena sporządzonego oprogramowania; prezentacja samodzielnej pracy semestralnej</w:t>
             </w:r>
           </w:p>
         </w:tc>
@@ -6363,7 +6227,7 @@
                 <w:i w:val="0"/>
                 <w:sz w:val="22"/>
               </w:rPr>
-              <w:t>prezentacja na żywo; wykład z elementami dyskusji; studium przypadku; najlepsze praktyki; praca samodzielna ucznia nad zadaniami i mini-projektami; projekt semestralny; Projekt końcowy na prawach egzaminu; Kryteria oceny; Ćwiczenia/Projekt; Student musi wykonać zgodnie z regułami sztuki kluczowe ćwiczenia prezentowane w trakcie semestru. Sprawdzana jest zgodność z zasadami ale dopuszczane są inwencja twórcza oraz kreatywność (dziedzina jest twórcza). Tworzone jest w ciągu semestru portfolio rozwojowe pokazujące eksperymenty własne i ścieżkę osiągnięć, które są następnie na końcu zajęć oceniane.; Student zobowiązany jest przedstawić większy projekt własny w którym wykorzystuje poznane techniki modelowania. Projekty są negocjowane indywidualnie już podczas semestru i można je przygotowywać w trakcie jego trwania.</w:t>
+              <w:t>ocena sporządzonego oprogramowania; prezentacja samodzielnej pracy semestralnej</w:t>
             </w:r>
           </w:p>
         </w:tc>
@@ -6421,7 +6285,7 @@
                 <w:i w:val="0"/>
                 <w:sz w:val="22"/>
               </w:rPr>
-              <w:t>prezentacja na żywo; wykład z elementami dyskusji; studium przypadku; najlepsze praktyki; praca samodzielna ucznia nad zadaniami i mini-projektami; projekt semestralny; Projekt końcowy na prawach egzaminu; Kryteria oceny; Ćwiczenia/Projekt; Student musi wykonać zgodnie z regułami sztuki kluczowe ćwiczenia prezentowane w trakcie semestru. Sprawdzana jest zgodność z zasadami ale dopuszczane są inwencja twórcza oraz kreatywność (dziedzina jest twórcza). Tworzone jest w ciągu semestru portfolio rozwojowe pokazujące eksperymenty własne i ścieżkę osiągnięć, które są następnie na końcu zajęć oceniane.; Student zobowiązany jest przedstawić większy projekt własny w którym wykorzystuje poznane techniki modelowania. Projekty są negocjowane indywidualnie już podczas semestru i można je przygotowywać w trakcie jego trwania.</w:t>
+              <w:t>ocena sporządzonego oprogramowania; prezentacja samodzielnej pracy semestralnej</w:t>
             </w:r>
           </w:p>
         </w:tc>
@@ -6479,7 +6343,7 @@
                 <w:i w:val="0"/>
                 <w:sz w:val="22"/>
               </w:rPr>
-              <w:t>prezentacja na żywo; wykład z elementami dyskusji; studium przypadku; najlepsze praktyki; praca samodzielna ucznia nad zadaniami i mini-projektami; projekt semestralny; Projekt końcowy na prawach egzaminu; Kryteria oceny; Ćwiczenia/Projekt; Student musi wykonać zgodnie z regułami sztuki kluczowe ćwiczenia prezentowane w trakcie semestru. Sprawdzana jest zgodność z zasadami ale dopuszczane są inwencja twórcza oraz kreatywność (dziedzina jest twórcza). Tworzone jest w ciągu semestru portfolio rozwojowe pokazujące eksperymenty własne i ścieżkę osiągnięć, które są następnie na końcu zajęć oceniane.; Student zobowiązany jest przedstawić większy projekt własny w którym wykorzystuje poznane techniki modelowania. Projekty są negocjowane indywidualnie już podczas semestru i można je przygotowywać w trakcie jego trwania.</w:t>
+              <w:t>ocena sporządzonego oprogramowania; prezentacja samodzielnej pracy semestralnej</w:t>
             </w:r>
           </w:p>
         </w:tc>
@@ -6537,7 +6401,7 @@
                 <w:i w:val="0"/>
                 <w:sz w:val="22"/>
               </w:rPr>
-              <w:t>prezentacja na żywo; wykład z elementami dyskusji; studium przypadku; najlepsze praktyki; praca samodzielna ucznia nad zadaniami i mini-projektami; projekt semestralny; Projekt końcowy na prawach egzaminu; Kryteria oceny; Ćwiczenia/Projekt; Student musi wykonać zgodnie z regułami sztuki kluczowe ćwiczenia prezentowane w trakcie semestru. Sprawdzana jest zgodność z zasadami ale dopuszczane są inwencja twórcza oraz kreatywność (dziedzina jest twórcza). Tworzone jest w ciągu semestru portfolio rozwojowe pokazujące eksperymenty własne i ścieżkę osiągnięć, które są następnie na końcu zajęć oceniane.; Student zobowiązany jest przedstawić większy projekt własny w którym wykorzystuje poznane techniki modelowania. Projekty są negocjowane indywidualnie już podczas semestru i można je przygotowywać w trakcie jego trwania.</w:t>
+              <w:t>ocena sporządzonego oprogramowania; prezentacja samodzielnej pracy semestralnej</w:t>
             </w:r>
           </w:p>
         </w:tc>
@@ -6595,7 +6459,7 @@
                 <w:i w:val="0"/>
                 <w:sz w:val="22"/>
               </w:rPr>
-              <w:t>prezentacja na żywo; wykład z elementami dyskusji; studium przypadku; najlepsze praktyki; praca samodzielna ucznia nad zadaniami i mini-projektami; projekt semestralny; Projekt końcowy na prawach egzaminu; Kryteria oceny; Ćwiczenia/Projekt; Student musi wykonać zgodnie z regułami sztuki kluczowe ćwiczenia prezentowane w trakcie semestru. Sprawdzana jest zgodność z zasadami ale dopuszczane są inwencja twórcza oraz kreatywność (dziedzina jest twórcza). Tworzone jest w ciągu semestru portfolio rozwojowe pokazujące eksperymenty własne i ścieżkę osiągnięć, które są następnie na końcu zajęć oceniane.; Student zobowiązany jest przedstawić większy projekt własny w którym wykorzystuje poznane techniki modelowania. Projekty są negocjowane indywidualnie już podczas semestru i można je przygotowywać w trakcie jego trwania.</w:t>
+              <w:t>ocena sporządzonego oprogramowania; prezentacja samodzielnej pracy semestralnej</w:t>
             </w:r>
           </w:p>
         </w:tc>
@@ -6653,7 +6517,7 @@
                 <w:i w:val="0"/>
                 <w:sz w:val="22"/>
               </w:rPr>
-              <w:t>prezentacja na żywo; wykład z elementami dyskusji; studium przypadku; najlepsze praktyki; praca samodzielna ucznia nad zadaniami i mini-projektami; projekt semestralny; Projekt końcowy na prawach egzaminu; Kryteria oceny; Ćwiczenia/Projekt; Student musi wykonać zgodnie z regułami sztuki kluczowe ćwiczenia prezentowane w trakcie semestru. Sprawdzana jest zgodność z zasadami ale dopuszczane są inwencja twórcza oraz kreatywność (dziedzina jest twórcza). Tworzone jest w ciągu semestru portfolio rozwojowe pokazujące eksperymenty własne i ścieżkę osiągnięć, które są następnie na końcu zajęć oceniane.; Student zobowiązany jest przedstawić większy projekt własny w którym wykorzystuje poznane techniki modelowania. Projekty są negocjowane indywidualnie już podczas semestru i można je przygotowywać w trakcie jego trwania.</w:t>
+              <w:t>ocena sporządzonego oprogramowania; prezentacja samodzielnej pracy semestralnej</w:t>
             </w:r>
           </w:p>
         </w:tc>
@@ -6711,7 +6575,7 @@
                 <w:i w:val="0"/>
                 <w:sz w:val="22"/>
               </w:rPr>
-              <w:t>prezentacja na żywo; wykład z elementami dyskusji; studium przypadku; najlepsze praktyki; praca samodzielna ucznia nad zadaniami i mini-projektami; projekt semestralny; Projekt końcowy na prawach egzaminu; Kryteria oceny; Ćwiczenia/Projekt; Student musi wykonać zgodnie z regułami sztuki kluczowe ćwiczenia prezentowane w trakcie semestru. Sprawdzana jest zgodność z zasadami ale dopuszczane są inwencja twórcza oraz kreatywność (dziedzina jest twórcza). Tworzone jest w ciągu semestru portfolio rozwojowe pokazujące eksperymenty własne i ścieżkę osiągnięć, które są następnie na końcu zajęć oceniane.; Student zobowiązany jest przedstawić większy projekt własny w którym wykorzystuje poznane techniki modelowania. Projekty są negocjowane indywidualnie już podczas semestru i można je przygotowywać w trakcie jego trwania.</w:t>
+              <w:t>ocena sporządzonego oprogramowania; prezentacja samodzielnej pracy semestralnej</w:t>
             </w:r>
           </w:p>
         </w:tc>
@@ -6769,7 +6633,7 @@
                 <w:i w:val="0"/>
                 <w:sz w:val="22"/>
               </w:rPr>
-              <w:t>prezentacja na żywo; wykład z elementami dyskusji; studium przypadku; najlepsze praktyki; praca samodzielna ucznia nad zadaniami i mini-projektami; projekt semestralny; Projekt końcowy na prawach egzaminu; Kryteria oceny; Ćwiczenia/Projekt; Student musi wykonać zgodnie z regułami sztuki kluczowe ćwiczenia prezentowane w trakcie semestru. Sprawdzana jest zgodność z zasadami ale dopuszczane są inwencja twórcza oraz kreatywność (dziedzina jest twórcza). Tworzone jest w ciągu semestru portfolio rozwojowe pokazujące eksperymenty własne i ścieżkę osiągnięć, które są następnie na końcu zajęć oceniane.; Student zobowiązany jest przedstawić większy projekt własny w którym wykorzystuje poznane techniki modelowania. Projekty są negocjowane indywidualnie już podczas semestru i można je przygotowywać w trakcie jego trwania.</w:t>
+              <w:t>ocena sporządzonego oprogramowania; prezentacja samodzielnej pracy semestralnej</w:t>
             </w:r>
           </w:p>
         </w:tc>
@@ -6827,7 +6691,7 @@
                 <w:i w:val="0"/>
                 <w:sz w:val="22"/>
               </w:rPr>
-              <w:t>prezentacja na żywo; wykład z elementami dyskusji; studium przypadku; najlepsze praktyki; praca samodzielna ucznia nad zadaniami i mini-projektami; projekt semestralny; Projekt końcowy na prawach egzaminu; Kryteria oceny; Ćwiczenia/Projekt; Student musi wykonać zgodnie z regułami sztuki kluczowe ćwiczenia prezentowane w trakcie semestru. Sprawdzana jest zgodność z zasadami ale dopuszczane są inwencja twórcza oraz kreatywność (dziedzina jest twórcza). Tworzone jest w ciągu semestru portfolio rozwojowe pokazujące eksperymenty własne i ścieżkę osiągnięć, które są następnie na końcu zajęć oceniane.; Student zobowiązany jest przedstawić większy projekt własny w którym wykorzystuje poznane techniki modelowania. Projekty są negocjowane indywidualnie już podczas semestru i można je przygotowywać w trakcie jego trwania.</w:t>
+              <w:t>ocena sporządzonego oprogramowania; prezentacja samodzielnej pracy semestralnej</w:t>
             </w:r>
           </w:p>
         </w:tc>
@@ -6885,7 +6749,7 @@
                 <w:i w:val="0"/>
                 <w:sz w:val="22"/>
               </w:rPr>
-              <w:t>prezentacja na żywo; wykład z elementami dyskusji; studium przypadku; najlepsze praktyki; praca samodzielna ucznia nad zadaniami i mini-projektami; projekt semestralny; Projekt końcowy na prawach egzaminu; Kryteria oceny; Ćwiczenia/Projekt; Student musi wykonać zgodnie z regułami sztuki kluczowe ćwiczenia prezentowane w trakcie semestru. Sprawdzana jest zgodność z zasadami ale dopuszczane są inwencja twórcza oraz kreatywność (dziedzina jest twórcza). Tworzone jest w ciągu semestru portfolio rozwojowe pokazujące eksperymenty własne i ścieżkę osiągnięć, które są następnie na końcu zajęć oceniane.; Student zobowiązany jest przedstawić większy projekt własny w którym wykorzystuje poznane techniki modelowania. Projekty są negocjowane indywidualnie już podczas semestru i można je przygotowywać w trakcie jego trwania.</w:t>
+              <w:t>ocena sporządzonego oprogramowania; prezentacja samodzielnej pracy semestralnej</w:t>
             </w:r>
           </w:p>
         </w:tc>
@@ -6943,7 +6807,7 @@
                 <w:i w:val="0"/>
                 <w:sz w:val="22"/>
               </w:rPr>
-              <w:t>prezentacja na żywo; wykład z elementami dyskusji; studium przypadku; najlepsze praktyki; praca samodzielna ucznia nad zadaniami i mini-projektami; projekt semestralny; Projekt końcowy na prawach egzaminu; Kryteria oceny; Ćwiczenia/Projekt; Student musi wykonać zgodnie z regułami sztuki kluczowe ćwiczenia prezentowane w trakcie semestru. Sprawdzana jest zgodność z zasadami ale dopuszczane są inwencja twórcza oraz kreatywność (dziedzina jest twórcza). Tworzone jest w ciągu semestru portfolio rozwojowe pokazujące eksperymenty własne i ścieżkę osiągnięć, które są następnie na końcu zajęć oceniane.; Student zobowiązany jest przedstawić większy projekt własny w którym wykorzystuje poznane techniki modelowania. Projekty są negocjowane indywidualnie już podczas semestru i można je przygotowywać w trakcie jego trwania.</w:t>
+              <w:t>ocena sporządzonego oprogramowania; prezentacja samodzielnej pracy semestralnej</w:t>
             </w:r>
           </w:p>
         </w:tc>
@@ -7001,7 +6865,7 @@
                 <w:i w:val="0"/>
                 <w:sz w:val="22"/>
               </w:rPr>
-              <w:t>prezentacja na żywo; wykład z elementami dyskusji; studium przypadku; najlepsze praktyki; praca samodzielna ucznia nad zadaniami i mini-projektami; projekt semestralny; Projekt końcowy na prawach egzaminu; Kryteria oceny; Ćwiczenia/Projekt; Student musi wykonać zgodnie z regułami sztuki kluczowe ćwiczenia prezentowane w trakcie semestru. Sprawdzana jest zgodność z zasadami ale dopuszczane są inwencja twórcza oraz kreatywność (dziedzina jest twórcza). Tworzone jest w ciągu semestru portfolio rozwojowe pokazujące eksperymenty własne i ścieżkę osiągnięć, które są następnie na końcu zajęć oceniane.; Student zobowiązany jest przedstawić większy projekt własny w którym wykorzystuje poznane techniki modelowania. Projekty są negocjowane indywidualnie już podczas semestru i można je przygotowywać w trakcie jego trwania.</w:t>
+              <w:t>ocena sporządzonego oprogramowania; prezentacja samodzielnej pracy semestralnej</w:t>
             </w:r>
           </w:p>
         </w:tc>
@@ -7059,7 +6923,7 @@
                 <w:i w:val="0"/>
                 <w:sz w:val="22"/>
               </w:rPr>
-              <w:t>prezentacja na żywo; wykład z elementami dyskusji; studium przypadku; najlepsze praktyki; praca samodzielna ucznia nad zadaniami i mini-projektami; projekt semestralny; Projekt końcowy na prawach egzaminu; Kryteria oceny; Ćwiczenia/Projekt; Student musi wykonać zgodnie z regułami sztuki kluczowe ćwiczenia prezentowane w trakcie semestru. Sprawdzana jest zgodność z zasadami ale dopuszczane są inwencja twórcza oraz kreatywność (dziedzina jest twórcza). Tworzone jest w ciągu semestru portfolio rozwojowe pokazujące eksperymenty własne i ścieżkę osiągnięć, które są następnie na końcu zajęć oceniane.; Student zobowiązany jest przedstawić większy projekt własny w którym wykorzystuje poznane techniki modelowania. Projekty są negocjowane indywidualnie już podczas semestru i można je przygotowywać w trakcie jego trwania.</w:t>
+              <w:t>ocena sporządzonego oprogramowania; prezentacja samodzielnej pracy semestralnej</w:t>
             </w:r>
           </w:p>
         </w:tc>
@@ -7117,7 +6981,7 @@
                 <w:i w:val="0"/>
                 <w:sz w:val="22"/>
               </w:rPr>
-              <w:t>prezentacja na żywo; wykład z elementami dyskusji; studium przypadku; najlepsze praktyki; praca samodzielna ucznia nad zadaniami i mini-projektami; projekt semestralny; Projekt końcowy na prawach egzaminu; Kryteria oceny; Ćwiczenia/Projekt; Student musi wykonać zgodnie z regułami sztuki kluczowe ćwiczenia prezentowane w trakcie semestru. Sprawdzana jest zgodność z zasadami ale dopuszczane są inwencja twórcza oraz kreatywność (dziedzina jest twórcza). Tworzone jest w ciągu semestru portfolio rozwojowe pokazujące eksperymenty własne i ścieżkę osiągnięć, które są następnie na końcu zajęć oceniane.; Student zobowiązany jest przedstawić większy projekt własny w którym wykorzystuje poznane techniki modelowania. Projekty są negocjowane indywidualnie już podczas semestru i można je przygotowywać w trakcie jego trwania.</w:t>
+              <w:t>ocena sporządzonego oprogramowania; prezentacja samodzielnej pracy semestralnej</w:t>
             </w:r>
           </w:p>
         </w:tc>
@@ -7175,7 +7039,7 @@
                 <w:i w:val="0"/>
                 <w:sz w:val="22"/>
               </w:rPr>
-              <w:t>prezentacja na żywo; wykład z elementami dyskusji; studium przypadku; najlepsze praktyki; praca samodzielna ucznia nad zadaniami i mini-projektami; projekt semestralny; Projekt końcowy na prawach egzaminu; Kryteria oceny; Ćwiczenia/Projekt; Student musi wykonać zgodnie z regułami sztuki kluczowe ćwiczenia prezentowane w trakcie semestru. Sprawdzana jest zgodność z zasadami ale dopuszczane są inwencja twórcza oraz kreatywność (dziedzina jest twórcza). Tworzone jest w ciągu semestru portfolio rozwojowe pokazujące eksperymenty własne i ścieżkę osiągnięć, które są następnie na końcu zajęć oceniane.; Student zobowiązany jest przedstawić większy projekt własny w którym wykorzystuje poznane techniki modelowania. Projekty są negocjowane indywidualnie już podczas semestru i można je przygotowywać w trakcie jego trwania.</w:t>
+              <w:t>ocena sporządzonego oprogramowania; prezentacja samodzielnej pracy semestralnej</w:t>
             </w:r>
           </w:p>
         </w:tc>
@@ -7233,7 +7097,7 @@
                 <w:i w:val="0"/>
                 <w:sz w:val="22"/>
               </w:rPr>
-              <w:t>prezentacja na żywo; wykład z elementami dyskusji; studium przypadku; najlepsze praktyki; praca samodzielna ucznia nad zadaniami i mini-projektami; projekt semestralny; Projekt końcowy na prawach egzaminu; Kryteria oceny; Ćwiczenia/Projekt; Student musi wykonać zgodnie z regułami sztuki kluczowe ćwiczenia prezentowane w trakcie semestru. Sprawdzana jest zgodność z zasadami ale dopuszczane są inwencja twórcza oraz kreatywność (dziedzina jest twórcza). Tworzone jest w ciągu semestru portfolio rozwojowe pokazujące eksperymenty własne i ścieżkę osiągnięć, które są następnie na końcu zajęć oceniane.; Student zobowiązany jest przedstawić większy projekt własny w którym wykorzystuje poznane techniki modelowania. Projekty są negocjowane indywidualnie już podczas semestru i można je przygotowywać w trakcie jego trwania.</w:t>
+              <w:t>ocena sporządzonego oprogramowania; prezentacja samodzielnej pracy semestralnej</w:t>
             </w:r>
           </w:p>
         </w:tc>
@@ -7291,7 +7155,7 @@
                 <w:i w:val="0"/>
                 <w:sz w:val="22"/>
               </w:rPr>
-              <w:t>prezentacja na żywo; wykład z elementami dyskusji; studium przypadku; najlepsze praktyki; praca samodzielna ucznia nad zadaniami i mini-projektami; projekt semestralny; Projekt końcowy na prawach egzaminu; Kryteria oceny; Ćwiczenia/Projekt; Student musi wykonać zgodnie z regułami sztuki kluczowe ćwiczenia prezentowane w trakcie semestru. Sprawdzana jest zgodność z zasadami ale dopuszczane są inwencja twórcza oraz kreatywność (dziedzina jest twórcza). Tworzone jest w ciągu semestru portfolio rozwojowe pokazujące eksperymenty własne i ścieżkę osiągnięć, które są następnie na końcu zajęć oceniane.; Student zobowiązany jest przedstawić większy projekt własny w którym wykorzystuje poznane techniki modelowania. Projekty są negocjowane indywidualnie już podczas semestru i można je przygotowywać w trakcie jego trwania.</w:t>
+              <w:t>ocena sporządzonego oprogramowania; prezentacja samodzielnej pracy semestralnej</w:t>
             </w:r>
           </w:p>
         </w:tc>
@@ -7349,7 +7213,7 @@
                 <w:i w:val="0"/>
                 <w:sz w:val="22"/>
               </w:rPr>
-              <w:t>prezentacja na żywo; wykład z elementami dyskusji; studium przypadku; najlepsze praktyki; praca samodzielna ucznia nad zadaniami i mini-projektami; projekt semestralny; Projekt końcowy na prawach egzaminu; Kryteria oceny; Ćwiczenia/Projekt; Student musi wykonać zgodnie z regułami sztuki kluczowe ćwiczenia prezentowane w trakcie semestru. Sprawdzana jest zgodność z zasadami ale dopuszczane są inwencja twórcza oraz kreatywność (dziedzina jest twórcza). Tworzone jest w ciągu semestru portfolio rozwojowe pokazujące eksperymenty własne i ścieżkę osiągnięć, które są następnie na końcu zajęć oceniane.; Student zobowiązany jest przedstawić większy projekt własny w którym wykorzystuje poznane techniki modelowania. Projekty są negocjowane indywidualnie już podczas semestru i można je przygotowywać w trakcie jego trwania.</w:t>
+              <w:t>ocena sporządzonego oprogramowania; prezentacja samodzielnej pracy semestralnej</w:t>
             </w:r>
           </w:p>
         </w:tc>
@@ -7407,7 +7271,7 @@
                 <w:i w:val="0"/>
                 <w:sz w:val="22"/>
               </w:rPr>
-              <w:t>prezentacja na żywo; wykład z elementami dyskusji; studium przypadku; najlepsze praktyki; praca samodzielna ucznia nad zadaniami i mini-projektami; projekt semestralny; Projekt końcowy na prawach egzaminu; Kryteria oceny; Ćwiczenia/Projekt; Student musi wykonać zgodnie z regułami sztuki kluczowe ćwiczenia prezentowane w trakcie semestru. Sprawdzana jest zgodność z zasadami ale dopuszczane są inwencja twórcza oraz kreatywność (dziedzina jest twórcza). Tworzone jest w ciągu semestru portfolio rozwojowe pokazujące eksperymenty własne i ścieżkę osiągnięć, które są następnie na końcu zajęć oceniane.; Student zobowiązany jest przedstawić większy projekt własny w którym wykorzystuje poznane techniki modelowania. Projekty są negocjowane indywidualnie już podczas semestru i można je przygotowywać w trakcie jego trwania.</w:t>
+              <w:t>ocena sporządzonego oprogramowania; prezentacja samodzielnej pracy semestralnej</w:t>
             </w:r>
           </w:p>
         </w:tc>
@@ -7465,7 +7329,7 @@
                 <w:i w:val="0"/>
                 <w:sz w:val="22"/>
               </w:rPr>
-              <w:t>prezentacja na żywo; wykład z elementami dyskusji; studium przypadku; najlepsze praktyki; praca samodzielna ucznia nad zadaniami i mini-projektami; projekt semestralny; Projekt końcowy na prawach egzaminu; Kryteria oceny; Ćwiczenia/Projekt; Student musi wykonać zgodnie z regułami sztuki kluczowe ćwiczenia prezentowane w trakcie semestru. Sprawdzana jest zgodność z zasadami ale dopuszczane są inwencja twórcza oraz kreatywność (dziedzina jest twórcza). Tworzone jest w ciągu semestru portfolio rozwojowe pokazujące eksperymenty własne i ścieżkę osiągnięć, które są następnie na końcu zajęć oceniane.; Student zobowiązany jest przedstawić większy projekt własny w którym wykorzystuje poznane techniki modelowania. Projekty są negocjowane indywidualnie już podczas semestru i można je przygotowywać w trakcie jego trwania.</w:t>
+              <w:t>ocena sporządzonego oprogramowania; prezentacja samodzielnej pracy semestralnej</w:t>
             </w:r>
           </w:p>
         </w:tc>
@@ -7523,7 +7387,7 @@
                 <w:i w:val="0"/>
                 <w:sz w:val="22"/>
               </w:rPr>
-              <w:t>prezentacja na żywo; wykład z elementami dyskusji; studium przypadku; najlepsze praktyki; praca samodzielna ucznia nad zadaniami i mini-projektami; projekt semestralny; Projekt końcowy na prawach egzaminu; Kryteria oceny; Ćwiczenia/Projekt; Student musi wykonać zgodnie z regułami sztuki kluczowe ćwiczenia prezentowane w trakcie semestru. Sprawdzana jest zgodność z zasadami ale dopuszczane są inwencja twórcza oraz kreatywność (dziedzina jest twórcza). Tworzone jest w ciągu semestru portfolio rozwojowe pokazujące eksperymenty własne i ścieżkę osiągnięć, które są następnie na końcu zajęć oceniane.; Student zobowiązany jest przedstawić większy projekt własny w którym wykorzystuje poznane techniki modelowania. Projekty są negocjowane indywidualnie już podczas semestru i można je przygotowywać w trakcie jego trwania.</w:t>
+              <w:t>ocena sporządzonego oprogramowania; prezentacja samodzielnej pracy semestralnej</w:t>
             </w:r>
           </w:p>
         </w:tc>
@@ -7581,7 +7445,7 @@
                 <w:i w:val="0"/>
                 <w:sz w:val="22"/>
               </w:rPr>
-              <w:t>prezentacja na żywo; wykład z elementami dyskusji; studium przypadku; najlepsze praktyki; praca samodzielna ucznia nad zadaniami i mini-projektami; projekt semestralny; Projekt końcowy na prawach egzaminu; Kryteria oceny; Ćwiczenia/Projekt; Student musi wykonać zgodnie z regułami sztuki kluczowe ćwiczenia prezentowane w trakcie semestru. Sprawdzana jest zgodność z zasadami ale dopuszczane są inwencja twórcza oraz kreatywność (dziedzina jest twórcza). Tworzone jest w ciągu semestru portfolio rozwojowe pokazujące eksperymenty własne i ścieżkę osiągnięć, które są następnie na końcu zajęć oceniane.; Student zobowiązany jest przedstawić większy projekt własny w którym wykorzystuje poznane techniki modelowania. Projekty są negocjowane indywidualnie już podczas semestru i można je przygotowywać w trakcie jego trwania.</w:t>
+              <w:t>ocena sporządzonego oprogramowania; prezentacja samodzielnej pracy semestralnej</w:t>
             </w:r>
           </w:p>
         </w:tc>
@@ -7639,7 +7503,7 @@
                 <w:i w:val="0"/>
                 <w:sz w:val="22"/>
               </w:rPr>
-              <w:t>prezentacja na żywo; wykład z elementami dyskusji; studium przypadku; najlepsze praktyki; praca samodzielna ucznia nad zadaniami i mini-projektami; projekt semestralny; Projekt końcowy na prawach egzaminu; Kryteria oceny; Ćwiczenia/Projekt; Student musi wykonać zgodnie z regułami sztuki kluczowe ćwiczenia prezentowane w trakcie semestru. Sprawdzana jest zgodność z zasadami ale dopuszczane są inwencja twórcza oraz kreatywność (dziedzina jest twórcza). Tworzone jest w ciągu semestru portfolio rozwojowe pokazujące eksperymenty własne i ścieżkę osiągnięć, które są następnie na końcu zajęć oceniane.; Student zobowiązany jest przedstawić większy projekt własny w którym wykorzystuje poznane techniki modelowania. Projekty są negocjowane indywidualnie już podczas semestru i można je przygotowywać w trakcie jego trwania.</w:t>
+              <w:t>ocena sporządzonego oprogramowania; prezentacja samodzielnej pracy semestralnej</w:t>
             </w:r>
           </w:p>
         </w:tc>
@@ -7697,7 +7561,7 @@
                 <w:i w:val="0"/>
                 <w:sz w:val="22"/>
               </w:rPr>
-              <w:t>prezentacja na żywo; wykład z elementami dyskusji; studium przypadku; najlepsze praktyki; praca samodzielna ucznia nad zadaniami i mini-projektami; projekt semestralny; Projekt końcowy na prawach egzaminu; Kryteria oceny; Ćwiczenia/Projekt; Student musi wykonać zgodnie z regułami sztuki kluczowe ćwiczenia prezentowane w trakcie semestru. Sprawdzana jest zgodność z zasadami ale dopuszczane są inwencja twórcza oraz kreatywność (dziedzina jest twórcza). Tworzone jest w ciągu semestru portfolio rozwojowe pokazujące eksperymenty własne i ścieżkę osiągnięć, które są następnie na końcu zajęć oceniane.; Student zobowiązany jest przedstawić większy projekt własny w którym wykorzystuje poznane techniki modelowania. Projekty są negocjowane indywidualnie już podczas semestru i można je przygotowywać w trakcie jego trwania.</w:t>
+              <w:t>ocena sporządzonego oprogramowania; prezentacja samodzielnej pracy semestralnej</w:t>
             </w:r>
           </w:p>
         </w:tc>
@@ -7755,7 +7619,7 @@
                 <w:i w:val="0"/>
                 <w:sz w:val="22"/>
               </w:rPr>
-              <w:t>prezentacja na żywo; wykład z elementami dyskusji; studium przypadku; najlepsze praktyki; praca samodzielna ucznia nad zadaniami i mini-projektami; projekt semestralny; Projekt końcowy na prawach egzaminu; Kryteria oceny; Ćwiczenia/Projekt; Student musi wykonać zgodnie z regułami sztuki kluczowe ćwiczenia prezentowane w trakcie semestru. Sprawdzana jest zgodność z zasadami ale dopuszczane są inwencja twórcza oraz kreatywność (dziedzina jest twórcza). Tworzone jest w ciągu semestru portfolio rozwojowe pokazujące eksperymenty własne i ścieżkę osiągnięć, które są następnie na końcu zajęć oceniane.; Student zobowiązany jest przedstawić większy projekt własny w którym wykorzystuje poznane techniki modelowania. Projekty są negocjowane indywidualnie już podczas semestru i można je przygotowywać w trakcie jego trwania.</w:t>
+              <w:t>ocena sporządzonego oprogramowania; prezentacja samodzielnej pracy semestralnej</w:t>
             </w:r>
           </w:p>
         </w:tc>
@@ -7813,7 +7677,7 @@
                 <w:i w:val="0"/>
                 <w:sz w:val="22"/>
               </w:rPr>
-              <w:t>prezentacja na żywo; wykład z elementami dyskusji; studium przypadku; najlepsze praktyki; praca samodzielna ucznia nad zadaniami i mini-projektami; projekt semestralny; Projekt końcowy na prawach egzaminu; Kryteria oceny; Ćwiczenia/Projekt; Student musi wykonać zgodnie z regułami sztuki kluczowe ćwiczenia prezentowane w trakcie semestru. Sprawdzana jest zgodność z zasadami ale dopuszczane są inwencja twórcza oraz kreatywność (dziedzina jest twórcza). Tworzone jest w ciągu semestru portfolio rozwojowe pokazujące eksperymenty własne i ścieżkę osiągnięć, które są następnie na końcu zajęć oceniane.; Student zobowiązany jest przedstawić większy projekt własny w którym wykorzystuje poznane techniki modelowania. Projekty są negocjowane indywidualnie już podczas semestru i można je przygotowywać w trakcie jego trwania.</w:t>
+              <w:t>ocena sporządzonego oprogramowania; prezentacja samodzielnej pracy semestralnej</w:t>
             </w:r>
           </w:p>
         </w:tc>
@@ -7871,7 +7735,7 @@
                 <w:i w:val="0"/>
                 <w:sz w:val="22"/>
               </w:rPr>
-              <w:t>prezentacja na żywo; wykład z elementami dyskusji; studium przypadku; najlepsze praktyki; praca samodzielna ucznia nad zadaniami i mini-projektami; projekt semestralny; Projekt końcowy na prawach egzaminu; Kryteria oceny; Ćwiczenia/Projekt; Student musi wykonać zgodnie z regułami sztuki kluczowe ćwiczenia prezentowane w trakcie semestru. Sprawdzana jest zgodność z zasadami ale dopuszczane są inwencja twórcza oraz kreatywność (dziedzina jest twórcza). Tworzone jest w ciągu semestru portfolio rozwojowe pokazujące eksperymenty własne i ścieżkę osiągnięć, które są następnie na końcu zajęć oceniane.; Student zobowiązany jest przedstawić większy projekt własny w którym wykorzystuje poznane techniki modelowania. Projekty są negocjowane indywidualnie już podczas semestru i można je przygotowywać w trakcie jego trwania.</w:t>
+              <w:t>ocena sporządzonego oprogramowania; prezentacja samodzielnej pracy semestralnej</w:t>
             </w:r>
           </w:p>
         </w:tc>
@@ -7929,7 +7793,7 @@
                 <w:i w:val="0"/>
                 <w:sz w:val="22"/>
               </w:rPr>
-              <w:t>prezentacja na żywo; wykład z elementami dyskusji; studium przypadku; najlepsze praktyki; praca samodzielna ucznia nad zadaniami i mini-projektami; projekt semestralny; Projekt końcowy na prawach egzaminu; Kryteria oceny; Ćwiczenia/Projekt; Student musi wykonać zgodnie z regułami sztuki kluczowe ćwiczenia prezentowane w trakcie semestru. Sprawdzana jest zgodność z zasadami ale dopuszczane są inwencja twórcza oraz kreatywność (dziedzina jest twórcza). Tworzone jest w ciągu semestru portfolio rozwojowe pokazujące eksperymenty własne i ścieżkę osiągnięć, które są następnie na końcu zajęć oceniane.; Student zobowiązany jest przedstawić większy projekt własny w którym wykorzystuje poznane techniki modelowania. Projekty są negocjowane indywidualnie już podczas semestru i można je przygotowywać w trakcie jego trwania.</w:t>
+              <w:t>ocena sporządzonego oprogramowania; prezentacja samodzielnej pracy semestralnej</w:t>
             </w:r>
           </w:p>
         </w:tc>
@@ -7987,7 +7851,7 @@
                 <w:i w:val="0"/>
                 <w:sz w:val="22"/>
               </w:rPr>
-              <w:t>prezentacja na żywo; wykład z elementami dyskusji; studium przypadku; najlepsze praktyki; praca samodzielna ucznia nad zadaniami i mini-projektami; projekt semestralny; Projekt końcowy na prawach egzaminu; Kryteria oceny; Ćwiczenia/Projekt; Student musi wykonać zgodnie z regułami sztuki kluczowe ćwiczenia prezentowane w trakcie semestru. Sprawdzana jest zgodność z zasadami ale dopuszczane są inwencja twórcza oraz kreatywność (dziedzina jest twórcza). Tworzone jest w ciągu semestru portfolio rozwojowe pokazujące eksperymenty własne i ścieżkę osiągnięć, które są następnie na końcu zajęć oceniane.; Student zobowiązany jest przedstawić większy projekt własny w którym wykorzystuje poznane techniki modelowania. Projekty są negocjowane indywidualnie już podczas semestru i można je przygotowywać w trakcie jego trwania.</w:t>
+              <w:t>ocena sporządzonego oprogramowania; prezentacja samodzielnej pracy semestralnej</w:t>
             </w:r>
           </w:p>
         </w:tc>
@@ -8045,7 +7909,7 @@
                 <w:i w:val="0"/>
                 <w:sz w:val="22"/>
               </w:rPr>
-              <w:t>prezentacja na żywo; wykład z elementami dyskusji; studium przypadku; najlepsze praktyki; praca samodzielna ucznia nad zadaniami i mini-projektami; projekt semestralny; Projekt końcowy na prawach egzaminu; Kryteria oceny; Ćwiczenia/Projekt; Student musi wykonać zgodnie z regułami sztuki kluczowe ćwiczenia prezentowane w trakcie semestru. Sprawdzana jest zgodność z zasadami ale dopuszczane są inwencja twórcza oraz kreatywność (dziedzina jest twórcza). Tworzone jest w ciągu semestru portfolio rozwojowe pokazujące eksperymenty własne i ścieżkę osiągnięć, które są następnie na końcu zajęć oceniane.; Student zobowiązany jest przedstawić większy projekt własny w którym wykorzystuje poznane techniki modelowania. Projekty są negocjowane indywidualnie już podczas semestru i można je przygotowywać w trakcie jego trwania.</w:t>
+              <w:t>ocena sporządzonego oprogramowania; prezentacja samodzielnej pracy semestralnej</w:t>
             </w:r>
           </w:p>
         </w:tc>
@@ -8103,7 +7967,7 @@
                 <w:i w:val="0"/>
                 <w:sz w:val="22"/>
               </w:rPr>
-              <w:t>prezentacja na żywo; wykład z elementami dyskusji; studium przypadku; najlepsze praktyki; praca samodzielna ucznia nad zadaniami i mini-projektami; projekt semestralny; Projekt końcowy na prawach egzaminu; Kryteria oceny; Ćwiczenia/Projekt; Student musi wykonać zgodnie z regułami sztuki kluczowe ćwiczenia prezentowane w trakcie semestru. Sprawdzana jest zgodność z zasadami ale dopuszczane są inwencja twórcza oraz kreatywność (dziedzina jest twórcza). Tworzone jest w ciągu semestru portfolio rozwojowe pokazujące eksperymenty własne i ścieżkę osiągnięć, które są następnie na końcu zajęć oceniane.; Student zobowiązany jest przedstawić większy projekt własny w którym wykorzystuje poznane techniki modelowania. Projekty są negocjowane indywidualnie już podczas semestru i można je przygotowywać w trakcie jego trwania.</w:t>
+              <w:t>ocena sporządzonego oprogramowania; prezentacja samodzielnej pracy semestralnej</w:t>
             </w:r>
           </w:p>
         </w:tc>
@@ -8161,7 +8025,7 @@
                 <w:i w:val="0"/>
                 <w:sz w:val="22"/>
               </w:rPr>
-              <w:t>prezentacja na żywo; wykład z elementami dyskusji; studium przypadku; najlepsze praktyki; praca samodzielna ucznia nad zadaniami i mini-projektami; projekt semestralny; Projekt końcowy na prawach egzaminu; Kryteria oceny; Ćwiczenia/Projekt; Student musi wykonać zgodnie z regułami sztuki kluczowe ćwiczenia prezentowane w trakcie semestru. Sprawdzana jest zgodność z zasadami ale dopuszczane są inwencja twórcza oraz kreatywność (dziedzina jest twórcza). Tworzone jest w ciągu semestru portfolio rozwojowe pokazujące eksperymenty własne i ścieżkę osiągnięć, które są następnie na końcu zajęć oceniane.; Student zobowiązany jest przedstawić większy projekt własny w którym wykorzystuje poznane techniki modelowania. Projekty są negocjowane indywidualnie już podczas semestru i można je przygotowywać w trakcie jego trwania.</w:t>
+              <w:t>ocena sporządzonego oprogramowania; prezentacja samodzielnej pracy semestralnej</w:t>
             </w:r>
           </w:p>
         </w:tc>
@@ -8219,7 +8083,7 @@
                 <w:i w:val="0"/>
                 <w:sz w:val="22"/>
               </w:rPr>
-              <w:t>prezentacja na żywo; wykład z elementami dyskusji; studium przypadku; najlepsze praktyki; praca samodzielna ucznia nad zadaniami i mini-projektami; projekt semestralny; Projekt końcowy na prawach egzaminu; Kryteria oceny; Ćwiczenia/Projekt; Student musi wykonać zgodnie z regułami sztuki kluczowe ćwiczenia prezentowane w trakcie semestru. Sprawdzana jest zgodność z zasadami ale dopuszczane są inwencja twórcza oraz kreatywność (dziedzina jest twórcza). Tworzone jest w ciągu semestru portfolio rozwojowe pokazujące eksperymenty własne i ścieżkę osiągnięć, które są następnie na końcu zajęć oceniane.; Student zobowiązany jest przedstawić większy projekt własny w którym wykorzystuje poznane techniki modelowania. Projekty są negocjowane indywidualnie już podczas semestru i można je przygotowywać w trakcie jego trwania.</w:t>
+              <w:t>ocena sporządzonego oprogramowania; prezentacja samodzielnej pracy semestralnej</w:t>
             </w:r>
           </w:p>
         </w:tc>
@@ -8277,7 +8141,7 @@
                 <w:i w:val="0"/>
                 <w:sz w:val="22"/>
               </w:rPr>
-              <w:t>prezentacja na żywo; wykład z elementami dyskusji; studium przypadku; najlepsze praktyki; praca samodzielna ucznia nad zadaniami i mini-projektami; projekt semestralny; Projekt końcowy na prawach egzaminu; Kryteria oceny; Ćwiczenia/Projekt; Student musi wykonać zgodnie z regułami sztuki kluczowe ćwiczenia prezentowane w trakcie semestru. Sprawdzana jest zgodność z zasadami ale dopuszczane są inwencja twórcza oraz kreatywność (dziedzina jest twórcza). Tworzone jest w ciągu semestru portfolio rozwojowe pokazujące eksperymenty własne i ścieżkę osiągnięć, które są następnie na końcu zajęć oceniane.; Student zobowiązany jest przedstawić większy projekt własny w którym wykorzystuje poznane techniki modelowania. Projekty są negocjowane indywidualnie już podczas semestru i można je przygotowywać w trakcie jego trwania.</w:t>
+              <w:t>ocena sporządzonego oprogramowania; prezentacja samodzielnej pracy semestralnej</w:t>
             </w:r>
           </w:p>
         </w:tc>
@@ -8335,7 +8199,7 @@
                 <w:i w:val="0"/>
                 <w:sz w:val="22"/>
               </w:rPr>
-              <w:t>prezentacja na żywo; wykład z elementami dyskusji; studium przypadku; najlepsze praktyki; praca samodzielna ucznia nad zadaniami i mini-projektami; projekt semestralny; Projekt końcowy na prawach egzaminu; Kryteria oceny; Ćwiczenia/Projekt; Student musi wykonać zgodnie z regułami sztuki kluczowe ćwiczenia prezentowane w trakcie semestru. Sprawdzana jest zgodność z zasadami ale dopuszczane są inwencja twórcza oraz kreatywność (dziedzina jest twórcza). Tworzone jest w ciągu semestru portfolio rozwojowe pokazujące eksperymenty własne i ścieżkę osiągnięć, które są następnie na końcu zajęć oceniane.; Student zobowiązany jest przedstawić większy projekt własny w którym wykorzystuje poznane techniki modelowania. Projekty są negocjowane indywidualnie już podczas semestru i można je przygotowywać w trakcie jego trwania.</w:t>
+              <w:t>ocena sporządzonego oprogramowania; prezentacja samodzielnej pracy semestralnej</w:t>
             </w:r>
           </w:p>
         </w:tc>
@@ -8393,7 +8257,7 @@
                 <w:i w:val="0"/>
                 <w:sz w:val="22"/>
               </w:rPr>
-              <w:t>prezentacja na żywo; wykład z elementami dyskusji; studium przypadku; najlepsze praktyki; praca samodzielna ucznia nad zadaniami i mini-projektami; projekt semestralny; Projekt końcowy na prawach egzaminu; Kryteria oceny; Ćwiczenia/Projekt; Student musi wykonać zgodnie z regułami sztuki kluczowe ćwiczenia prezentowane w trakcie semestru. Sprawdzana jest zgodność z zasadami ale dopuszczane są inwencja twórcza oraz kreatywność (dziedzina jest twórcza). Tworzone jest w ciągu semestru portfolio rozwojowe pokazujące eksperymenty własne i ścieżkę osiągnięć, które są następnie na końcu zajęć oceniane.; Student zobowiązany jest przedstawić większy projekt własny w którym wykorzystuje poznane techniki modelowania. Projekty są negocjowane indywidualnie już podczas semestru i można je przygotowywać w trakcie jego trwania.</w:t>
+              <w:t>ocena sporządzonego oprogramowania; prezentacja samodzielnej pracy semestralnej</w:t>
             </w:r>
           </w:p>
         </w:tc>
@@ -8451,7 +8315,7 @@
                 <w:i w:val="0"/>
                 <w:sz w:val="22"/>
               </w:rPr>
-              <w:t>prezentacja na żywo; wykład z elementami dyskusji; studium przypadku; najlepsze praktyki; praca samodzielna ucznia nad zadaniami i mini-projektami; projekt semestralny; Projekt końcowy na prawach egzaminu; Kryteria oceny; Ćwiczenia/Projekt; Student musi wykonać zgodnie z regułami sztuki kluczowe ćwiczenia prezentowane w trakcie semestru. Sprawdzana jest zgodność z zasadami ale dopuszczane są inwencja twórcza oraz kreatywność (dziedzina jest twórcza). Tworzone jest w ciągu semestru portfolio rozwojowe pokazujące eksperymenty własne i ścieżkę osiągnięć, które są następnie na końcu zajęć oceniane.; Student zobowiązany jest przedstawić większy projekt własny w którym wykorzystuje poznane techniki modelowania. Projekty są negocjowane indywidualnie już podczas semestru i można je przygotowywać w trakcie jego trwania.</w:t>
+              <w:t>ocena sporządzonego oprogramowania; prezentacja samodzielnej pracy semestralnej</w:t>
             </w:r>
           </w:p>
         </w:tc>
@@ -8509,7 +8373,7 @@
                 <w:i w:val="0"/>
                 <w:sz w:val="22"/>
               </w:rPr>
-              <w:t>prezentacja na żywo; wykład z elementami dyskusji; studium przypadku; najlepsze praktyki; praca samodzielna ucznia nad zadaniami i mini-projektami; projekt semestralny; Projekt końcowy na prawach egzaminu; Kryteria oceny; Ćwiczenia/Projekt; Student musi wykonać zgodnie z regułami sztuki kluczowe ćwiczenia prezentowane w trakcie semestru. Sprawdzana jest zgodność z zasadami ale dopuszczane są inwencja twórcza oraz kreatywność (dziedzina jest twórcza). Tworzone jest w ciągu semestru portfolio rozwojowe pokazujące eksperymenty własne i ścieżkę osiągnięć, które są następnie na końcu zajęć oceniane.; Student zobowiązany jest przedstawić większy projekt własny w którym wykorzystuje poznane techniki modelowania. Projekty są negocjowane indywidualnie już podczas semestru i można je przygotowywać w trakcie jego trwania.</w:t>
+              <w:t>ocena sporządzonego oprogramowania; prezentacja samodzielnej pracy semestralnej</w:t>
             </w:r>
           </w:p>
         </w:tc>
@@ -8567,7 +8431,7 @@
                 <w:i w:val="0"/>
                 <w:sz w:val="22"/>
               </w:rPr>
-              <w:t>prezentacja na żywo; wykład z elementami dyskusji; studium przypadku; najlepsze praktyki; praca samodzielna ucznia nad zadaniami i mini-projektami; projekt semestralny; Projekt końcowy na prawach egzaminu; Kryteria oceny; Ćwiczenia/Projekt; Student musi wykonać zgodnie z regułami sztuki kluczowe ćwiczenia prezentowane w trakcie semestru. Sprawdzana jest zgodność z zasadami ale dopuszczane są inwencja twórcza oraz kreatywność (dziedzina jest twórcza). Tworzone jest w ciągu semestru portfolio rozwojowe pokazujące eksperymenty własne i ścieżkę osiągnięć, które są następnie na końcu zajęć oceniane.; Student zobowiązany jest przedstawić większy projekt własny w którym wykorzystuje poznane techniki modelowania. Projekty są negocjowane indywidualnie już podczas semestru i można je przygotowywać w trakcie jego trwania.</w:t>
+              <w:t>ocena sporządzonego oprogramowania; prezentacja samodzielnej pracy semestralnej</w:t>
             </w:r>
           </w:p>
         </w:tc>
@@ -8625,7 +8489,7 @@
                 <w:i w:val="0"/>
                 <w:sz w:val="22"/>
               </w:rPr>
-              <w:t>prezentacja na żywo; wykład z elementami dyskusji; studium przypadku; najlepsze praktyki; praca samodzielna ucznia nad zadaniami i mini-projektami; projekt semestralny; Projekt końcowy na prawach egzaminu; Kryteria oceny; Ćwiczenia/Projekt; Student musi wykonać zgodnie z regułami sztuki kluczowe ćwiczenia prezentowane w trakcie semestru. Sprawdzana jest zgodność z zasadami ale dopuszczane są inwencja twórcza oraz kreatywność (dziedzina jest twórcza). Tworzone jest w ciągu semestru portfolio rozwojowe pokazujące eksperymenty własne i ścieżkę osiągnięć, które są następnie na końcu zajęć oceniane.; Student zobowiązany jest przedstawić większy projekt własny w którym wykorzystuje poznane techniki modelowania. Projekty są negocjowane indywidualnie już podczas semestru i można je przygotowywać w trakcie jego trwania.</w:t>
+              <w:t>ocena sporządzonego oprogramowania; prezentacja samodzielnej pracy semestralnej</w:t>
             </w:r>
           </w:p>
         </w:tc>
@@ -8683,7 +8547,7 @@
                 <w:i w:val="0"/>
                 <w:sz w:val="22"/>
               </w:rPr>
-              <w:t>prezentacja na żywo; wykład z elementami dyskusji; studium przypadku; najlepsze praktyki; praca samodzielna ucznia nad zadaniami i mini-projektami; projekt semestralny; Projekt końcowy na prawach egzaminu; Kryteria oceny; Ćwiczenia/Projekt; Student musi wykonać zgodnie z regułami sztuki kluczowe ćwiczenia prezentowane w trakcie semestru. Sprawdzana jest zgodność z zasadami ale dopuszczane są inwencja twórcza oraz kreatywność (dziedzina jest twórcza). Tworzone jest w ciągu semestru portfolio rozwojowe pokazujące eksperymenty własne i ścieżkę osiągnięć, które są następnie na końcu zajęć oceniane.; Student zobowiązany jest przedstawić większy projekt własny w którym wykorzystuje poznane techniki modelowania. Projekty są negocjowane indywidualnie już podczas semestru i można je przygotowywać w trakcie jego trwania.</w:t>
+              <w:t>ocena sporządzonego oprogramowania; prezentacja samodzielnej pracy semestralnej</w:t>
             </w:r>
           </w:p>
         </w:tc>
@@ -8741,7 +8605,7 @@
                 <w:i w:val="0"/>
                 <w:sz w:val="22"/>
               </w:rPr>
-              <w:t>prezentacja na żywo; wykład z elementami dyskusji; studium przypadku; najlepsze praktyki; praca samodzielna ucznia nad zadaniami i mini-projektami; projekt semestralny; Projekt końcowy na prawach egzaminu; Kryteria oceny; Ćwiczenia/Projekt; Student musi wykonać zgodnie z regułami sztuki kluczowe ćwiczenia prezentowane w trakcie semestru. Sprawdzana jest zgodność z zasadami ale dopuszczane są inwencja twórcza oraz kreatywność (dziedzina jest twórcza). Tworzone jest w ciągu semestru portfolio rozwojowe pokazujące eksperymenty własne i ścieżkę osiągnięć, które są następnie na końcu zajęć oceniane.; Student zobowiązany jest przedstawić większy projekt własny w którym wykorzystuje poznane techniki modelowania. Projekty są negocjowane indywidualnie już podczas semestru i można je przygotowywać w trakcie jego trwania.</w:t>
+              <w:t>ocena sporządzonego oprogramowania; prezentacja samodzielnej pracy semestralnej</w:t>
             </w:r>
           </w:p>
         </w:tc>
@@ -8799,7 +8663,7 @@
                 <w:i w:val="0"/>
                 <w:sz w:val="22"/>
               </w:rPr>
-              <w:t>prezentacja na żywo; wykład z elementami dyskusji; studium przypadku; najlepsze praktyki; praca samodzielna ucznia nad zadaniami i mini-projektami; projekt semestralny; Projekt końcowy na prawach egzaminu; Kryteria oceny; Ćwiczenia/Projekt; Student musi wykonać zgodnie z regułami sztuki kluczowe ćwiczenia prezentowane w trakcie semestru. Sprawdzana jest zgodność z zasadami ale dopuszczane są inwencja twórcza oraz kreatywność (dziedzina jest twórcza). Tworzone jest w ciągu semestru portfolio rozwojowe pokazujące eksperymenty własne i ścieżkę osiągnięć, które są następnie na końcu zajęć oceniane.; Student zobowiązany jest przedstawić większy projekt własny w którym wykorzystuje poznane techniki modelowania. Projekty są negocjowane indywidualnie już podczas semestru i można je przygotowywać w trakcie jego trwania.</w:t>
+              <w:t>ocena sporządzonego oprogramowania; prezentacja samodzielnej pracy semestralnej</w:t>
             </w:r>
           </w:p>
         </w:tc>
@@ -8857,7 +8721,7 @@
                 <w:i w:val="0"/>
                 <w:sz w:val="22"/>
               </w:rPr>
-              <w:t>prezentacja na żywo; wykład z elementami dyskusji; studium przypadku; najlepsze praktyki; praca samodzielna ucznia nad zadaniami i mini-projektami; projekt semestralny; Projekt końcowy na prawach egzaminu; Kryteria oceny; Ćwiczenia/Projekt; Student musi wykonać zgodnie z regułami sztuki kluczowe ćwiczenia prezentowane w trakcie semestru. Sprawdzana jest zgodność z zasadami ale dopuszczane są inwencja twórcza oraz kreatywność (dziedzina jest twórcza). Tworzone jest w ciągu semestru portfolio rozwojowe pokazujące eksperymenty własne i ścieżkę osiągnięć, które są następnie na końcu zajęć oceniane.; Student zobowiązany jest przedstawić większy projekt własny w którym wykorzystuje poznane techniki modelowania. Projekty są negocjowane indywidualnie już podczas semestru i można je przygotowywać w trakcie jego trwania.</w:t>
+              <w:t>ocena sporządzonego oprogramowania; prezentacja samodzielnej pracy semestralnej</w:t>
             </w:r>
           </w:p>
         </w:tc>
@@ -8915,7 +8779,7 @@
                 <w:i w:val="0"/>
                 <w:sz w:val="22"/>
               </w:rPr>
-              <w:t>prezentacja na żywo; wykład z elementami dyskusji; studium przypadku; najlepsze praktyki; praca samodzielna ucznia nad zadaniami i mini-projektami; projekt semestralny; Projekt końcowy na prawach egzaminu; Kryteria oceny; Ćwiczenia/Projekt; Student musi wykonać zgodnie z regułami sztuki kluczowe ćwiczenia prezentowane w trakcie semestru. Sprawdzana jest zgodność z zasadami ale dopuszczane są inwencja twórcza oraz kreatywność (dziedzina jest twórcza). Tworzone jest w ciągu semestru portfolio rozwojowe pokazujące eksperymenty własne i ścieżkę osiągnięć, które są następnie na końcu zajęć oceniane.; Student zobowiązany jest przedstawić większy projekt własny w którym wykorzystuje poznane techniki modelowania. Projekty są negocjowane indywidualnie już podczas semestru i można je przygotowywać w trakcie jego trwania.</w:t>
+              <w:t>ocena sporządzonego oprogramowania; prezentacja samodzielnej pracy semestralnej</w:t>
             </w:r>
           </w:p>
         </w:tc>
@@ -8973,7 +8837,7 @@
                 <w:i w:val="0"/>
                 <w:sz w:val="22"/>
               </w:rPr>
-              <w:t>prezentacja na żywo; wykład z elementami dyskusji; studium przypadku; najlepsze praktyki; praca samodzielna ucznia nad zadaniami i mini-projektami; projekt semestralny; Projekt końcowy na prawach egzaminu; Kryteria oceny; Ćwiczenia/Projekt; Student musi wykonać zgodnie z regułami sztuki kluczowe ćwiczenia prezentowane w trakcie semestru. Sprawdzana jest zgodność z zasadami ale dopuszczane są inwencja twórcza oraz kreatywność (dziedzina jest twórcza). Tworzone jest w ciągu semestru portfolio rozwojowe pokazujące eksperymenty własne i ścieżkę osiągnięć, które są następnie na końcu zajęć oceniane.; Student zobowiązany jest przedstawić większy projekt własny w którym wykorzystuje poznane techniki modelowania. Projekty są negocjowane indywidualnie już podczas semestru i można je przygotowywać w trakcie jego trwania.</w:t>
+              <w:t>ocena sporządzonego oprogramowania; prezentacja samodzielnej pracy semestralnej</w:t>
             </w:r>
           </w:p>
         </w:tc>
@@ -9031,7 +8895,7 @@
                 <w:i w:val="0"/>
                 <w:sz w:val="22"/>
               </w:rPr>
-              <w:t>prezentacja na żywo; wykład z elementami dyskusji; studium przypadku; najlepsze praktyki; praca samodzielna ucznia nad zadaniami i mini-projektami; projekt semestralny; Projekt końcowy na prawach egzaminu; Kryteria oceny; Ćwiczenia/Projekt; Student musi wykonać zgodnie z regułami sztuki kluczowe ćwiczenia prezentowane w trakcie semestru. Sprawdzana jest zgodność z zasadami ale dopuszczane są inwencja twórcza oraz kreatywność (dziedzina jest twórcza). Tworzone jest w ciągu semestru portfolio rozwojowe pokazujące eksperymenty własne i ścieżkę osiągnięć, które są następnie na końcu zajęć oceniane.; Student zobowiązany jest przedstawić większy projekt własny w którym wykorzystuje poznane techniki modelowania. Projekty są negocjowane indywidualnie już podczas semestru i można je przygotowywać w trakcie jego trwania.</w:t>
+              <w:t>ocena sporządzonego oprogramowania; prezentacja samodzielnej pracy semestralnej</w:t>
             </w:r>
           </w:p>
         </w:tc>
@@ -9089,7 +8953,7 @@
                 <w:i w:val="0"/>
                 <w:sz w:val="22"/>
               </w:rPr>
-              <w:t>prezentacja na żywo; wykład z elementami dyskusji; studium przypadku; najlepsze praktyki; praca samodzielna ucznia nad zadaniami i mini-projektami; projekt semestralny; Projekt końcowy na prawach egzaminu; Kryteria oceny; Ćwiczenia/Projekt; Student musi wykonać zgodnie z regułami sztuki kluczowe ćwiczenia prezentowane w trakcie semestru. Sprawdzana jest zgodność z zasadami ale dopuszczane są inwencja twórcza oraz kreatywność (dziedzina jest twórcza). Tworzone jest w ciągu semestru portfolio rozwojowe pokazujące eksperymenty własne i ścieżkę osiągnięć, które są następnie na końcu zajęć oceniane.; Student zobowiązany jest przedstawić większy projekt własny w którym wykorzystuje poznane techniki modelowania. Projekty są negocjowane indywidualnie już podczas semestru i można je przygotowywać w trakcie jego trwania.</w:t>
+              <w:t>ocena sporządzonego oprogramowania; prezentacja samodzielnej pracy semestralnej</w:t>
             </w:r>
           </w:p>
         </w:tc>
@@ -9147,7 +9011,7 @@
                 <w:i w:val="0"/>
                 <w:sz w:val="22"/>
               </w:rPr>
-              <w:t>prezentacja na żywo; wykład z elementami dyskusji; studium przypadku; najlepsze praktyki; praca samodzielna ucznia nad zadaniami i mini-projektami; projekt semestralny; Projekt końcowy na prawach egzaminu; Kryteria oceny; Ćwiczenia/Projekt; Student musi wykonać zgodnie z regułami sztuki kluczowe ćwiczenia prezentowane w trakcie semestru. Sprawdzana jest zgodność z zasadami ale dopuszczane są inwencja twórcza oraz kreatywność (dziedzina jest twórcza). Tworzone jest w ciągu semestru portfolio rozwojowe pokazujące eksperymenty własne i ścieżkę osiągnięć, które są następnie na końcu zajęć oceniane.; Student zobowiązany jest przedstawić większy projekt własny w którym wykorzystuje poznane techniki modelowania. Projekty są negocjowane indywidualnie już podczas semestru i można je przygotowywać w trakcie jego trwania.</w:t>
+              <w:t>ocena sporządzonego oprogramowania; prezentacja samodzielnej pracy semestralnej</w:t>
             </w:r>
           </w:p>
         </w:tc>
@@ -9205,7 +9069,7 @@
                 <w:i w:val="0"/>
                 <w:sz w:val="22"/>
               </w:rPr>
-              <w:t>prezentacja na żywo; wykład z elementami dyskusji; studium przypadku; najlepsze praktyki; praca samodzielna ucznia nad zadaniami i mini-projektami; projekt semestralny; Projekt końcowy na prawach egzaminu; Kryteria oceny; Ćwiczenia/Projekt; Student musi wykonać zgodnie z regułami sztuki kluczowe ćwiczenia prezentowane w trakcie semestru. Sprawdzana jest zgodność z zasadami ale dopuszczane są inwencja twórcza oraz kreatywność (dziedzina jest twórcza). Tworzone jest w ciągu semestru portfolio rozwojowe pokazujące eksperymenty własne i ścieżkę osiągnięć, które są następnie na końcu zajęć oceniane.; Student zobowiązany jest przedstawić większy projekt własny w którym wykorzystuje poznane techniki modelowania. Projekty są negocjowane indywidualnie już podczas semestru i można je przygotowywać w trakcie jego trwania.</w:t>
+              <w:t>ocena sporządzonego oprogramowania; prezentacja samodzielnej pracy semestralnej</w:t>
             </w:r>
           </w:p>
         </w:tc>
@@ -9263,7 +9127,7 @@
                 <w:i w:val="0"/>
                 <w:sz w:val="22"/>
               </w:rPr>
-              <w:t>prezentacja na żywo; wykład z elementami dyskusji; studium przypadku; najlepsze praktyki; praca samodzielna ucznia nad zadaniami i mini-projektami; projekt semestralny; Projekt końcowy na prawach egzaminu; Kryteria oceny; Ćwiczenia/Projekt; Student musi wykonać zgodnie z regułami sztuki kluczowe ćwiczenia prezentowane w trakcie semestru. Sprawdzana jest zgodność z zasadami ale dopuszczane są inwencja twórcza oraz kreatywność (dziedzina jest twórcza). Tworzone jest w ciągu semestru portfolio rozwojowe pokazujące eksperymenty własne i ścieżkę osiągnięć, które są następnie na końcu zajęć oceniane.; Student zobowiązany jest przedstawić większy projekt własny w którym wykorzystuje poznane techniki modelowania. Projekty są negocjowane indywidualnie już podczas semestru i można je przygotowywać w trakcie jego trwania.</w:t>
+              <w:t>ocena sporządzonego oprogramowania; prezentacja samodzielnej pracy semestralnej</w:t>
             </w:r>
           </w:p>
         </w:tc>
@@ -9321,7 +9185,7 @@
                 <w:i w:val="0"/>
                 <w:sz w:val="22"/>
               </w:rPr>
-              <w:t>prezentacja na żywo; wykład z elementami dyskusji; studium przypadku; najlepsze praktyki; praca samodzielna ucznia nad zadaniami i mini-projektami; projekt semestralny; Projekt końcowy na prawach egzaminu; Kryteria oceny; Ćwiczenia/Projekt; Student musi wykonać zgodnie z regułami sztuki kluczowe ćwiczenia prezentowane w trakcie semestru. Sprawdzana jest zgodność z zasadami ale dopuszczane są inwencja twórcza oraz kreatywność (dziedzina jest twórcza). Tworzone jest w ciągu semestru portfolio rozwojowe pokazujące eksperymenty własne i ścieżkę osiągnięć, które są następnie na końcu zajęć oceniane.; Student zobowiązany jest przedstawić większy projekt własny w którym wykorzystuje poznane techniki modelowania. Projekty są negocjowane indywidualnie już podczas semestru i można je przygotowywać w trakcie jego trwania.</w:t>
+              <w:t>ocena sporządzonego oprogramowania; prezentacja samodzielnej pracy semestralnej</w:t>
             </w:r>
           </w:p>
         </w:tc>
@@ -9379,7 +9243,7 @@
                 <w:i w:val="0"/>
                 <w:sz w:val="22"/>
               </w:rPr>
-              <w:t>prezentacja na żywo; wykład z elementami dyskusji; studium przypadku; najlepsze praktyki; praca samodzielna ucznia nad zadaniami i mini-projektami; projekt semestralny; Projekt końcowy na prawach egzaminu; Kryteria oceny; Ćwiczenia/Projekt; Student musi wykonać zgodnie z regułami sztuki kluczowe ćwiczenia prezentowane w trakcie semestru. Sprawdzana jest zgodność z zasadami ale dopuszczane są inwencja twórcza oraz kreatywność (dziedzina jest twórcza). Tworzone jest w ciągu semestru portfolio rozwojowe pokazujące eksperymenty własne i ścieżkę osiągnięć, które są następnie na końcu zajęć oceniane.; Student zobowiązany jest przedstawić większy projekt własny w którym wykorzystuje poznane techniki modelowania. Projekty są negocjowane indywidualnie już podczas semestru i można je przygotowywać w trakcie jego trwania.</w:t>
+              <w:t>ocena sporządzonego oprogramowania; prezentacja samodzielnej pracy semestralnej</w:t>
             </w:r>
           </w:p>
         </w:tc>
@@ -9437,7 +9301,7 @@
                 <w:i w:val="0"/>
                 <w:sz w:val="22"/>
               </w:rPr>
-              <w:t>prezentacja na żywo; wykład z elementami dyskusji; studium przypadku; najlepsze praktyki; praca samodzielna ucznia nad zadaniami i mini-projektami; projekt semestralny; Projekt końcowy na prawach egzaminu; Kryteria oceny; Ćwiczenia/Projekt; Student musi wykonać zgodnie z regułami sztuki kluczowe ćwiczenia prezentowane w trakcie semestru. Sprawdzana jest zgodność z zasadami ale dopuszczane są inwencja twórcza oraz kreatywność (dziedzina jest twórcza). Tworzone jest w ciągu semestru portfolio rozwojowe pokazujące eksperymenty własne i ścieżkę osiągnięć, które są następnie na końcu zajęć oceniane.; Student zobowiązany jest przedstawić większy projekt własny w którym wykorzystuje poznane techniki modelowania. Projekty są negocjowane indywidualnie już podczas semestru i można je przygotowywać w trakcie jego trwania.</w:t>
+              <w:t>ocena sporządzonego oprogramowania; prezentacja samodzielnej pracy semestralnej</w:t>
             </w:r>
           </w:p>
         </w:tc>
@@ -9495,7 +9359,7 @@
                 <w:i w:val="0"/>
                 <w:sz w:val="22"/>
               </w:rPr>
-              <w:t>prezentacja na żywo; wykład z elementami dyskusji; studium przypadku; najlepsze praktyki; praca samodzielna ucznia nad zadaniami i mini-projektami; projekt semestralny; Projekt końcowy na prawach egzaminu; Kryteria oceny; Ćwiczenia/Projekt; Student musi wykonać zgodnie z regułami sztuki kluczowe ćwiczenia prezentowane w trakcie semestru. Sprawdzana jest zgodność z zasadami ale dopuszczane są inwencja twórcza oraz kreatywność (dziedzina jest twórcza). Tworzone jest w ciągu semestru portfolio rozwojowe pokazujące eksperymenty własne i ścieżkę osiągnięć, które są następnie na końcu zajęć oceniane.; Student zobowiązany jest przedstawić większy projekt własny w którym wykorzystuje poznane techniki modelowania. Projekty są negocjowane indywidualnie już podczas semestru i można je przygotowywać w trakcie jego trwania.</w:t>
+              <w:t>ocena sporządzonego oprogramowania; prezentacja samodzielnej pracy semestralnej</w:t>
             </w:r>
           </w:p>
         </w:tc>
@@ -9553,7 +9417,7 @@
                 <w:i w:val="0"/>
                 <w:sz w:val="22"/>
               </w:rPr>
-              <w:t>prezentacja na żywo; wykład z elementami dyskusji; studium przypadku; najlepsze praktyki; praca samodzielna ucznia nad zadaniami i mini-projektami; projekt semestralny; Projekt końcowy na prawach egzaminu; Kryteria oceny; Ćwiczenia/Projekt; Student musi wykonać zgodnie z regułami sztuki kluczowe ćwiczenia prezentowane w trakcie semestru. Sprawdzana jest zgodność z zasadami ale dopuszczane są inwencja twórcza oraz kreatywność (dziedzina jest twórcza). Tworzone jest w ciągu semestru portfolio rozwojowe pokazujące eksperymenty własne i ścieżkę osiągnięć, które są następnie na końcu zajęć oceniane.; Student zobowiązany jest przedstawić większy projekt własny w którym wykorzystuje poznane techniki modelowania. Projekty są negocjowane indywidualnie już podczas semestru i można je przygotowywać w trakcie jego trwania.</w:t>
+              <w:t>ocena sporządzonego oprogramowania; prezentacja samodzielnej pracy semestralnej</w:t>
             </w:r>
           </w:p>
         </w:tc>
@@ -9611,7 +9475,7 @@
                 <w:i w:val="0"/>
                 <w:sz w:val="22"/>
               </w:rPr>
-              <w:t>prezentacja na żywo; wykład z elementami dyskusji; studium przypadku; najlepsze praktyki; praca samodzielna ucznia nad zadaniami i mini-projektami; projekt semestralny; Projekt końcowy na prawach egzaminu; Kryteria oceny; Ćwiczenia/Projekt; Student musi wykonać zgodnie z regułami sztuki kluczowe ćwiczenia prezentowane w trakcie semestru. Sprawdzana jest zgodność z zasadami ale dopuszczane są inwencja twórcza oraz kreatywność (dziedzina jest twórcza). Tworzone jest w ciągu semestru portfolio rozwojowe pokazujące eksperymenty własne i ścieżkę osiągnięć, które są następnie na końcu zajęć oceniane.; Student zobowiązany jest przedstawić większy projekt własny w którym wykorzystuje poznane techniki modelowania. Projekty są negocjowane indywidualnie już podczas semestru i można je przygotowywać w trakcie jego trwania.</w:t>
+              <w:t>ocena sporządzonego oprogramowania; prezentacja samodzielnej pracy semestralnej</w:t>
             </w:r>
           </w:p>
         </w:tc>
@@ -9669,7 +9533,7 @@
                 <w:i w:val="0"/>
                 <w:sz w:val="22"/>
               </w:rPr>
-              <w:t>prezentacja na żywo; wykład z elementami dyskusji; studium przypadku; najlepsze praktyki; praca samodzielna ucznia nad zadaniami i mini-projektami; projekt semestralny; Projekt końcowy na prawach egzaminu; Kryteria oceny; Ćwiczenia/Projekt; Student musi wykonać zgodnie z regułami sztuki kluczowe ćwiczenia prezentowane w trakcie semestru. Sprawdzana jest zgodność z zasadami ale dopuszczane są inwencja twórcza oraz kreatywność (dziedzina jest twórcza). Tworzone jest w ciągu semestru portfolio rozwojowe pokazujące eksperymenty własne i ścieżkę osiągnięć, które są następnie na końcu zajęć oceniane.; Student zobowiązany jest przedstawić większy projekt własny w którym wykorzystuje poznane techniki modelowania. Projekty są negocjowane indywidualnie już podczas semestru i można je przygotowywać w trakcie jego trwania.</w:t>
+              <w:t>ocena sporządzonego oprogramowania; prezentacja samodzielnej pracy semestralnej</w:t>
             </w:r>
           </w:p>
         </w:tc>
@@ -9727,7 +9591,7 @@
                 <w:i w:val="0"/>
                 <w:sz w:val="22"/>
               </w:rPr>
-              <w:t>prezentacja na żywo; wykład z elementami dyskusji; studium przypadku; najlepsze praktyki; praca samodzielna ucznia nad zadaniami i mini-projektami; projekt semestralny; Projekt końcowy na prawach egzaminu; Kryteria oceny; Ćwiczenia/Projekt; Student musi wykonać zgodnie z regułami sztuki kluczowe ćwiczenia prezentowane w trakcie semestru. Sprawdzana jest zgodność z zasadami ale dopuszczane są inwencja twórcza oraz kreatywność (dziedzina jest twórcza). Tworzone jest w ciągu semestru portfolio rozwojowe pokazujące eksperymenty własne i ścieżkę osiągnięć, które są następnie na końcu zajęć oceniane.; Student zobowiązany jest przedstawić większy projekt własny w którym wykorzystuje poznane techniki modelowania. Projekty są negocjowane indywidualnie już podczas semestru i można je przygotowywać w trakcie jego trwania.</w:t>
+              <w:t>ocena sporządzonego oprogramowania; prezentacja samodzielnej pracy semestralnej</w:t>
             </w:r>
           </w:p>
         </w:tc>
@@ -9785,7 +9649,7 @@
                 <w:i w:val="0"/>
                 <w:sz w:val="22"/>
               </w:rPr>
-              <w:t>prezentacja na żywo; wykład z elementami dyskusji; studium przypadku; najlepsze praktyki; praca samodzielna ucznia nad zadaniami i mini-projektami; projekt semestralny; Projekt końcowy na prawach egzaminu; Kryteria oceny; Ćwiczenia/Projekt; Student musi wykonać zgodnie z regułami sztuki kluczowe ćwiczenia prezentowane w trakcie semestru. Sprawdzana jest zgodność z zasadami ale dopuszczane są inwencja twórcza oraz kreatywność (dziedzina jest twórcza). Tworzone jest w ciągu semestru portfolio rozwojowe pokazujące eksperymenty własne i ścieżkę osiągnięć, które są następnie na końcu zajęć oceniane.; Student zobowiązany jest przedstawić większy projekt własny w którym wykorzystuje poznane techniki modelowania. Projekty są negocjowane indywidualnie już podczas semestru i można je przygotowywać w trakcie jego trwania.</w:t>
+              <w:t>ocena sporządzonego oprogramowania; prezentacja samodzielnej pracy semestralnej</w:t>
             </w:r>
           </w:p>
         </w:tc>
@@ -9843,7 +9707,7 @@
                 <w:i w:val="0"/>
                 <w:sz w:val="22"/>
               </w:rPr>
-              <w:t>prezentacja na żywo; wykład z elementami dyskusji; studium przypadku; najlepsze praktyki; praca samodzielna ucznia nad zadaniami i mini-projektami; projekt semestralny; Projekt końcowy na prawach egzaminu; Kryteria oceny; Ćwiczenia/Projekt; Student musi wykonać zgodnie z regułami sztuki kluczowe ćwiczenia prezentowane w trakcie semestru. Sprawdzana jest zgodność z zasadami ale dopuszczane są inwencja twórcza oraz kreatywność (dziedzina jest twórcza). Tworzone jest w ciągu semestru portfolio rozwojowe pokazujące eksperymenty własne i ścieżkę osiągnięć, które są następnie na końcu zajęć oceniane.; Student zobowiązany jest przedstawić większy projekt własny w którym wykorzystuje poznane techniki modelowania. Projekty są negocjowane indywidualnie już podczas semestru i można je przygotowywać w trakcie jego trwania.</w:t>
+              <w:t>ocena sporządzonego oprogramowania; prezentacja samodzielnej pracy semestralnej</w:t>
             </w:r>
           </w:p>
         </w:tc>
@@ -9901,7 +9765,7 @@
                 <w:i w:val="0"/>
                 <w:sz w:val="22"/>
               </w:rPr>
-              <w:t>prezentacja na żywo; wykład z elementami dyskusji; studium przypadku; najlepsze praktyki; praca samodzielna ucznia nad zadaniami i mini-projektami; projekt semestralny; Projekt końcowy na prawach egzaminu; Kryteria oceny; Ćwiczenia/Projekt; Student musi wykonać zgodnie z regułami sztuki kluczowe ćwiczenia prezentowane w trakcie semestru. Sprawdzana jest zgodność z zasadami ale dopuszczane są inwencja twórcza oraz kreatywność (dziedzina jest twórcza). Tworzone jest w ciągu semestru portfolio rozwojowe pokazujące eksperymenty własne i ścieżkę osiągnięć, które są następnie na końcu zajęć oceniane.; Student zobowiązany jest przedstawić większy projekt własny w którym wykorzystuje poznane techniki modelowania. Projekty są negocjowane indywidualnie już podczas semestru i można je przygotowywać w trakcie jego trwania.</w:t>
+              <w:t>ocena sporządzonego oprogramowania; prezentacja samodzielnej pracy semestralnej</w:t>
             </w:r>
           </w:p>
         </w:tc>
@@ -9959,7 +9823,7 @@
                 <w:i w:val="0"/>
                 <w:sz w:val="22"/>
               </w:rPr>
-              <w:t>prezentacja na żywo; wykład z elementami dyskusji; studium przypadku; najlepsze praktyki; praca samodzielna ucznia nad zadaniami i mini-projektami; projekt semestralny; Projekt końcowy na prawach egzaminu; Kryteria oceny; Ćwiczenia/Projekt; Student musi wykonać zgodnie z regułami sztuki kluczowe ćwiczenia prezentowane w trakcie semestru. Sprawdzana jest zgodność z zasadami ale dopuszczane są inwencja twórcza oraz kreatywność (dziedzina jest twórcza). Tworzone jest w ciągu semestru portfolio rozwojowe pokazujące eksperymenty własne i ścieżkę osiągnięć, które są następnie na końcu zajęć oceniane.; Student zobowiązany jest przedstawić większy projekt własny w którym wykorzystuje poznane techniki modelowania. Projekty są negocjowane indywidualnie już podczas semestru i można je przygotowywać w trakcie jego trwania.</w:t>
+              <w:t>ocena sporządzonego oprogramowania; prezentacja samodzielnej pracy semestralnej</w:t>
             </w:r>
           </w:p>
         </w:tc>
@@ -10017,7 +9881,7 @@
                 <w:i w:val="0"/>
                 <w:sz w:val="22"/>
               </w:rPr>
-              <w:t>prezentacja na żywo; wykład z elementami dyskusji; studium przypadku; najlepsze praktyki; praca samodzielna ucznia nad zadaniami i mini-projektami; projekt semestralny; Projekt końcowy na prawach egzaminu; Kryteria oceny; Ćwiczenia/Projekt; Student musi wykonać zgodnie z regułami sztuki kluczowe ćwiczenia prezentowane w trakcie semestru. Sprawdzana jest zgodność z zasadami ale dopuszczane są inwencja twórcza oraz kreatywność (dziedzina jest twórcza). Tworzone jest w ciągu semestru portfolio rozwojowe pokazujące eksperymenty własne i ścieżkę osiągnięć, które są następnie na końcu zajęć oceniane.; Student zobowiązany jest przedstawić większy projekt własny w którym wykorzystuje poznane techniki modelowania. Projekty są negocjowane indywidualnie już podczas semestru i można je przygotowywać w trakcie jego trwania.</w:t>
+              <w:t>ocena sporządzonego oprogramowania; prezentacja samodzielnej pracy semestralnej</w:t>
             </w:r>
           </w:p>
         </w:tc>
@@ -10075,7 +9939,7 @@
                 <w:i w:val="0"/>
                 <w:sz w:val="22"/>
               </w:rPr>
-              <w:t>prezentacja na żywo; wykład z elementami dyskusji; studium przypadku; najlepsze praktyki; praca samodzielna ucznia nad zadaniami i mini-projektami; projekt semestralny; Projekt końcowy na prawach egzaminu; Kryteria oceny; Ćwiczenia/Projekt; Student musi wykonać zgodnie z regułami sztuki kluczowe ćwiczenia prezentowane w trakcie semestru. Sprawdzana jest zgodność z zasadami ale dopuszczane są inwencja twórcza oraz kreatywność (dziedzina jest twórcza). Tworzone jest w ciągu semestru portfolio rozwojowe pokazujące eksperymenty własne i ścieżkę osiągnięć, które są następnie na końcu zajęć oceniane.; Student zobowiązany jest przedstawić większy projekt własny w którym wykorzystuje poznane techniki modelowania. Projekty są negocjowane indywidualnie już podczas semestru i można je przygotowywać w trakcie jego trwania.</w:t>
+              <w:t>ocena sporządzonego oprogramowania; prezentacja samodzielnej pracy semestralnej</w:t>
             </w:r>
           </w:p>
         </w:tc>
@@ -10133,7 +9997,7 @@
                 <w:i w:val="0"/>
                 <w:sz w:val="22"/>
               </w:rPr>
-              <w:t>prezentacja na żywo; wykład z elementami dyskusji; studium przypadku; najlepsze praktyki; praca samodzielna ucznia nad zadaniami i mini-projektami; projekt semestralny; Projekt końcowy na prawach egzaminu; Kryteria oceny; Ćwiczenia/Projekt; Student musi wykonać zgodnie z regułami sztuki kluczowe ćwiczenia prezentowane w trakcie semestru. Sprawdzana jest zgodność z zasadami ale dopuszczane są inwencja twórcza oraz kreatywność (dziedzina jest twórcza). Tworzone jest w ciągu semestru portfolio rozwojowe pokazujące eksperymenty własne i ścieżkę osiągnięć, które są następnie na końcu zajęć oceniane.; Student zobowiązany jest przedstawić większy projekt własny w którym wykorzystuje poznane techniki modelowania. Projekty są negocjowane indywidualnie już podczas semestru i można je przygotowywać w trakcie jego trwania.</w:t>
+              <w:t>ocena sporządzonego oprogramowania; prezentacja samodzielnej pracy semestralnej</w:t>
             </w:r>
           </w:p>
         </w:tc>
@@ -10191,7 +10055,7 @@
                 <w:i w:val="0"/>
                 <w:sz w:val="22"/>
               </w:rPr>
-              <w:t>prezentacja na żywo; wykład z elementami dyskusji; studium przypadku; najlepsze praktyki; praca samodzielna ucznia nad zadaniami i mini-projektami; projekt semestralny; Projekt końcowy na prawach egzaminu; Kryteria oceny; Ćwiczenia/Projekt; Student musi wykonać zgodnie z regułami sztuki kluczowe ćwiczenia prezentowane w trakcie semestru. Sprawdzana jest zgodność z zasadami ale dopuszczane są inwencja twórcza oraz kreatywność (dziedzina jest twórcza). Tworzone jest w ciągu semestru portfolio rozwojowe pokazujące eksperymenty własne i ścieżkę osiągnięć, które są następnie na końcu zajęć oceniane.; Student zobowiązany jest przedstawić większy projekt własny w którym wykorzystuje poznane techniki modelowania. Projekty są negocjowane indywidualnie już podczas semestru i można je przygotowywać w trakcie jego trwania.</w:t>
+              <w:t>ocena sporządzonego oprogramowania; prezentacja samodzielnej pracy semestralnej</w:t>
             </w:r>
           </w:p>
         </w:tc>
@@ -10249,7 +10113,7 @@
                 <w:i w:val="0"/>
                 <w:sz w:val="22"/>
               </w:rPr>
-              <w:t>prezentacja na żywo; wykład z elementami dyskusji; studium przypadku; najlepsze praktyki; praca samodzielna ucznia nad zadaniami i mini-projektami; projekt semestralny; Projekt końcowy na prawach egzaminu; Kryteria oceny; Ćwiczenia/Projekt; Student musi wykonać zgodnie z regułami sztuki kluczowe ćwiczenia prezentowane w trakcie semestru. Sprawdzana jest zgodność z zasadami ale dopuszczane są inwencja twórcza oraz kreatywność (dziedzina jest twórcza). Tworzone jest w ciągu semestru portfolio rozwojowe pokazujące eksperymenty własne i ścieżkę osiągnięć, które są następnie na końcu zajęć oceniane.; Student zobowiązany jest przedstawić większy projekt własny w którym wykorzystuje poznane techniki modelowania. Projekty są negocjowane indywidualnie już podczas semestru i można je przygotowywać w trakcie jego trwania.</w:t>
+              <w:t>ocena sporządzonego oprogramowania; prezentacja samodzielnej pracy semestralnej</w:t>
             </w:r>
           </w:p>
         </w:tc>
@@ -10307,7 +10171,7 @@
                 <w:i w:val="0"/>
                 <w:sz w:val="22"/>
               </w:rPr>
-              <w:t>prezentacja na żywo; wykład z elementami dyskusji; studium przypadku; najlepsze praktyki; praca samodzielna ucznia nad zadaniami i mini-projektami; projekt semestralny; Projekt końcowy na prawach egzaminu; Kryteria oceny; Ćwiczenia/Projekt; Student musi wykonać zgodnie z regułami sztuki kluczowe ćwiczenia prezentowane w trakcie semestru. Sprawdzana jest zgodność z zasadami ale dopuszczane są inwencja twórcza oraz kreatywność (dziedzina jest twórcza). Tworzone jest w ciągu semestru portfolio rozwojowe pokazujące eksperymenty własne i ścieżkę osiągnięć, które są następnie na końcu zajęć oceniane.; Student zobowiązany jest przedstawić większy projekt własny w którym wykorzystuje poznane techniki modelowania. Projekty są negocjowane indywidualnie już podczas semestru i można je przygotowywać w trakcie jego trwania.</w:t>
+              <w:t>ocena sporządzonego oprogramowania; prezentacja samodzielnej pracy semestralnej</w:t>
             </w:r>
           </w:p>
         </w:tc>
@@ -10365,7 +10229,7 @@
                 <w:i w:val="0"/>
                 <w:sz w:val="22"/>
               </w:rPr>
-              <w:t>prezentacja na żywo; wykład z elementami dyskusji; studium przypadku; najlepsze praktyki; praca samodzielna ucznia nad zadaniami i mini-projektami; projekt semestralny; Projekt końcowy na prawach egzaminu; Kryteria oceny; Ćwiczenia/Projekt; Student musi wykonać zgodnie z regułami sztuki kluczowe ćwiczenia prezentowane w trakcie semestru. Sprawdzana jest zgodność z zasadami ale dopuszczane są inwencja twórcza oraz kreatywność (dziedzina jest twórcza). Tworzone jest w ciągu semestru portfolio rozwojowe pokazujące eksperymenty własne i ścieżkę osiągnięć, które są następnie na końcu zajęć oceniane.; Student zobowiązany jest przedstawić większy projekt własny w którym wykorzystuje poznane techniki modelowania. Projekty są negocjowane indywidualnie już podczas semestru i można je przygotowywać w trakcie jego trwania.</w:t>
+              <w:t>ocena sporządzonego oprogramowania; prezentacja samodzielnej pracy semestralnej</w:t>
             </w:r>
           </w:p>
         </w:tc>
@@ -10423,7 +10287,7 @@
                 <w:i w:val="0"/>
                 <w:sz w:val="22"/>
               </w:rPr>
-              <w:t>prezentacja na żywo; wykład z elementami dyskusji; studium przypadku; najlepsze praktyki; praca samodzielna ucznia nad zadaniami i mini-projektami; projekt semestralny; Projekt końcowy na prawach egzaminu; Kryteria oceny; Ćwiczenia/Projekt; Student musi wykonać zgodnie z regułami sztuki kluczowe ćwiczenia prezentowane w trakcie semestru. Sprawdzana jest zgodność z zasadami ale dopuszczane są inwencja twórcza oraz kreatywność (dziedzina jest twórcza). Tworzone jest w ciągu semestru portfolio rozwojowe pokazujące eksperymenty własne i ścieżkę osiągnięć, które są następnie na końcu zajęć oceniane.; Student zobowiązany jest przedstawić większy projekt własny w którym wykorzystuje poznane techniki modelowania. Projekty są negocjowane indywidualnie już podczas semestru i można je przygotowywać w trakcie jego trwania.</w:t>
+              <w:t>ocena sporządzonego oprogramowania; prezentacja samodzielnej pracy semestralnej</w:t>
             </w:r>
           </w:p>
         </w:tc>
@@ -10481,7 +10345,7 @@
                 <w:i w:val="0"/>
                 <w:sz w:val="22"/>
               </w:rPr>
-              <w:t>prezentacja na żywo; wykład z elementami dyskusji; studium przypadku; najlepsze praktyki; praca samodzielna ucznia nad zadaniami i mini-projektami; projekt semestralny; Projekt końcowy na prawach egzaminu; Kryteria oceny; Ćwiczenia/Projekt; Student musi wykonać zgodnie z regułami sztuki kluczowe ćwiczenia prezentowane w trakcie semestru. Sprawdzana jest zgodność z zasadami ale dopuszczane są inwencja twórcza oraz kreatywność (dziedzina jest twórcza). Tworzone jest w ciągu semestru portfolio rozwojowe pokazujące eksperymenty własne i ścieżkę osiągnięć, które są następnie na końcu zajęć oceniane.; Student zobowiązany jest przedstawić większy projekt własny w którym wykorzystuje poznane techniki modelowania. Projekty są negocjowane indywidualnie już podczas semestru i można je przygotowywać w trakcie jego trwania.</w:t>
+              <w:t>ocena sporządzonego oprogramowania; prezentacja samodzielnej pracy semestralnej</w:t>
             </w:r>
           </w:p>
         </w:tc>
@@ -10539,7 +10403,7 @@
                 <w:i w:val="0"/>
                 <w:sz w:val="22"/>
               </w:rPr>
-              <w:t>prezentacja na żywo; wykład z elementami dyskusji; studium przypadku; najlepsze praktyki; praca samodzielna ucznia nad zadaniami i mini-projektami; projekt semestralny; Projekt końcowy na prawach egzaminu; Kryteria oceny; Ćwiczenia/Projekt; Student musi wykonać zgodnie z regułami sztuki kluczowe ćwiczenia prezentowane w trakcie semestru. Sprawdzana jest zgodność z zasadami ale dopuszczane są inwencja twórcza oraz kreatywność (dziedzina jest twórcza). Tworzone jest w ciągu semestru portfolio rozwojowe pokazujące eksperymenty własne i ścieżkę osiągnięć, które są następnie na końcu zajęć oceniane.; Student zobowiązany jest przedstawić większy projekt własny w którym wykorzystuje poznane techniki modelowania. Projekty są negocjowane indywidualnie już podczas semestru i można je przygotowywać w trakcie jego trwania.</w:t>
+              <w:t>ocena sporządzonego oprogramowania; prezentacja samodzielnej pracy semestralnej</w:t>
             </w:r>
           </w:p>
         </w:tc>
@@ -10597,7 +10461,7 @@
                 <w:i w:val="0"/>
                 <w:sz w:val="22"/>
               </w:rPr>
-              <w:t>prezentacja na żywo; wykład z elementami dyskusji; studium przypadku; najlepsze praktyki; praca samodzielna ucznia nad zadaniami i mini-projektami; projekt semestralny; Projekt końcowy na prawach egzaminu; Kryteria oceny; Ćwiczenia/Projekt; Student musi wykonać zgodnie z regułami sztuki kluczowe ćwiczenia prezentowane w trakcie semestru. Sprawdzana jest zgodność z zasadami ale dopuszczane są inwencja twórcza oraz kreatywność (dziedzina jest twórcza). Tworzone jest w ciągu semestru portfolio rozwojowe pokazujące eksperymenty własne i ścieżkę osiągnięć, które są następnie na końcu zajęć oceniane.; Student zobowiązany jest przedstawić większy projekt własny w którym wykorzystuje poznane techniki modelowania. Projekty są negocjowane indywidualnie już podczas semestru i można je przygotowywać w trakcie jego trwania.</w:t>
+              <w:t>ocena sporządzonego oprogramowania; prezentacja samodzielnej pracy semestralnej</w:t>
             </w:r>
           </w:p>
         </w:tc>
@@ -10655,7 +10519,7 @@
                 <w:i w:val="0"/>
                 <w:sz w:val="22"/>
               </w:rPr>
-              <w:t>prezentacja na żywo; wykład z elementami dyskusji; studium przypadku; najlepsze praktyki; praca samodzielna ucznia nad zadaniami i mini-projektami; projekt semestralny; Projekt końcowy na prawach egzaminu; Kryteria oceny; Ćwiczenia/Projekt; Student musi wykonać zgodnie z regułami sztuki kluczowe ćwiczenia prezentowane w trakcie semestru. Sprawdzana jest zgodność z zasadami ale dopuszczane są inwencja twórcza oraz kreatywność (dziedzina jest twórcza). Tworzone jest w ciągu semestru portfolio rozwojowe pokazujące eksperymenty własne i ścieżkę osiągnięć, które są następnie na końcu zajęć oceniane.; Student zobowiązany jest przedstawić większy projekt własny w którym wykorzystuje poznane techniki modelowania. Projekty są negocjowane indywidualnie już podczas semestru i można je przygotowywać w trakcie jego trwania.</w:t>
+              <w:t>ocena sporządzonego oprogramowania; prezentacja samodzielnej pracy semestralnej</w:t>
             </w:r>
           </w:p>
         </w:tc>
@@ -10713,7 +10577,7 @@
                 <w:i w:val="0"/>
                 <w:sz w:val="22"/>
               </w:rPr>
-              <w:t>prezentacja na żywo; wykład z elementami dyskusji; studium przypadku; najlepsze praktyki; praca samodzielna ucznia nad zadaniami i mini-projektami; projekt semestralny; Projekt końcowy na prawach egzaminu; Kryteria oceny; Ćwiczenia/Projekt; Student musi wykonać zgodnie z regułami sztuki kluczowe ćwiczenia prezentowane w trakcie semestru. Sprawdzana jest zgodność z zasadami ale dopuszczane są inwencja twórcza oraz kreatywność (dziedzina jest twórcza). Tworzone jest w ciągu semestru portfolio rozwojowe pokazujące eksperymenty własne i ścieżkę osiągnięć, które są następnie na końcu zajęć oceniane.; Student zobowiązany jest przedstawić większy projekt własny w którym wykorzystuje poznane techniki modelowania. Projekty są negocjowane indywidualnie już podczas semestru i można je przygotowywać w trakcie jego trwania.</w:t>
+              <w:t>ocena sporządzonego oprogramowania; prezentacja samodzielnej pracy semestralnej</w:t>
             </w:r>
           </w:p>
         </w:tc>
@@ -10771,7 +10635,7 @@
                 <w:i w:val="0"/>
                 <w:sz w:val="22"/>
               </w:rPr>
-              <w:t>prezentacja na żywo; wykład z elementami dyskusji; studium przypadku; najlepsze praktyki; praca samodzielna ucznia nad zadaniami i mini-projektami; projekt semestralny; Projekt końcowy na prawach egzaminu; Kryteria oceny; Ćwiczenia/Projekt; Student musi wykonać zgodnie z regułami sztuki kluczowe ćwiczenia prezentowane w trakcie semestru. Sprawdzana jest zgodność z zasadami ale dopuszczane są inwencja twórcza oraz kreatywność (dziedzina jest twórcza). Tworzone jest w ciągu semestru portfolio rozwojowe pokazujące eksperymenty własne i ścieżkę osiągnięć, które są następnie na końcu zajęć oceniane.; Student zobowiązany jest przedstawić większy projekt własny w którym wykorzystuje poznane techniki modelowania. Projekty są negocjowane indywidualnie już podczas semestru i można je przygotowywać w trakcie jego trwania.</w:t>
+              <w:t>ocena sporządzonego oprogramowania; prezentacja samodzielnej pracy semestralnej</w:t>
             </w:r>
           </w:p>
         </w:tc>
@@ -10829,7 +10693,7 @@
                 <w:i w:val="0"/>
                 <w:sz w:val="22"/>
               </w:rPr>
-              <w:t>prezentacja na żywo; wykład z elementami dyskusji; studium przypadku; najlepsze praktyki; praca samodzielna ucznia nad zadaniami i mini-projektami; projekt semestralny; Projekt końcowy na prawach egzaminu; Kryteria oceny; Ćwiczenia/Projekt; Student musi wykonać zgodnie z regułami sztuki kluczowe ćwiczenia prezentowane w trakcie semestru. Sprawdzana jest zgodność z zasadami ale dopuszczane są inwencja twórcza oraz kreatywność (dziedzina jest twórcza). Tworzone jest w ciągu semestru portfolio rozwojowe pokazujące eksperymenty własne i ścieżkę osiągnięć, które są następnie na końcu zajęć oceniane.; Student zobowiązany jest przedstawić większy projekt własny w którym wykorzystuje poznane techniki modelowania. Projekty są negocjowane indywidualnie już podczas semestru i można je przygotowywać w trakcie jego trwania.</w:t>
+              <w:t>ocena sporządzonego oprogramowania; prezentacja samodzielnej pracy semestralnej</w:t>
             </w:r>
           </w:p>
         </w:tc>
@@ -10887,7 +10751,7 @@
                 <w:i w:val="0"/>
                 <w:sz w:val="22"/>
               </w:rPr>
-              <w:t>prezentacja na żywo; wykład z elementami dyskusji; studium przypadku; najlepsze praktyki; praca samodzielna ucznia nad zadaniami i mini-projektami; projekt semestralny; Projekt końcowy na prawach egzaminu; Kryteria oceny; Ćwiczenia/Projekt; Student musi wykonać zgodnie z regułami sztuki kluczowe ćwiczenia prezentowane w trakcie semestru. Sprawdzana jest zgodność z zasadami ale dopuszczane są inwencja twórcza oraz kreatywność (dziedzina jest twórcza). Tworzone jest w ciągu semestru portfolio rozwojowe pokazujące eksperymenty własne i ścieżkę osiągnięć, które są następnie na końcu zajęć oceniane.; Student zobowiązany jest przedstawić większy projekt własny w którym wykorzystuje poznane techniki modelowania. Projekty są negocjowane indywidualnie już podczas semestru i można je przygotowywać w trakcie jego trwania.</w:t>
+              <w:t>ocena sporządzonego oprogramowania; prezentacja samodzielnej pracy semestralnej</w:t>
             </w:r>
           </w:p>
         </w:tc>
@@ -10945,7 +10809,7 @@
                 <w:i w:val="0"/>
                 <w:sz w:val="22"/>
               </w:rPr>
-              <w:t>prezentacja na żywo; wykład z elementami dyskusji; studium przypadku; najlepsze praktyki; praca samodzielna ucznia nad zadaniami i mini-projektami; projekt semestralny; Projekt końcowy na prawach egzaminu; Kryteria oceny; Ćwiczenia/Projekt; Student musi wykonać zgodnie z regułami sztuki kluczowe ćwiczenia prezentowane w trakcie semestru. Sprawdzana jest zgodność z zasadami ale dopuszczane są inwencja twórcza oraz kreatywność (dziedzina jest twórcza). Tworzone jest w ciągu semestru portfolio rozwojowe pokazujące eksperymenty własne i ścieżkę osiągnięć, które są następnie na końcu zajęć oceniane.; Student zobowiązany jest przedstawić większy projekt własny w którym wykorzystuje poznane techniki modelowania. Projekty są negocjowane indywidualnie już podczas semestru i można je przygotowywać w trakcie jego trwania.</w:t>
+              <w:t>ocena sporządzonego oprogramowania; prezentacja samodzielnej pracy semestralnej</w:t>
             </w:r>
           </w:p>
         </w:tc>
@@ -11003,7 +10867,7 @@
                 <w:i w:val="0"/>
                 <w:sz w:val="22"/>
               </w:rPr>
-              <w:t>prezentacja na żywo; wykład z elementami dyskusji; studium przypadku; najlepsze praktyki; praca samodzielna ucznia nad zadaniami i mini-projektami; projekt semestralny; Projekt końcowy na prawach egzaminu; Kryteria oceny; Ćwiczenia/Projekt; Student musi wykonać zgodnie z regułami sztuki kluczowe ćwiczenia prezentowane w trakcie semestru. Sprawdzana jest zgodność z zasadami ale dopuszczane są inwencja twórcza oraz kreatywność (dziedzina jest twórcza). Tworzone jest w ciągu semestru portfolio rozwojowe pokazujące eksperymenty własne i ścieżkę osiągnięć, które są następnie na końcu zajęć oceniane.; Student zobowiązany jest przedstawić większy projekt własny w którym wykorzystuje poznane techniki modelowania. Projekty są negocjowane indywidualnie już podczas semestru i można je przygotowywać w trakcie jego trwania.</w:t>
+              <w:t>ocena sporządzonego oprogramowania; prezentacja samodzielnej pracy semestralnej</w:t>
             </w:r>
           </w:p>
         </w:tc>
@@ -11061,7 +10925,7 @@
                 <w:i w:val="0"/>
                 <w:sz w:val="22"/>
               </w:rPr>
-              <w:t>prezentacja na żywo; wykład z elementami dyskusji; studium przypadku; najlepsze praktyki; praca samodzielna ucznia nad zadaniami i mini-projektami; projekt semestralny; Projekt końcowy na prawach egzaminu; Kryteria oceny; Ćwiczenia/Projekt; Student musi wykonać zgodnie z regułami sztuki kluczowe ćwiczenia prezentowane w trakcie semestru. Sprawdzana jest zgodność z zasadami ale dopuszczane są inwencja twórcza oraz kreatywność (dziedzina jest twórcza). Tworzone jest w ciągu semestru portfolio rozwojowe pokazujące eksperymenty własne i ścieżkę osiągnięć, które są następnie na końcu zajęć oceniane.; Student zobowiązany jest przedstawić większy projekt własny w którym wykorzystuje poznane techniki modelowania. Projekty są negocjowane indywidualnie już podczas semestru i można je przygotowywać w trakcie jego trwania.</w:t>
+              <w:t>ocena sporządzonego oprogramowania; prezentacja samodzielnej pracy semestralnej</w:t>
             </w:r>
           </w:p>
         </w:tc>
@@ -11119,7 +10983,7 @@
                 <w:i w:val="0"/>
                 <w:sz w:val="22"/>
               </w:rPr>
-              <w:t>prezentacja na żywo; wykład z elementami dyskusji; studium przypadku; najlepsze praktyki; praca samodzielna ucznia nad zadaniami i mini-projektami; projekt semestralny; Projekt końcowy na prawach egzaminu; Kryteria oceny; Ćwiczenia/Projekt; Student musi wykonać zgodnie z regułami sztuki kluczowe ćwiczenia prezentowane w trakcie semestru. Sprawdzana jest zgodność z zasadami ale dopuszczane są inwencja twórcza oraz kreatywność (dziedzina jest twórcza). Tworzone jest w ciągu semestru portfolio rozwojowe pokazujące eksperymenty własne i ścieżkę osiągnięć, które są następnie na końcu zajęć oceniane.; Student zobowiązany jest przedstawić większy projekt własny w którym wykorzystuje poznane techniki modelowania. Projekty są negocjowane indywidualnie już podczas semestru i można je przygotowywać w trakcie jego trwania.</w:t>
+              <w:t>ocena sporządzonego oprogramowania; prezentacja samodzielnej pracy semestralnej</w:t>
             </w:r>
           </w:p>
         </w:tc>
@@ -11177,7 +11041,7 @@
                 <w:i w:val="0"/>
                 <w:sz w:val="22"/>
               </w:rPr>
-              <w:t>prezentacja na żywo; wykład z elementami dyskusji; studium przypadku; najlepsze praktyki; praca samodzielna ucznia nad zadaniami i mini-projektami; projekt semestralny; Projekt końcowy na prawach egzaminu; Kryteria oceny; Ćwiczenia/Projekt; Student musi wykonać zgodnie z regułami sztuki kluczowe ćwiczenia prezentowane w trakcie semestru. Sprawdzana jest zgodność z zasadami ale dopuszczane są inwencja twórcza oraz kreatywność (dziedzina jest twórcza). Tworzone jest w ciągu semestru portfolio rozwojowe pokazujące eksperymenty własne i ścieżkę osiągnięć, które są następnie na końcu zajęć oceniane.; Student zobowiązany jest przedstawić większy projekt własny w którym wykorzystuje poznane techniki modelowania. Projekty są negocjowane indywidualnie już podczas semestru i można je przygotowywać w trakcie jego trwania.</w:t>
+              <w:t>ocena sporządzonego oprogramowania; prezentacja samodzielnej pracy semestralnej</w:t>
             </w:r>
           </w:p>
         </w:tc>
@@ -11235,7 +11099,7 @@
                 <w:i w:val="0"/>
                 <w:sz w:val="22"/>
               </w:rPr>
-              <w:t>prezentacja na żywo; wykład z elementami dyskusji; studium przypadku; najlepsze praktyki; praca samodzielna ucznia nad zadaniami i mini-projektami; projekt semestralny; Projekt końcowy na prawach egzaminu; Kryteria oceny; Ćwiczenia/Projekt; Student musi wykonać zgodnie z regułami sztuki kluczowe ćwiczenia prezentowane w trakcie semestru. Sprawdzana jest zgodność z zasadami ale dopuszczane są inwencja twórcza oraz kreatywność (dziedzina jest twórcza). Tworzone jest w ciągu semestru portfolio rozwojowe pokazujące eksperymenty własne i ścieżkę osiągnięć, które są następnie na końcu zajęć oceniane.; Student zobowiązany jest przedstawić większy projekt własny w którym wykorzystuje poznane techniki modelowania. Projekty są negocjowane indywidualnie już podczas semestru i można je przygotowywać w trakcie jego trwania.</w:t>
+              <w:t>ocena sporządzonego oprogramowania; prezentacja samodzielnej pracy semestralnej</w:t>
             </w:r>
           </w:p>
         </w:tc>
@@ -11293,7 +11157,7 @@
                 <w:i w:val="0"/>
                 <w:sz w:val="22"/>
               </w:rPr>
-              <w:t>prezentacja na żywo; wykład z elementami dyskusji; studium przypadku; najlepsze praktyki; praca samodzielna ucznia nad zadaniami i mini-projektami; projekt semestralny; Projekt końcowy na prawach egzaminu; Kryteria oceny; Ćwiczenia/Projekt; Student musi wykonać zgodnie z regułami sztuki kluczowe ćwiczenia prezentowane w trakcie semestru. Sprawdzana jest zgodność z zasadami ale dopuszczane są inwencja twórcza oraz kreatywność (dziedzina jest twórcza). Tworzone jest w ciągu semestru portfolio rozwojowe pokazujące eksperymenty własne i ścieżkę osiągnięć, które są następnie na końcu zajęć oceniane.; Student zobowiązany jest przedstawić większy projekt własny w którym wykorzystuje poznane techniki modelowania. Projekty są negocjowane indywidualnie już podczas semestru i można je przygotowywać w trakcie jego trwania.</w:t>
+              <w:t>ocena sporządzonego oprogramowania; prezentacja samodzielnej pracy semestralnej</w:t>
             </w:r>
           </w:p>
         </w:tc>
@@ -11351,7 +11215,7 @@
                 <w:i w:val="0"/>
                 <w:sz w:val="22"/>
               </w:rPr>
-              <w:t>prezentacja na żywo; wykład z elementami dyskusji; studium przypadku; najlepsze praktyki; praca samodzielna ucznia nad zadaniami i mini-projektami; projekt semestralny; Projekt końcowy na prawach egzaminu; Kryteria oceny; Ćwiczenia/Projekt; Student musi wykonać zgodnie z regułami sztuki kluczowe ćwiczenia prezentowane w trakcie semestru. Sprawdzana jest zgodność z zasadami ale dopuszczane są inwencja twórcza oraz kreatywność (dziedzina jest twórcza). Tworzone jest w ciągu semestru portfolio rozwojowe pokazujące eksperymenty własne i ścieżkę osiągnięć, które są następnie na końcu zajęć oceniane.; Student zobowiązany jest przedstawić większy projekt własny w którym wykorzystuje poznane techniki modelowania. Projekty są negocjowane indywidualnie już podczas semestru i można je przygotowywać w trakcie jego trwania.</w:t>
+              <w:t>ocena sporządzonego oprogramowania; prezentacja samodzielnej pracy semestralnej</w:t>
             </w:r>
           </w:p>
         </w:tc>
@@ -11409,7 +11273,7 @@
                 <w:i w:val="0"/>
                 <w:sz w:val="22"/>
               </w:rPr>
-              <w:t>prezentacja na żywo; wykład z elementami dyskusji; studium przypadku; najlepsze praktyki; praca samodzielna ucznia nad zadaniami i mini-projektami; projekt semestralny; Projekt końcowy na prawach egzaminu; Kryteria oceny; Ćwiczenia/Projekt; Student musi wykonać zgodnie z regułami sztuki kluczowe ćwiczenia prezentowane w trakcie semestru. Sprawdzana jest zgodność z zasadami ale dopuszczane są inwencja twórcza oraz kreatywność (dziedzina jest twórcza). Tworzone jest w ciągu semestru portfolio rozwojowe pokazujące eksperymenty własne i ścieżkę osiągnięć, które są następnie na końcu zajęć oceniane.; Student zobowiązany jest przedstawić większy projekt własny w którym wykorzystuje poznane techniki modelowania. Projekty są negocjowane indywidualnie już podczas semestru i można je przygotowywać w trakcie jego trwania.</w:t>
+              <w:t>ocena sporządzonego oprogramowania; prezentacja samodzielnej pracy semestralnej</w:t>
             </w:r>
           </w:p>
         </w:tc>
@@ -11467,7 +11331,7 @@
                 <w:i w:val="0"/>
                 <w:sz w:val="22"/>
               </w:rPr>
-              <w:t>prezentacja na żywo; wykład z elementami dyskusji; studium przypadku; najlepsze praktyki; praca samodzielna ucznia nad zadaniami i mini-projektami; projekt semestralny; Projekt końcowy na prawach egzaminu; Kryteria oceny; Ćwiczenia/Projekt; Student musi wykonać zgodnie z regułami sztuki kluczowe ćwiczenia prezentowane w trakcie semestru. Sprawdzana jest zgodność z zasadami ale dopuszczane są inwencja twórcza oraz kreatywność (dziedzina jest twórcza). Tworzone jest w ciągu semestru portfolio rozwojowe pokazujące eksperymenty własne i ścieżkę osiągnięć, które są następnie na końcu zajęć oceniane.; Student zobowiązany jest przedstawić większy projekt własny w którym wykorzystuje poznane techniki modelowania. Projekty są negocjowane indywidualnie już podczas semestru i można je przygotowywać w trakcie jego trwania.</w:t>
+              <w:t>ocena sporządzonego oprogramowania; prezentacja samodzielnej pracy semestralnej</w:t>
             </w:r>
           </w:p>
         </w:tc>
@@ -11525,7 +11389,7 @@
                 <w:i w:val="0"/>
                 <w:sz w:val="22"/>
               </w:rPr>
-              <w:t>prezentacja na żywo; wykład z elementami dyskusji; studium przypadku; najlepsze praktyki; praca samodzielna ucznia nad zadaniami i mini-projektami; projekt semestralny; Projekt końcowy na prawach egzaminu; Kryteria oceny; Ćwiczenia/Projekt; Student musi wykonać zgodnie z regułami sztuki kluczowe ćwiczenia prezentowane w trakcie semestru. Sprawdzana jest zgodność z zasadami ale dopuszczane są inwencja twórcza oraz kreatywność (dziedzina jest twórcza). Tworzone jest w ciągu semestru portfolio rozwojowe pokazujące eksperymenty własne i ścieżkę osiągnięć, które są następnie na końcu zajęć oceniane.; Student zobowiązany jest przedstawić większy projekt własny w którym wykorzystuje poznane techniki modelowania. Projekty są negocjowane indywidualnie już podczas semestru i można je przygotowywać w trakcie jego trwania.</w:t>
+              <w:t>ocena sporządzonego oprogramowania; prezentacja samodzielnej pracy semestralnej</w:t>
             </w:r>
           </w:p>
         </w:tc>
@@ -11583,7 +11447,7 @@
                 <w:i w:val="0"/>
                 <w:sz w:val="22"/>
               </w:rPr>
-              <w:t>prezentacja na żywo; wykład z elementami dyskusji; studium przypadku; najlepsze praktyki; praca samodzielna ucznia nad zadaniami i mini-projektami; projekt semestralny; Projekt końcowy na prawach egzaminu; Kryteria oceny; Ćwiczenia/Projekt; Student musi wykonać zgodnie z regułami sztuki kluczowe ćwiczenia prezentowane w trakcie semestru. Sprawdzana jest zgodność z zasadami ale dopuszczane są inwencja twórcza oraz kreatywność (dziedzina jest twórcza). Tworzone jest w ciągu semestru portfolio rozwojowe pokazujące eksperymenty własne i ścieżkę osiągnięć, które są następnie na końcu zajęć oceniane.; Student zobowiązany jest przedstawić większy projekt własny w którym wykorzystuje poznane techniki modelowania. Projekty są negocjowane indywidualnie już podczas semestru i można je przygotowywać w trakcie jego trwania.</w:t>
+              <w:t>ocena sporządzonego oprogramowania; prezentacja samodzielnej pracy semestralnej</w:t>
             </w:r>
           </w:p>
         </w:tc>
@@ -11641,7 +11505,7 @@
                 <w:i w:val="0"/>
                 <w:sz w:val="22"/>
               </w:rPr>
-              <w:t>prezentacja na żywo; wykład z elementami dyskusji; studium przypadku; najlepsze praktyki; praca samodzielna ucznia nad zadaniami i mini-projektami; projekt semestralny; Projekt końcowy na prawach egzaminu; Kryteria oceny; Ćwiczenia/Projekt; Student musi wykonać zgodnie z regułami sztuki kluczowe ćwiczenia prezentowane w trakcie semestru. Sprawdzana jest zgodność z zasadami ale dopuszczane są inwencja twórcza oraz kreatywność (dziedzina jest twórcza). Tworzone jest w ciągu semestru portfolio rozwojowe pokazujące eksperymenty własne i ścieżkę osiągnięć, które są następnie na końcu zajęć oceniane.; Student zobowiązany jest przedstawić większy projekt własny w którym wykorzystuje poznane techniki modelowania. Projekty są negocjowane indywidualnie już podczas semestru i można je przygotowywać w trakcie jego trwania.</w:t>
+              <w:t>ocena sporządzonego oprogramowania; prezentacja samodzielnej pracy semestralnej</w:t>
             </w:r>
           </w:p>
         </w:tc>
@@ -11699,7 +11563,7 @@
                 <w:i w:val="0"/>
                 <w:sz w:val="22"/>
               </w:rPr>
-              <w:t>prezentacja na żywo; wykład z elementami dyskusji; studium przypadku; najlepsze praktyki; praca samodzielna ucznia nad zadaniami i mini-projektami; projekt semestralny; Projekt końcowy na prawach egzaminu; Kryteria oceny; Ćwiczenia/Projekt; Student musi wykonać zgodnie z regułami sztuki kluczowe ćwiczenia prezentowane w trakcie semestru. Sprawdzana jest zgodność z zasadami ale dopuszczane są inwencja twórcza oraz kreatywność (dziedzina jest twórcza). Tworzone jest w ciągu semestru portfolio rozwojowe pokazujące eksperymenty własne i ścieżkę osiągnięć, które są następnie na końcu zajęć oceniane.; Student zobowiązany jest przedstawić większy projekt własny w którym wykorzystuje poznane techniki modelowania. Projekty są negocjowane indywidualnie już podczas semestru i można je przygotowywać w trakcie jego trwania.</w:t>
+              <w:t>ocena sporządzonego oprogramowania; prezentacja samodzielnej pracy semestralnej</w:t>
             </w:r>
           </w:p>
         </w:tc>
@@ -11757,7 +11621,7 @@
                 <w:i w:val="0"/>
                 <w:sz w:val="22"/>
               </w:rPr>
-              <w:t>prezentacja na żywo; wykład z elementami dyskusji; studium przypadku; najlepsze praktyki; praca samodzielna ucznia nad zadaniami i mini-projektami; projekt semestralny; Projekt końcowy na prawach egzaminu; Kryteria oceny; Ćwiczenia/Projekt; Student musi wykonać zgodnie z regułami sztuki kluczowe ćwiczenia prezentowane w trakcie semestru. Sprawdzana jest zgodność z zasadami ale dopuszczane są inwencja twórcza oraz kreatywność (dziedzina jest twórcza). Tworzone jest w ciągu semestru portfolio rozwojowe pokazujące eksperymenty własne i ścieżkę osiągnięć, które są następnie na końcu zajęć oceniane.; Student zobowiązany jest przedstawić większy projekt własny w którym wykorzystuje poznane techniki modelowania. Projekty są negocjowane indywidualnie już podczas semestru i można je przygotowywać w trakcie jego trwania.</w:t>
+              <w:t>ocena sporządzonego oprogramowania; prezentacja samodzielnej pracy semestralnej</w:t>
             </w:r>
           </w:p>
         </w:tc>
@@ -11815,7 +11679,7 @@
                 <w:i w:val="0"/>
                 <w:sz w:val="22"/>
               </w:rPr>
-              <w:t>prezentacja na żywo; wykład z elementami dyskusji; studium przypadku; najlepsze praktyki; praca samodzielna ucznia nad zadaniami i mini-projektami; projekt semestralny; Projekt końcowy na prawach egzaminu; Kryteria oceny; Ćwiczenia/Projekt; Student musi wykonać zgodnie z regułami sztuki kluczowe ćwiczenia prezentowane w trakcie semestru. Sprawdzana jest zgodność z zasadami ale dopuszczane są inwencja twórcza oraz kreatywność (dziedzina jest twórcza). Tworzone jest w ciągu semestru portfolio rozwojowe pokazujące eksperymenty własne i ścieżkę osiągnięć, które są następnie na końcu zajęć oceniane.; Student zobowiązany jest przedstawić większy projekt własny w którym wykorzystuje poznane techniki modelowania. Projekty są negocjowane indywidualnie już podczas semestru i można je przygotowywać w trakcie jego trwania.</w:t>
+              <w:t>ocena sporządzonego oprogramowania; prezentacja samodzielnej pracy semestralnej</w:t>
             </w:r>
           </w:p>
         </w:tc>
@@ -11873,7 +11737,7 @@
                 <w:i w:val="0"/>
                 <w:sz w:val="22"/>
               </w:rPr>
-              <w:t>prezentacja na żywo; wykład z elementami dyskusji; studium przypadku; najlepsze praktyki; praca samodzielna ucznia nad zadaniami i mini-projektami; projekt semestralny; Projekt końcowy na prawach egzaminu; Kryteria oceny; Ćwiczenia/Projekt; Student musi wykonać zgodnie z regułami sztuki kluczowe ćwiczenia prezentowane w trakcie semestru. Sprawdzana jest zgodność z zasadami ale dopuszczane są inwencja twórcza oraz kreatywność (dziedzina jest twórcza). Tworzone jest w ciągu semestru portfolio rozwojowe pokazujące eksperymenty własne i ścieżkę osiągnięć, które są następnie na końcu zajęć oceniane.; Student zobowiązany jest przedstawić większy projekt własny w którym wykorzystuje poznane techniki modelowania. Projekty są negocjowane indywidualnie już podczas semestru i można je przygotowywać w trakcie jego trwania.</w:t>
+              <w:t>ocena sporządzonego oprogramowania; prezentacja samodzielnej pracy semestralnej</w:t>
             </w:r>
           </w:p>
         </w:tc>
@@ -11931,7 +11795,7 @@
                 <w:i w:val="0"/>
                 <w:sz w:val="22"/>
               </w:rPr>
-              <w:t>prezentacja na żywo; wykład z elementami dyskusji; studium przypadku; najlepsze praktyki; praca samodzielna ucznia nad zadaniami i mini-projektami; projekt semestralny; Projekt końcowy na prawach egzaminu; Kryteria oceny; Ćwiczenia/Projekt; Student musi wykonać zgodnie z regułami sztuki kluczowe ćwiczenia prezentowane w trakcie semestru. Sprawdzana jest zgodność z zasadami ale dopuszczane są inwencja twórcza oraz kreatywność (dziedzina jest twórcza). Tworzone jest w ciągu semestru portfolio rozwojowe pokazujące eksperymenty własne i ścieżkę osiągnięć, które są następnie na końcu zajęć oceniane.; Student zobowiązany jest przedstawić większy projekt własny w którym wykorzystuje poznane techniki modelowania. Projekty są negocjowane indywidualnie już podczas semestru i można je przygotowywać w trakcie jego trwania.</w:t>
+              <w:t>ocena sporządzonego oprogramowania; prezentacja samodzielnej pracy semestralnej</w:t>
             </w:r>
           </w:p>
         </w:tc>
@@ -11989,7 +11853,7 @@
                 <w:i w:val="0"/>
                 <w:sz w:val="22"/>
               </w:rPr>
-              <w:t>prezentacja na żywo; wykład z elementami dyskusji; studium przypadku; najlepsze praktyki; praca samodzielna ucznia nad zadaniami i mini-projektami; projekt semestralny; Projekt końcowy na prawach egzaminu; Kryteria oceny; Ćwiczenia/Projekt; Student musi wykonać zgodnie z regułami sztuki kluczowe ćwiczenia prezentowane w trakcie semestru. Sprawdzana jest zgodność z zasadami ale dopuszczane są inwencja twórcza oraz kreatywność (dziedzina jest twórcza). Tworzone jest w ciągu semestru portfolio rozwojowe pokazujące eksperymenty własne i ścieżkę osiągnięć, które są następnie na końcu zajęć oceniane.; Student zobowiązany jest przedstawić większy projekt własny w którym wykorzystuje poznane techniki modelowania. Projekty są negocjowane indywidualnie już podczas semestru i można je przygotowywać w trakcie jego trwania.</w:t>
+              <w:t>ocena sporządzonego oprogramowania; prezentacja samodzielnej pracy semestralnej</w:t>
             </w:r>
           </w:p>
         </w:tc>
@@ -12047,7 +11911,7 @@
                 <w:i w:val="0"/>
                 <w:sz w:val="22"/>
               </w:rPr>
-              <w:t>prezentacja na żywo; wykład z elementami dyskusji; studium przypadku; najlepsze praktyki; praca samodzielna ucznia nad zadaniami i mini-projektami; projekt semestralny; Projekt końcowy na prawach egzaminu; Kryteria oceny; Ćwiczenia/Projekt; Student musi wykonać zgodnie z regułami sztuki kluczowe ćwiczenia prezentowane w trakcie semestru. Sprawdzana jest zgodność z zasadami ale dopuszczane są inwencja twórcza oraz kreatywność (dziedzina jest twórcza). Tworzone jest w ciągu semestru portfolio rozwojowe pokazujące eksperymenty własne i ścieżkę osiągnięć, które są następnie na końcu zajęć oceniane.; Student zobowiązany jest przedstawić większy projekt własny w którym wykorzystuje poznane techniki modelowania. Projekty są negocjowane indywidualnie już podczas semestru i można je przygotowywać w trakcie jego trwania.</w:t>
+              <w:t>ocena sporządzonego oprogramowania; prezentacja samodzielnej pracy semestralnej</w:t>
             </w:r>
           </w:p>
         </w:tc>
@@ -12105,7 +11969,7 @@
                 <w:i w:val="0"/>
                 <w:sz w:val="22"/>
               </w:rPr>
-              <w:t>prezentacja na żywo; wykład z elementami dyskusji; studium przypadku; najlepsze praktyki; praca samodzielna ucznia nad zadaniami i mini-projektami; projekt semestralny; Projekt końcowy na prawach egzaminu; Kryteria oceny; Ćwiczenia/Projekt; Student musi wykonać zgodnie z regułami sztuki kluczowe ćwiczenia prezentowane w trakcie semestru. Sprawdzana jest zgodność z zasadami ale dopuszczane są inwencja twórcza oraz kreatywność (dziedzina jest twórcza). Tworzone jest w ciągu semestru portfolio rozwojowe pokazujące eksperymenty własne i ścieżkę osiągnięć, które są następnie na końcu zajęć oceniane.; Student zobowiązany jest przedstawić większy projekt własny w którym wykorzystuje poznane techniki modelowania. Projekty są negocjowane indywidualnie już podczas semestru i można je przygotowywać w trakcie jego trwania.</w:t>
+              <w:t>ocena sporządzonego oprogramowania; prezentacja samodzielnej pracy semestralnej</w:t>
             </w:r>
           </w:p>
         </w:tc>
@@ -12163,7 +12027,7 @@
                 <w:i w:val="0"/>
                 <w:sz w:val="22"/>
               </w:rPr>
-              <w:t>prezentacja na żywo; wykład z elementami dyskusji; studium przypadku; najlepsze praktyki; praca samodzielna ucznia nad zadaniami i mini-projektami; projekt semestralny; Projekt końcowy na prawach egzaminu; Kryteria oceny; Ćwiczenia/Projekt; Student musi wykonać zgodnie z regułami sztuki kluczowe ćwiczenia prezentowane w trakcie semestru. Sprawdzana jest zgodność z zasadami ale dopuszczane są inwencja twórcza oraz kreatywność (dziedzina jest twórcza). Tworzone jest w ciągu semestru portfolio rozwojowe pokazujące eksperymenty własne i ścieżkę osiągnięć, które są następnie na końcu zajęć oceniane.; Student zobowiązany jest przedstawić większy projekt własny w którym wykorzystuje poznane techniki modelowania. Projekty są negocjowane indywidualnie już podczas semestru i można je przygotowywać w trakcie jego trwania.</w:t>
+              <w:t>ocena sporządzonego oprogramowania; prezentacja samodzielnej pracy semestralnej</w:t>
             </w:r>
           </w:p>
         </w:tc>
@@ -12221,7 +12085,7 @@
                 <w:i w:val="0"/>
                 <w:sz w:val="22"/>
               </w:rPr>
-              <w:t>prezentacja na żywo; wykład z elementami dyskusji; studium przypadku; najlepsze praktyki; praca samodzielna ucznia nad zadaniami i mini-projektami; projekt semestralny; Projekt końcowy na prawach egzaminu; Kryteria oceny; Ćwiczenia/Projekt; Student musi wykonać zgodnie z regułami sztuki kluczowe ćwiczenia prezentowane w trakcie semestru. Sprawdzana jest zgodność z zasadami ale dopuszczane są inwencja twórcza oraz kreatywność (dziedzina jest twórcza). Tworzone jest w ciągu semestru portfolio rozwojowe pokazujące eksperymenty własne i ścieżkę osiągnięć, które są następnie na końcu zajęć oceniane.; Student zobowiązany jest przedstawić większy projekt własny w którym wykorzystuje poznane techniki modelowania. Projekty są negocjowane indywidualnie już podczas semestru i można je przygotowywać w trakcie jego trwania.</w:t>
+              <w:t>ocena sporządzonego oprogramowania; prezentacja samodzielnej pracy semestralnej</w:t>
             </w:r>
           </w:p>
         </w:tc>
@@ -12279,7 +12143,7 @@
                 <w:i w:val="0"/>
                 <w:sz w:val="22"/>
               </w:rPr>
-              <w:t>prezentacja na żywo; wykład z elementami dyskusji; studium przypadku; najlepsze praktyki; praca samodzielna ucznia nad zadaniami i mini-projektami; projekt semestralny; Projekt końcowy na prawach egzaminu; Kryteria oceny; Ćwiczenia/Projekt; Student musi wykonać zgodnie z regułami sztuki kluczowe ćwiczenia prezentowane w trakcie semestru. Sprawdzana jest zgodność z zasadami ale dopuszczane są inwencja twórcza oraz kreatywność (dziedzina jest twórcza). Tworzone jest w ciągu semestru portfolio rozwojowe pokazujące eksperymenty własne i ścieżkę osiągnięć, które są następnie na końcu zajęć oceniane.; Student zobowiązany jest przedstawić większy projekt własny w którym wykorzystuje poznane techniki modelowania. Projekty są negocjowane indywidualnie już podczas semestru i można je przygotowywać w trakcie jego trwania.</w:t>
+              <w:t>ocena sporządzonego oprogramowania; prezentacja samodzielnej pracy semestralnej</w:t>
             </w:r>
           </w:p>
         </w:tc>
@@ -12337,7 +12201,7 @@
                 <w:i w:val="0"/>
                 <w:sz w:val="22"/>
               </w:rPr>
-              <w:t>prezentacja na żywo; wykład z elementami dyskusji; studium przypadku; najlepsze praktyki; praca samodzielna ucznia nad zadaniami i mini-projektami; projekt semestralny; Projekt końcowy na prawach egzaminu; Kryteria oceny; Ćwiczenia/Projekt; Student musi wykonać zgodnie z regułami sztuki kluczowe ćwiczenia prezentowane w trakcie semestru. Sprawdzana jest zgodność z zasadami ale dopuszczane są inwencja twórcza oraz kreatywność (dziedzina jest twórcza). Tworzone jest w ciągu semestru portfolio rozwojowe pokazujące eksperymenty własne i ścieżkę osiągnięć, które są następnie na końcu zajęć oceniane.; Student zobowiązany jest przedstawić większy projekt własny w którym wykorzystuje poznane techniki modelowania. Projekty są negocjowane indywidualnie już podczas semestru i można je przygotowywać w trakcie jego trwania.</w:t>
+              <w:t>ocena sporządzonego oprogramowania; prezentacja samodzielnej pracy semestralnej</w:t>
             </w:r>
           </w:p>
         </w:tc>
@@ -12395,7 +12259,7 @@
                 <w:i w:val="0"/>
                 <w:sz w:val="22"/>
               </w:rPr>
-              <w:t>prezentacja na żywo; wykład z elementami dyskusji; studium przypadku; najlepsze praktyki; praca samodzielna ucznia nad zadaniami i mini-projektami; projekt semestralny; Projekt końcowy na prawach egzaminu; Kryteria oceny; Ćwiczenia/Projekt; Student musi wykonać zgodnie z regułami sztuki kluczowe ćwiczenia prezentowane w trakcie semestru. Sprawdzana jest zgodność z zasadami ale dopuszczane są inwencja twórcza oraz kreatywność (dziedzina jest twórcza). Tworzone jest w ciągu semestru portfolio rozwojowe pokazujące eksperymenty własne i ścieżkę osiągnięć, które są następnie na końcu zajęć oceniane.; Student zobowiązany jest przedstawić większy projekt własny w którym wykorzystuje poznane techniki modelowania. Projekty są negocjowane indywidualnie już podczas semestru i można je przygotowywać w trakcie jego trwania.</w:t>
+              <w:t>ocena sporządzonego oprogramowania; prezentacja samodzielnej pracy semestralnej</w:t>
             </w:r>
           </w:p>
         </w:tc>
@@ -12453,7 +12317,7 @@
                 <w:i w:val="0"/>
                 <w:sz w:val="22"/>
               </w:rPr>
-              <w:t>prezentacja na żywo; wykład z elementami dyskusji; studium przypadku; najlepsze praktyki; praca samodzielna ucznia nad zadaniami i mini-projektami; projekt semestralny; Projekt końcowy na prawach egzaminu; Kryteria oceny; Ćwiczenia/Projekt; Student musi wykonać zgodnie z regułami sztuki kluczowe ćwiczenia prezentowane w trakcie semestru. Sprawdzana jest zgodność z zasadami ale dopuszczane są inwencja twórcza oraz kreatywność (dziedzina jest twórcza). Tworzone jest w ciągu semestru portfolio rozwojowe pokazujące eksperymenty własne i ścieżkę osiągnięć, które są następnie na końcu zajęć oceniane.; Student zobowiązany jest przedstawić większy projekt własny w którym wykorzystuje poznane techniki modelowania. Projekty są negocjowane indywidualnie już podczas semestru i można je przygotowywać w trakcie jego trwania.</w:t>
+              <w:t>ocena sporządzonego oprogramowania; prezentacja samodzielnej pracy semestralnej</w:t>
             </w:r>
           </w:p>
         </w:tc>
@@ -12511,7 +12375,7 @@
                 <w:i w:val="0"/>
                 <w:sz w:val="22"/>
               </w:rPr>
-              <w:t>prezentacja na żywo; wykład z elementami dyskusji; studium przypadku; najlepsze praktyki; praca samodzielna ucznia nad zadaniami i mini-projektami; projekt semestralny; Projekt końcowy na prawach egzaminu; Kryteria oceny; Ćwiczenia/Projekt; Student musi wykonać zgodnie z regułami sztuki kluczowe ćwiczenia prezentowane w trakcie semestru. Sprawdzana jest zgodność z zasadami ale dopuszczane są inwencja twórcza oraz kreatywność (dziedzina jest twórcza). Tworzone jest w ciągu semestru portfolio rozwojowe pokazujące eksperymenty własne i ścieżkę osiągnięć, które są następnie na końcu zajęć oceniane.; Student zobowiązany jest przedstawić większy projekt własny w którym wykorzystuje poznane techniki modelowania. Projekty są negocjowane indywidualnie już podczas semestru i można je przygotowywać w trakcie jego trwania.</w:t>
+              <w:t>ocena sporządzonego oprogramowania; prezentacja samodzielnej pracy semestralnej</w:t>
             </w:r>
           </w:p>
         </w:tc>
@@ -12569,7 +12433,7 @@
                 <w:i w:val="0"/>
                 <w:sz w:val="22"/>
               </w:rPr>
-              <w:t>prezentacja na żywo; wykład z elementami dyskusji; studium przypadku; najlepsze praktyki; praca samodzielna ucznia nad zadaniami i mini-projektami; projekt semestralny; Projekt końcowy na prawach egzaminu; Kryteria oceny; Ćwiczenia/Projekt; Student musi wykonać zgodnie z regułami sztuki kluczowe ćwiczenia prezentowane w trakcie semestru. Sprawdzana jest zgodność z zasadami ale dopuszczane są inwencja twórcza oraz kreatywność (dziedzina jest twórcza). Tworzone jest w ciągu semestru portfolio rozwojowe pokazujące eksperymenty własne i ścieżkę osiągnięć, które są następnie na końcu zajęć oceniane.; Student zobowiązany jest przedstawić większy projekt własny w którym wykorzystuje poznane techniki modelowania. Projekty są negocjowane indywidualnie już podczas semestru i można je przygotowywać w trakcie jego trwania.</w:t>
+              <w:t>ocena sporządzonego oprogramowania; prezentacja samodzielnej pracy semestralnej</w:t>
             </w:r>
           </w:p>
         </w:tc>
@@ -12627,7 +12491,7 @@
                 <w:i w:val="0"/>
                 <w:sz w:val="22"/>
               </w:rPr>
-              <w:t>prezentacja na żywo; wykład z elementami dyskusji; studium przypadku; najlepsze praktyki; praca samodzielna ucznia nad zadaniami i mini-projektami; projekt semestralny; Projekt końcowy na prawach egzaminu; Kryteria oceny; Ćwiczenia/Projekt; Student musi wykonać zgodnie z regułami sztuki kluczowe ćwiczenia prezentowane w trakcie semestru. Sprawdzana jest zgodność z zasadami ale dopuszczane są inwencja twórcza oraz kreatywność (dziedzina jest twórcza). Tworzone jest w ciągu semestru portfolio rozwojowe pokazujące eksperymenty własne i ścieżkę osiągnięć, które są następnie na końcu zajęć oceniane.; Student zobowiązany jest przedstawić większy projekt własny w którym wykorzystuje poznane techniki modelowania. Projekty są negocjowane indywidualnie już podczas semestru i można je przygotowywać w trakcie jego trwania.</w:t>
+              <w:t>ocena sporządzonego oprogramowania; prezentacja samodzielnej pracy semestralnej</w:t>
             </w:r>
           </w:p>
         </w:tc>
@@ -12685,7 +12549,7 @@
                 <w:i w:val="0"/>
                 <w:sz w:val="22"/>
               </w:rPr>
-              <w:t>prezentacja na żywo; wykład z elementami dyskusji; studium przypadku; najlepsze praktyki; praca samodzielna ucznia nad zadaniami i mini-projektami; projekt semestralny; Projekt końcowy na prawach egzaminu; Kryteria oceny; Ćwiczenia/Projekt; Student musi wykonać zgodnie z regułami sztuki kluczowe ćwiczenia prezentowane w trakcie semestru. Sprawdzana jest zgodność z zasadami ale dopuszczane są inwencja twórcza oraz kreatywność (dziedzina jest twórcza). Tworzone jest w ciągu semestru portfolio rozwojowe pokazujące eksperymenty własne i ścieżkę osiągnięć, które są następnie na końcu zajęć oceniane.; Student zobowiązany jest przedstawić większy projekt własny w którym wykorzystuje poznane techniki modelowania. Projekty są negocjowane indywidualnie już podczas semestru i można je przygotowywać w trakcie jego trwania.</w:t>
+              <w:t>ocena sporządzonego oprogramowania; prezentacja samodzielnej pracy semestralnej</w:t>
             </w:r>
           </w:p>
         </w:tc>
@@ -12743,7 +12607,7 @@
                 <w:i w:val="0"/>
                 <w:sz w:val="22"/>
               </w:rPr>
-              <w:t>prezentacja na żywo; wykład z elementami dyskusji; studium przypadku; najlepsze praktyki; praca samodzielna ucznia nad zadaniami i mini-projektami; projekt semestralny; Projekt końcowy na prawach egzaminu; Kryteria oceny; Ćwiczenia/Projekt; Student musi wykonać zgodnie z regułami sztuki kluczowe ćwiczenia prezentowane w trakcie semestru. Sprawdzana jest zgodność z zasadami ale dopuszczane są inwencja twórcza oraz kreatywność (dziedzina jest twórcza). Tworzone jest w ciągu semestru portfolio rozwojowe pokazujące eksperymenty własne i ścieżkę osiągnięć, które są następnie na końcu zajęć oceniane.; Student zobowiązany jest przedstawić większy projekt własny w którym wykorzystuje poznane techniki modelowania. Projekty są negocjowane indywidualnie już podczas semestru i można je przygotowywać w trakcie jego trwania.</w:t>
+              <w:t>ocena sporządzonego oprogramowania; prezentacja samodzielnej pracy semestralnej</w:t>
             </w:r>
           </w:p>
         </w:tc>
@@ -12801,7 +12665,7 @@
                 <w:i w:val="0"/>
                 <w:sz w:val="22"/>
               </w:rPr>
-              <w:t>prezentacja na żywo; wykład z elementami dyskusji; studium przypadku; najlepsze praktyki; praca samodzielna ucznia nad zadaniami i mini-projektami; projekt semestralny; Projekt końcowy na prawach egzaminu; Kryteria oceny; Ćwiczenia/Projekt; Student musi wykonać zgodnie z regułami sztuki kluczowe ćwiczenia prezentowane w trakcie semestru. Sprawdzana jest zgodność z zasadami ale dopuszczane są inwencja twórcza oraz kreatywność (dziedzina jest twórcza). Tworzone jest w ciągu semestru portfolio rozwojowe pokazujące eksperymenty własne i ścieżkę osiągnięć, które są następnie na końcu zajęć oceniane.; Student zobowiązany jest przedstawić większy projekt własny w którym wykorzystuje poznane techniki modelowania. Projekty są negocjowane indywidualnie już podczas semestru i można je przygotowywać w trakcie jego trwania.</w:t>
+              <w:t>ocena sporządzonego oprogramowania; prezentacja samodzielnej pracy semestralnej</w:t>
             </w:r>
           </w:p>
         </w:tc>
@@ -12859,7 +12723,7 @@
                 <w:i w:val="0"/>
                 <w:sz w:val="22"/>
               </w:rPr>
-              <w:t>prezentacja na żywo; wykład z elementami dyskusji; studium przypadku; najlepsze praktyki; praca samodzielna ucznia nad zadaniami i mini-projektami; projekt semestralny; Projekt końcowy na prawach egzaminu; Kryteria oceny; Ćwiczenia/Projekt; Student musi wykonać zgodnie z regułami sztuki kluczowe ćwiczenia prezentowane w trakcie semestru. Sprawdzana jest zgodność z zasadami ale dopuszczane są inwencja twórcza oraz kreatywność (dziedzina jest twórcza). Tworzone jest w ciągu semestru portfolio rozwojowe pokazujące eksperymenty własne i ścieżkę osiągnięć, które są następnie na końcu zajęć oceniane.; Student zobowiązany jest przedstawić większy projekt własny w którym wykorzystuje poznane techniki modelowania. Projekty są negocjowane indywidualnie już podczas semestru i można je przygotowywać w trakcie jego trwania.</w:t>
+              <w:t>ocena sporządzonego oprogramowania; prezentacja samodzielnej pracy semestralnej</w:t>
             </w:r>
           </w:p>
         </w:tc>
@@ -12917,7 +12781,7 @@
                 <w:i w:val="0"/>
                 <w:sz w:val="22"/>
               </w:rPr>
-              <w:t>prezentacja na żywo; wykład z elementami dyskusji; studium przypadku; najlepsze praktyki; praca samodzielna ucznia nad zadaniami i mini-projektami; projekt semestralny; Projekt końcowy na prawach egzaminu; Kryteria oceny; Ćwiczenia/Projekt; Student musi wykonać zgodnie z regułami sztuki kluczowe ćwiczenia prezentowane w trakcie semestru. Sprawdzana jest zgodność z zasadami ale dopuszczane są inwencja twórcza oraz kreatywność (dziedzina jest twórcza). Tworzone jest w ciągu semestru portfolio rozwojowe pokazujące eksperymenty własne i ścieżkę osiągnięć, które są następnie na końcu zajęć oceniane.; Student zobowiązany jest przedstawić większy projekt własny w którym wykorzystuje poznane techniki modelowania. Projekty są negocjowane indywidualnie już podczas semestru i można je przygotowywać w trakcie jego trwania.</w:t>
+              <w:t>ocena sporządzonego oprogramowania; prezentacja samodzielnej pracy semestralnej</w:t>
             </w:r>
           </w:p>
         </w:tc>
@@ -12975,7 +12839,7 @@
                 <w:i w:val="0"/>
                 <w:sz w:val="22"/>
               </w:rPr>
-              <w:t>prezentacja na żywo; wykład z elementami dyskusji; studium przypadku; najlepsze praktyki; praca samodzielna ucznia nad zadaniami i mini-projektami; projekt semestralny; Projekt końcowy na prawach egzaminu; Kryteria oceny; Ćwiczenia/Projekt; Student musi wykonać zgodnie z regułami sztuki kluczowe ćwiczenia prezentowane w trakcie semestru. Sprawdzana jest zgodność z zasadami ale dopuszczane są inwencja twórcza oraz kreatywność (dziedzina jest twórcza). Tworzone jest w ciągu semestru portfolio rozwojowe pokazujące eksperymenty własne i ścieżkę osiągnięć, które są następnie na końcu zajęć oceniane.; Student zobowiązany jest przedstawić większy projekt własny w którym wykorzystuje poznane techniki modelowania. Projekty są negocjowane indywidualnie już podczas semestru i można je przygotowywać w trakcie jego trwania.</w:t>
+              <w:t>ocena sporządzonego oprogramowania; prezentacja samodzielnej pracy semestralnej</w:t>
             </w:r>
           </w:p>
         </w:tc>
@@ -13033,7 +12897,7 @@
                 <w:i w:val="0"/>
                 <w:sz w:val="22"/>
               </w:rPr>
-              <w:t>prezentacja na żywo; wykład z elementami dyskusji; studium przypadku; najlepsze praktyki; praca samodzielna ucznia nad zadaniami i mini-projektami; projekt semestralny; Projekt końcowy na prawach egzaminu; Kryteria oceny; Ćwiczenia/Projekt; Student musi wykonać zgodnie z regułami sztuki kluczowe ćwiczenia prezentowane w trakcie semestru. Sprawdzana jest zgodność z zasadami ale dopuszczane są inwencja twórcza oraz kreatywność (dziedzina jest twórcza). Tworzone jest w ciągu semestru portfolio rozwojowe pokazujące eksperymenty własne i ścieżkę osiągnięć, które są następnie na końcu zajęć oceniane.; Student zobowiązany jest przedstawić większy projekt własny w którym wykorzystuje poznane techniki modelowania. Projekty są negocjowane indywidualnie już podczas semestru i można je przygotowywać w trakcie jego trwania.</w:t>
+              <w:t>ocena sporządzonego oprogramowania; prezentacja samodzielnej pracy semestralnej</w:t>
             </w:r>
           </w:p>
         </w:tc>
@@ -13091,7 +12955,7 @@
                 <w:i w:val="0"/>
                 <w:sz w:val="22"/>
               </w:rPr>
-              <w:t>prezentacja na żywo; wykład z elementami dyskusji; studium przypadku; najlepsze praktyki; praca samodzielna ucznia nad zadaniami i mini-projektami; projekt semestralny; Projekt końcowy na prawach egzaminu; Kryteria oceny; Ćwiczenia/Projekt; Student musi wykonać zgodnie z regułami sztuki kluczowe ćwiczenia prezentowane w trakcie semestru. Sprawdzana jest zgodność z zasadami ale dopuszczane są inwencja twórcza oraz kreatywność (dziedzina jest twórcza). Tworzone jest w ciągu semestru portfolio rozwojowe pokazujące eksperymenty własne i ścieżkę osiągnięć, które są następnie na końcu zajęć oceniane.; Student zobowiązany jest przedstawić większy projekt własny w którym wykorzystuje poznane techniki modelowania. Projekty są negocjowane indywidualnie już podczas semestru i można je przygotowywać w trakcie jego trwania.</w:t>
+              <w:t>ocena sporządzonego oprogramowania; prezentacja samodzielnej pracy semestralnej</w:t>
             </w:r>
           </w:p>
         </w:tc>
@@ -13149,7 +13013,7 @@
                 <w:i w:val="0"/>
                 <w:sz w:val="22"/>
               </w:rPr>
-              <w:t>prezentacja na żywo; wykład z elementami dyskusji; studium przypadku; najlepsze praktyki; praca samodzielna ucznia nad zadaniami i mini-projektami; projekt semestralny; Projekt końcowy na prawach egzaminu; Kryteria oceny; Ćwiczenia/Projekt; Student musi wykonać zgodnie z regułami sztuki kluczowe ćwiczenia prezentowane w trakcie semestru. Sprawdzana jest zgodność z zasadami ale dopuszczane są inwencja twórcza oraz kreatywność (dziedzina jest twórcza). Tworzone jest w ciągu semestru portfolio rozwojowe pokazujące eksperymenty własne i ścieżkę osiągnięć, które są następnie na końcu zajęć oceniane.; Student zobowiązany jest przedstawić większy projekt własny w którym wykorzystuje poznane techniki modelowania. Projekty są negocjowane indywidualnie już podczas semestru i można je przygotowywać w trakcie jego trwania.</w:t>
+              <w:t>ocena sporządzonego oprogramowania; prezentacja samodzielnej pracy semestralnej</w:t>
             </w:r>
           </w:p>
         </w:tc>
@@ -13207,7 +13071,7 @@
                 <w:i w:val="0"/>
                 <w:sz w:val="22"/>
               </w:rPr>
-              <w:t>prezentacja na żywo; wykład z elementami dyskusji; studium przypadku; najlepsze praktyki; praca samodzielna ucznia nad zadaniami i mini-projektami; projekt semestralny; Projekt końcowy na prawach egzaminu; Kryteria oceny; Ćwiczenia/Projekt; Student musi wykonać zgodnie z regułami sztuki kluczowe ćwiczenia prezentowane w trakcie semestru. Sprawdzana jest zgodność z zasadami ale dopuszczane są inwencja twórcza oraz kreatywność (dziedzina jest twórcza). Tworzone jest w ciągu semestru portfolio rozwojowe pokazujące eksperymenty własne i ścieżkę osiągnięć, które są następnie na końcu zajęć oceniane.; Student zobowiązany jest przedstawić większy projekt własny w którym wykorzystuje poznane techniki modelowania. Projekty są negocjowane indywidualnie już podczas semestru i można je przygotowywać w trakcie jego trwania.</w:t>
+              <w:t>ocena sporządzonego oprogramowania; prezentacja samodzielnej pracy semestralnej</w:t>
             </w:r>
           </w:p>
         </w:tc>
@@ -13265,7 +13129,7 @@
                 <w:i w:val="0"/>
                 <w:sz w:val="22"/>
               </w:rPr>
-              <w:t>prezentacja na żywo; wykład z elementami dyskusji; studium przypadku; najlepsze praktyki; praca samodzielna ucznia nad zadaniami i mini-projektami; projekt semestralny; Projekt końcowy na prawach egzaminu; Kryteria oceny; Ćwiczenia/Projekt; Student musi wykonać zgodnie z regułami sztuki kluczowe ćwiczenia prezentowane w trakcie semestru. Sprawdzana jest zgodność z zasadami ale dopuszczane są inwencja twórcza oraz kreatywność (dziedzina jest twórcza). Tworzone jest w ciągu semestru portfolio rozwojowe pokazujące eksperymenty własne i ścieżkę osiągnięć, które są następnie na końcu zajęć oceniane.; Student zobowiązany jest przedstawić większy projekt własny w którym wykorzystuje poznane techniki modelowania. Projekty są negocjowane indywidualnie już podczas semestru i można je przygotowywać w trakcie jego trwania.</w:t>
+              <w:t>ocena sporządzonego oprogramowania; prezentacja samodzielnej pracy semestralnej</w:t>
             </w:r>
           </w:p>
         </w:tc>
@@ -13323,7 +13187,7 @@
                 <w:i w:val="0"/>
                 <w:sz w:val="22"/>
               </w:rPr>
-              <w:t>prezentacja na żywo; wykład z elementami dyskusji; studium przypadku; najlepsze praktyki; praca samodzielna ucznia nad zadaniami i mini-projektami; projekt semestralny; Projekt końcowy na prawach egzaminu; Kryteria oceny; Ćwiczenia/Projekt; Student musi wykonać zgodnie z regułami sztuki kluczowe ćwiczenia prezentowane w trakcie semestru. Sprawdzana jest zgodność z zasadami ale dopuszczane są inwencja twórcza oraz kreatywność (dziedzina jest twórcza). Tworzone jest w ciągu semestru portfolio rozwojowe pokazujące eksperymenty własne i ścieżkę osiągnięć, które są następnie na końcu zajęć oceniane.; Student zobowiązany jest przedstawić większy projekt własny w którym wykorzystuje poznane techniki modelowania. Projekty są negocjowane indywidualnie już podczas semestru i można je przygotowywać w trakcie jego trwania.</w:t>
+              <w:t>ocena sporządzonego oprogramowania; prezentacja samodzielnej pracy semestralnej</w:t>
             </w:r>
           </w:p>
         </w:tc>
@@ -13381,7 +13245,7 @@
                 <w:i w:val="0"/>
                 <w:sz w:val="22"/>
               </w:rPr>
-              <w:t>prezentacja na żywo; wykład z elementami dyskusji; studium przypadku; najlepsze praktyki; praca samodzielna ucznia nad zadaniami i mini-projektami; projekt semestralny; Projekt końcowy na prawach egzaminu; Kryteria oceny; Ćwiczenia/Projekt; Student musi wykonać zgodnie z regułami sztuki kluczowe ćwiczenia prezentowane w trakcie semestru. Sprawdzana jest zgodność z zasadami ale dopuszczane są inwencja twórcza oraz kreatywność (dziedzina jest twórcza). Tworzone jest w ciągu semestru portfolio rozwojowe pokazujące eksperymenty własne i ścieżkę osiągnięć, które są następnie na końcu zajęć oceniane.; Student zobowiązany jest przedstawić większy projekt własny w którym wykorzystuje poznane techniki modelowania. Projekty są negocjowane indywidualnie już podczas semestru i można je przygotowywać w trakcie jego trwania.</w:t>
+              <w:t>ocena sporządzonego oprogramowania; prezentacja samodzielnej pracy semestralnej</w:t>
             </w:r>
           </w:p>
         </w:tc>
@@ -13439,7 +13303,7 @@
                 <w:i w:val="0"/>
                 <w:sz w:val="22"/>
               </w:rPr>
-              <w:t>prezentacja na żywo; wykład z elementami dyskusji; studium przypadku; najlepsze praktyki; praca samodzielna ucznia nad zadaniami i mini-projektami; projekt semestralny; Projekt końcowy na prawach egzaminu; Kryteria oceny; Ćwiczenia/Projekt; Student musi wykonać zgodnie z regułami sztuki kluczowe ćwiczenia prezentowane w trakcie semestru. Sprawdzana jest zgodność z zasadami ale dopuszczane są inwencja twórcza oraz kreatywność (dziedzina jest twórcza). Tworzone jest w ciągu semestru portfolio rozwojowe pokazujące eksperymenty własne i ścieżkę osiągnięć, które są następnie na końcu zajęć oceniane.; Student zobowiązany jest przedstawić większy projekt własny w którym wykorzystuje poznane techniki modelowania. Projekty są negocjowane indywidualnie już podczas semestru i można je przygotowywać w trakcie jego trwania.</w:t>
+              <w:t>ocena sporządzonego oprogramowania; prezentacja samodzielnej pracy semestralnej</w:t>
             </w:r>
           </w:p>
         </w:tc>
@@ -13497,7 +13361,7 @@
                 <w:i w:val="0"/>
                 <w:sz w:val="22"/>
               </w:rPr>
-              <w:t>prezentacja na żywo; wykład z elementami dyskusji; studium przypadku; najlepsze praktyki; praca samodzielna ucznia nad zadaniami i mini-projektami; projekt semestralny; Projekt końcowy na prawach egzaminu; Kryteria oceny; Ćwiczenia/Projekt; Student musi wykonać zgodnie z regułami sztuki kluczowe ćwiczenia prezentowane w trakcie semestru. Sprawdzana jest zgodność z zasadami ale dopuszczane są inwencja twórcza oraz kreatywność (dziedzina jest twórcza). Tworzone jest w ciągu semestru portfolio rozwojowe pokazujące eksperymenty własne i ścieżkę osiągnięć, które są następnie na końcu zajęć oceniane.; Student zobowiązany jest przedstawić większy projekt własny w którym wykorzystuje poznane techniki modelowania. Projekty są negocjowane indywidualnie już podczas semestru i można je przygotowywać w trakcie jego trwania.</w:t>
+              <w:t>ocena sporządzonego oprogramowania; prezentacja samodzielnej pracy semestralnej</w:t>
             </w:r>
           </w:p>
         </w:tc>
@@ -13555,7 +13419,7 @@
                 <w:i w:val="0"/>
                 <w:sz w:val="22"/>
               </w:rPr>
-              <w:t>prezentacja na żywo; wykład z elementami dyskusji; studium przypadku; najlepsze praktyki; praca samodzielna ucznia nad zadaniami i mini-projektami; projekt semestralny; Projekt końcowy na prawach egzaminu; Kryteria oceny; Ćwiczenia/Projekt; Student musi wykonać zgodnie z regułami sztuki kluczowe ćwiczenia prezentowane w trakcie semestru. Sprawdzana jest zgodność z zasadami ale dopuszczane są inwencja twórcza oraz kreatywność (dziedzina jest twórcza). Tworzone jest w ciągu semestru portfolio rozwojowe pokazujące eksperymenty własne i ścieżkę osiągnięć, które są następnie na końcu zajęć oceniane.; Student zobowiązany jest przedstawić większy projekt własny w którym wykorzystuje poznane techniki modelowania. Projekty są negocjowane indywidualnie już podczas semestru i można je przygotowywać w trakcie jego trwania.</w:t>
+              <w:t>ocena sporządzonego oprogramowania; prezentacja samodzielnej pracy semestralnej</w:t>
             </w:r>
           </w:p>
         </w:tc>
@@ -13613,7 +13477,7 @@
                 <w:i w:val="0"/>
                 <w:sz w:val="22"/>
               </w:rPr>
-              <w:t>prezentacja na żywo; wykład z elementami dyskusji; studium przypadku; najlepsze praktyki; praca samodzielna ucznia nad zadaniami i mini-projektami; projekt semestralny; Projekt końcowy na prawach egzaminu; Kryteria oceny; Ćwiczenia/Projekt; Student musi wykonać zgodnie z regułami sztuki kluczowe ćwiczenia prezentowane w trakcie semestru. Sprawdzana jest zgodność z zasadami ale dopuszczane są inwencja twórcza oraz kreatywność (dziedzina jest twórcza). Tworzone jest w ciągu semestru portfolio rozwojowe pokazujące eksperymenty własne i ścieżkę osiągnięć, które są następnie na końcu zajęć oceniane.; Student zobowiązany jest przedstawić większy projekt własny w którym wykorzystuje poznane techniki modelowania. Projekty są negocjowane indywidualnie już podczas semestru i można je przygotowywać w trakcie jego trwania.</w:t>
+              <w:t>ocena sporządzonego oprogramowania; prezentacja samodzielnej pracy semestralnej</w:t>
             </w:r>
           </w:p>
         </w:tc>
@@ -13671,7 +13535,7 @@
                 <w:i w:val="0"/>
                 <w:sz w:val="22"/>
               </w:rPr>
-              <w:t>prezentacja na żywo; wykład z elementami dyskusji; studium przypadku; najlepsze praktyki; praca samodzielna ucznia nad zadaniami i mini-projektami; projekt semestralny; Projekt końcowy na prawach egzaminu; Kryteria oceny; Ćwiczenia/Projekt; Student musi wykonać zgodnie z regułami sztuki kluczowe ćwiczenia prezentowane w trakcie semestru. Sprawdzana jest zgodność z zasadami ale dopuszczane są inwencja twórcza oraz kreatywność (dziedzina jest twórcza). Tworzone jest w ciągu semestru portfolio rozwojowe pokazujące eksperymenty własne i ścieżkę osiągnięć, które są następnie na końcu zajęć oceniane.; Student zobowiązany jest przedstawić większy projekt własny w którym wykorzystuje poznane techniki modelowania. Projekty są negocjowane indywidualnie już podczas semestru i można je przygotowywać w trakcie jego trwania.</w:t>
+              <w:t>ocena sporządzonego oprogramowania; prezentacja samodzielnej pracy semestralnej</w:t>
             </w:r>
           </w:p>
         </w:tc>
@@ -13729,7 +13593,7 @@
                 <w:i w:val="0"/>
                 <w:sz w:val="22"/>
               </w:rPr>
-              <w:t>prezentacja na żywo; wykład z elementami dyskusji; studium przypadku; najlepsze praktyki; praca samodzielna ucznia nad zadaniami i mini-projektami; projekt semestralny; Projekt końcowy na prawach egzaminu; Kryteria oceny; Ćwiczenia/Projekt; Student musi wykonać zgodnie z regułami sztuki kluczowe ćwiczenia prezentowane w trakcie semestru. Sprawdzana jest zgodność z zasadami ale dopuszczane są inwencja twórcza oraz kreatywność (dziedzina jest twórcza). Tworzone jest w ciągu semestru portfolio rozwojowe pokazujące eksperymenty własne i ścieżkę osiągnięć, które są następnie na końcu zajęć oceniane.; Student zobowiązany jest przedstawić większy projekt własny w którym wykorzystuje poznane techniki modelowania. Projekty są negocjowane indywidualnie już podczas semestru i można je przygotowywać w trakcie jego trwania.</w:t>
+              <w:t>ocena sporządzonego oprogramowania; prezentacja samodzielnej pracy semestralnej</w:t>
             </w:r>
           </w:p>
         </w:tc>
@@ -13787,7 +13651,7 @@
                 <w:i w:val="0"/>
                 <w:sz w:val="22"/>
               </w:rPr>
-              <w:t>prezentacja na żywo; wykład z elementami dyskusji; studium przypadku; najlepsze praktyki; praca samodzielna ucznia nad zadaniami i mini-projektami; projekt semestralny; Projekt końcowy na prawach egzaminu; Kryteria oceny; Ćwiczenia/Projekt; Student musi wykonać zgodnie z regułami sztuki kluczowe ćwiczenia prezentowane w trakcie semestru. Sprawdzana jest zgodność z zasadami ale dopuszczane są inwencja twórcza oraz kreatywność (dziedzina jest twórcza). Tworzone jest w ciągu semestru portfolio rozwojowe pokazujące eksperymenty własne i ścieżkę osiągnięć, które są następnie na końcu zajęć oceniane.; Student zobowiązany jest przedstawić większy projekt własny w którym wykorzystuje poznane techniki modelowania. Projekty są negocjowane indywidualnie już podczas semestru i można je przygotowywać w trakcie jego trwania.</w:t>
+              <w:t>ocena sporządzonego oprogramowania; prezentacja samodzielnej pracy semestralnej</w:t>
             </w:r>
           </w:p>
         </w:tc>
@@ -13845,7 +13709,7 @@
                 <w:i w:val="0"/>
                 <w:sz w:val="22"/>
               </w:rPr>
-              <w:t>prezentacja na żywo; wykład z elementami dyskusji; studium przypadku; najlepsze praktyki; praca samodzielna ucznia nad zadaniami i mini-projektami; projekt semestralny; Projekt końcowy na prawach egzaminu; Kryteria oceny; Ćwiczenia/Projekt; Student musi wykonać zgodnie z regułami sztuki kluczowe ćwiczenia prezentowane w trakcie semestru. Sprawdzana jest zgodność z zasadami ale dopuszczane są inwencja twórcza oraz kreatywność (dziedzina jest twórcza). Tworzone jest w ciągu semestru portfolio rozwojowe pokazujące eksperymenty własne i ścieżkę osiągnięć, które są następnie na końcu zajęć oceniane.; Student zobowiązany jest przedstawić większy projekt własny w którym wykorzystuje poznane techniki modelowania. Projekty są negocjowane indywidualnie już podczas semestru i można je przygotowywać w trakcie jego trwania.</w:t>
+              <w:t>ocena sporządzonego oprogramowania; prezentacja samodzielnej pracy semestralnej</w:t>
             </w:r>
           </w:p>
         </w:tc>
@@ -13903,7 +13767,7 @@
                 <w:i w:val="0"/>
                 <w:sz w:val="22"/>
               </w:rPr>
-              <w:t>prezentacja na żywo; wykład z elementami dyskusji; studium przypadku; najlepsze praktyki; praca samodzielna ucznia nad zadaniami i mini-projektami; projekt semestralny; Projekt końcowy na prawach egzaminu; Kryteria oceny; Ćwiczenia/Projekt; Student musi wykonać zgodnie z regułami sztuki kluczowe ćwiczenia prezentowane w trakcie semestru. Sprawdzana jest zgodność z zasadami ale dopuszczane są inwencja twórcza oraz kreatywność (dziedzina jest twórcza). Tworzone jest w ciągu semestru portfolio rozwojowe pokazujące eksperymenty własne i ścieżkę osiągnięć, które są następnie na końcu zajęć oceniane.; Student zobowiązany jest przedstawić większy projekt własny w którym wykorzystuje poznane techniki modelowania. Projekty są negocjowane indywidualnie już podczas semestru i można je przygotowywać w trakcie jego trwania.</w:t>
+              <w:t>ocena sporządzonego oprogramowania; prezentacja samodzielnej pracy semestralnej</w:t>
             </w:r>
           </w:p>
         </w:tc>
@@ -13961,7 +13825,7 @@
                 <w:i w:val="0"/>
                 <w:sz w:val="22"/>
               </w:rPr>
-              <w:t>prezentacja na żywo; wykład z elementami dyskusji; studium przypadku; najlepsze praktyki; praca samodzielna ucznia nad zadaniami i mini-projektami; projekt semestralny; Projekt końcowy na prawach egzaminu; Kryteria oceny; Ćwiczenia/Projekt; Student musi wykonać zgodnie z regułami sztuki kluczowe ćwiczenia prezentowane w trakcie semestru. Sprawdzana jest zgodność z zasadami ale dopuszczane są inwencja twórcza oraz kreatywność (dziedzina jest twórcza). Tworzone jest w ciągu semestru portfolio rozwojowe pokazujące eksperymenty własne i ścieżkę osiągnięć, które są następnie na końcu zajęć oceniane.; Student zobowiązany jest przedstawić większy projekt własny w którym wykorzystuje poznane techniki modelowania. Projekty są negocjowane indywidualnie już podczas semestru i można je przygotowywać w trakcie jego trwania.</w:t>
+              <w:t>ocena sporządzonego oprogramowania; prezentacja samodzielnej pracy semestralnej</w:t>
             </w:r>
           </w:p>
         </w:tc>
@@ -14019,7 +13883,7 @@
                 <w:i w:val="0"/>
                 <w:sz w:val="22"/>
               </w:rPr>
-              <w:t>prezentacja na żywo; wykład z elementami dyskusji; studium przypadku; najlepsze praktyki; praca samodzielna ucznia nad zadaniami i mini-projektami; projekt semestralny; Projekt końcowy na prawach egzaminu; Kryteria oceny; Ćwiczenia/Projekt; Student musi wykonać zgodnie z regułami sztuki kluczowe ćwiczenia prezentowane w trakcie semestru. Sprawdzana jest zgodność z zasadami ale dopuszczane są inwencja twórcza oraz kreatywność (dziedzina jest twórcza). Tworzone jest w ciągu semestru portfolio rozwojowe pokazujące eksperymenty własne i ścieżkę osiągnięć, które są następnie na końcu zajęć oceniane.; Student zobowiązany jest przedstawić większy projekt własny w którym wykorzystuje poznane techniki modelowania. Projekty są negocjowane indywidualnie już podczas semestru i można je przygotowywać w trakcie jego trwania.</w:t>
+              <w:t>ocena sporządzonego oprogramowania; prezentacja samodzielnej pracy semestralnej</w:t>
             </w:r>
           </w:p>
         </w:tc>
@@ -14077,7 +13941,7 @@
                 <w:i w:val="0"/>
                 <w:sz w:val="22"/>
               </w:rPr>
-              <w:t>prezentacja na żywo; wykład z elementami dyskusji; studium przypadku; najlepsze praktyki; praca samodzielna ucznia nad zadaniami i mini-projektami; projekt semestralny; Projekt końcowy na prawach egzaminu; Kryteria oceny; Ćwiczenia/Projekt; Student musi wykonać zgodnie z regułami sztuki kluczowe ćwiczenia prezentowane w trakcie semestru. Sprawdzana jest zgodność z zasadami ale dopuszczane są inwencja twórcza oraz kreatywność (dziedzina jest twórcza). Tworzone jest w ciągu semestru portfolio rozwojowe pokazujące eksperymenty własne i ścieżkę osiągnięć, które są następnie na końcu zajęć oceniane.; Student zobowiązany jest przedstawić większy projekt własny w którym wykorzystuje poznane techniki modelowania. Projekty są negocjowane indywidualnie już podczas semestru i można je przygotowywać w trakcie jego trwania.</w:t>
+              <w:t>ocena sporządzonego oprogramowania; prezentacja samodzielnej pracy semestralnej</w:t>
             </w:r>
           </w:p>
         </w:tc>
@@ -14135,7 +13999,7 @@
                 <w:i w:val="0"/>
                 <w:sz w:val="22"/>
               </w:rPr>
-              <w:t>prezentacja na żywo; wykład z elementami dyskusji; studium przypadku; najlepsze praktyki; praca samodzielna ucznia nad zadaniami i mini-projektami; projekt semestralny; Projekt końcowy na prawach egzaminu; Kryteria oceny; Ćwiczenia/Projekt; Student musi wykonać zgodnie z regułami sztuki kluczowe ćwiczenia prezentowane w trakcie semestru. Sprawdzana jest zgodność z zasadami ale dopuszczane są inwencja twórcza oraz kreatywność (dziedzina jest twórcza). Tworzone jest w ciągu semestru portfolio rozwojowe pokazujące eksperymenty własne i ścieżkę osiągnięć, które są następnie na końcu zajęć oceniane.; Student zobowiązany jest przedstawić większy projekt własny w którym wykorzystuje poznane techniki modelowania. Projekty są negocjowane indywidualnie już podczas semestru i można je przygotowywać w trakcie jego trwania.</w:t>
+              <w:t>ocena sporządzonego oprogramowania; prezentacja samodzielnej pracy semestralnej</w:t>
             </w:r>
           </w:p>
         </w:tc>
@@ -14193,7 +14057,7 @@
                 <w:i w:val="0"/>
                 <w:sz w:val="22"/>
               </w:rPr>
-              <w:t>prezentacja na żywo; wykład z elementami dyskusji; studium przypadku; najlepsze praktyki; praca samodzielna ucznia nad zadaniami i mini-projektami; projekt semestralny; Projekt końcowy na prawach egzaminu; Kryteria oceny; Ćwiczenia/Projekt; Student musi wykonać zgodnie z regułami sztuki kluczowe ćwiczenia prezentowane w trakcie semestru. Sprawdzana jest zgodność z zasadami ale dopuszczane są inwencja twórcza oraz kreatywność (dziedzina jest twórcza). Tworzone jest w ciągu semestru portfolio rozwojowe pokazujące eksperymenty własne i ścieżkę osiągnięć, które są następnie na końcu zajęć oceniane.; Student zobowiązany jest przedstawić większy projekt własny w którym wykorzystuje poznane techniki modelowania. Projekty są negocjowane indywidualnie już podczas semestru i można je przygotowywać w trakcie jego trwania.</w:t>
+              <w:t>ocena sporządzonego oprogramowania; prezentacja samodzielnej pracy semestralnej</w:t>
             </w:r>
           </w:p>
         </w:tc>
@@ -14251,7 +14115,7 @@
                 <w:i w:val="0"/>
                 <w:sz w:val="22"/>
               </w:rPr>
-              <w:t>prezentacja na żywo; wykład z elementami dyskusji; studium przypadku; najlepsze praktyki; praca samodzielna ucznia nad zadaniami i mini-projektami; projekt semestralny; Projekt końcowy na prawach egzaminu; Kryteria oceny; Ćwiczenia/Projekt; Student musi wykonać zgodnie z regułami sztuki kluczowe ćwiczenia prezentowane w trakcie semestru. Sprawdzana jest zgodność z zasadami ale dopuszczane są inwencja twórcza oraz kreatywność (dziedzina jest twórcza). Tworzone jest w ciągu semestru portfolio rozwojowe pokazujące eksperymenty własne i ścieżkę osiągnięć, które są następnie na końcu zajęć oceniane.; Student zobowiązany jest przedstawić większy projekt własny w którym wykorzystuje poznane techniki modelowania. Projekty są negocjowane indywidualnie już podczas semestru i można je przygotowywać w trakcie jego trwania.</w:t>
+              <w:t>ocena sporządzonego oprogramowania; prezentacja samodzielnej pracy semestralnej</w:t>
             </w:r>
           </w:p>
         </w:tc>
@@ -14309,7 +14173,7 @@
                 <w:i w:val="0"/>
                 <w:sz w:val="22"/>
               </w:rPr>
-              <w:t>prezentacja na żywo; wykład z elementami dyskusji; studium przypadku; najlepsze praktyki; praca samodzielna ucznia nad zadaniami i mini-projektami; projekt semestralny; Projekt końcowy na prawach egzaminu; Kryteria oceny; Ćwiczenia/Projekt; Student musi wykonać zgodnie z regułami sztuki kluczowe ćwiczenia prezentowane w trakcie semestru. Sprawdzana jest zgodność z zasadami ale dopuszczane są inwencja twórcza oraz kreatywność (dziedzina jest twórcza). Tworzone jest w ciągu semestru portfolio rozwojowe pokazujące eksperymenty własne i ścieżkę osiągnięć, które są następnie na końcu zajęć oceniane.; Student zobowiązany jest przedstawić większy projekt własny w którym wykorzystuje poznane techniki modelowania. Projekty są negocjowane indywidualnie już podczas semestru i można je przygotowywać w trakcie jego trwania.</w:t>
+              <w:t>ocena sporządzonego oprogramowania; prezentacja samodzielnej pracy semestralnej</w:t>
             </w:r>
           </w:p>
         </w:tc>
@@ -14367,7 +14231,7 @@
                 <w:i w:val="0"/>
                 <w:sz w:val="22"/>
               </w:rPr>
-              <w:t>prezentacja na żywo; wykład z elementami dyskusji; studium przypadku; najlepsze praktyki; praca samodzielna ucznia nad zadaniami i mini-projektami; projekt semestralny; Projekt końcowy na prawach egzaminu; Kryteria oceny; Ćwiczenia/Projekt; Student musi wykonać zgodnie z regułami sztuki kluczowe ćwiczenia prezentowane w trakcie semestru. Sprawdzana jest zgodność z zasadami ale dopuszczane są inwencja twórcza oraz kreatywność (dziedzina jest twórcza). Tworzone jest w ciągu semestru portfolio rozwojowe pokazujące eksperymenty własne i ścieżkę osiągnięć, które są następnie na końcu zajęć oceniane.; Student zobowiązany jest przedstawić większy projekt własny w którym wykorzystuje poznane techniki modelowania. Projekty są negocjowane indywidualnie już podczas semestru i można je przygotowywać w trakcie jego trwania.</w:t>
+              <w:t>ocena sporządzonego oprogramowania; prezentacja samodzielnej pracy semestralnej</w:t>
             </w:r>
           </w:p>
         </w:tc>
@@ -14425,7 +14289,7 @@
                 <w:i w:val="0"/>
                 <w:sz w:val="22"/>
               </w:rPr>
-              <w:t>prezentacja na żywo; wykład z elementami dyskusji; studium przypadku; najlepsze praktyki; praca samodzielna ucznia nad zadaniami i mini-projektami; projekt semestralny; Projekt końcowy na prawach egzaminu; Kryteria oceny; Ćwiczenia/Projekt; Student musi wykonać zgodnie z regułami sztuki kluczowe ćwiczenia prezentowane w trakcie semestru. Sprawdzana jest zgodność z zasadami ale dopuszczane są inwencja twórcza oraz kreatywność (dziedzina jest twórcza). Tworzone jest w ciągu semestru portfolio rozwojowe pokazujące eksperymenty własne i ścieżkę osiągnięć, które są następnie na końcu zajęć oceniane.; Student zobowiązany jest przedstawić większy projekt własny w którym wykorzystuje poznane techniki modelowania. Projekty są negocjowane indywidualnie już podczas semestru i można je przygotowywać w trakcie jego trwania.</w:t>
+              <w:t>ocena sporządzonego oprogramowania; prezentacja samodzielnej pracy semestralnej</w:t>
             </w:r>
           </w:p>
         </w:tc>
@@ -14483,7 +14347,7 @@
                 <w:i w:val="0"/>
                 <w:sz w:val="22"/>
               </w:rPr>
-              <w:t>prezentacja na żywo; wykład z elementami dyskusji; studium przypadku; najlepsze praktyki; praca samodzielna ucznia nad zadaniami i mini-projektami; projekt semestralny; Projekt końcowy na prawach egzaminu; Kryteria oceny; Ćwiczenia/Projekt; Student musi wykonać zgodnie z regułami sztuki kluczowe ćwiczenia prezentowane w trakcie semestru. Sprawdzana jest zgodność z zasadami ale dopuszczane są inwencja twórcza oraz kreatywność (dziedzina jest twórcza). Tworzone jest w ciągu semestru portfolio rozwojowe pokazujące eksperymenty własne i ścieżkę osiągnięć, które są następnie na końcu zajęć oceniane.; Student zobowiązany jest przedstawić większy projekt własny w którym wykorzystuje poznane techniki modelowania. Projekty są negocjowane indywidualnie już podczas semestru i można je przygotowywać w trakcie jego trwania.</w:t>
+              <w:t>ocena sporządzonego oprogramowania; prezentacja samodzielnej pracy semestralnej</w:t>
             </w:r>
           </w:p>
         </w:tc>
@@ -14541,7 +14405,7 @@
                 <w:i w:val="0"/>
                 <w:sz w:val="22"/>
               </w:rPr>
-              <w:t>prezentacja na żywo; wykład z elementami dyskusji; studium przypadku; najlepsze praktyki; praca samodzielna ucznia nad zadaniami i mini-projektami; projekt semestralny; Projekt końcowy na prawach egzaminu; Kryteria oceny; Ćwiczenia/Projekt; Student musi wykonać zgodnie z regułami sztuki kluczowe ćwiczenia prezentowane w trakcie semestru. Sprawdzana jest zgodność z zasadami ale dopuszczane są inwencja twórcza oraz kreatywność (dziedzina jest twórcza). Tworzone jest w ciągu semestru portfolio rozwojowe pokazujące eksperymenty własne i ścieżkę osiągnięć, które są następnie na końcu zajęć oceniane.; Student zobowiązany jest przedstawić większy projekt własny w którym wykorzystuje poznane techniki modelowania. Projekty są negocjowane indywidualnie już podczas semestru i można je przygotowywać w trakcie jego trwania.</w:t>
+              <w:t>ocena sporządzonego oprogramowania; prezentacja samodzielnej pracy semestralnej</w:t>
             </w:r>
           </w:p>
         </w:tc>
@@ -14599,7 +14463,7 @@
                 <w:i w:val="0"/>
                 <w:sz w:val="22"/>
               </w:rPr>
-              <w:t>prezentacja na żywo; wykład z elementami dyskusji; studium przypadku; najlepsze praktyki; praca samodzielna ucznia nad zadaniami i mini-projektami; projekt semestralny; Projekt końcowy na prawach egzaminu; Kryteria oceny; Ćwiczenia/Projekt; Student musi wykonać zgodnie z regułami sztuki kluczowe ćwiczenia prezentowane w trakcie semestru. Sprawdzana jest zgodność z zasadami ale dopuszczane są inwencja twórcza oraz kreatywność (dziedzina jest twórcza). Tworzone jest w ciągu semestru portfolio rozwojowe pokazujące eksperymenty własne i ścieżkę osiągnięć, które są następnie na końcu zajęć oceniane.; Student zobowiązany jest przedstawić większy projekt własny w którym wykorzystuje poznane techniki modelowania. Projekty są negocjowane indywidualnie już podczas semestru i można je przygotowywać w trakcie jego trwania.</w:t>
+              <w:t>ocena sporządzonego oprogramowania; prezentacja samodzielnej pracy semestralnej</w:t>
             </w:r>
           </w:p>
         </w:tc>
@@ -14657,7 +14521,7 @@
                 <w:i w:val="0"/>
                 <w:sz w:val="22"/>
               </w:rPr>
-              <w:t>prezentacja na żywo; wykład z elementami dyskusji; studium przypadku; najlepsze praktyki; praca samodzielna ucznia nad zadaniami i mini-projektami; projekt semestralny; Projekt końcowy na prawach egzaminu; Kryteria oceny; Ćwiczenia/Projekt; Student musi wykonać zgodnie z regułami sztuki kluczowe ćwiczenia prezentowane w trakcie semestru. Sprawdzana jest zgodność z zasadami ale dopuszczane są inwencja twórcza oraz kreatywność (dziedzina jest twórcza). Tworzone jest w ciągu semestru portfolio rozwojowe pokazujące eksperymenty własne i ścieżkę osiągnięć, które są następnie na końcu zajęć oceniane.; Student zobowiązany jest przedstawić większy projekt własny w którym wykorzystuje poznane techniki modelowania. Projekty są negocjowane indywidualnie już podczas semestru i można je przygotowywać w trakcie jego trwania.</w:t>
+              <w:t>ocena sporządzonego oprogramowania; prezentacja samodzielnej pracy semestralnej</w:t>
             </w:r>
           </w:p>
         </w:tc>
@@ -14715,7 +14579,7 @@
                 <w:i w:val="0"/>
                 <w:sz w:val="22"/>
               </w:rPr>
-              <w:t>prezentacja na żywo; wykład z elementami dyskusji; studium przypadku; najlepsze praktyki; praca samodzielna ucznia nad zadaniami i mini-projektami; projekt semestralny; Projekt końcowy na prawach egzaminu; Kryteria oceny; Ćwiczenia/Projekt; Student musi wykonać zgodnie z regułami sztuki kluczowe ćwiczenia prezentowane w trakcie semestru. Sprawdzana jest zgodność z zasadami ale dopuszczane są inwencja twórcza oraz kreatywność (dziedzina jest twórcza). Tworzone jest w ciągu semestru portfolio rozwojowe pokazujące eksperymenty własne i ścieżkę osiągnięć, które są następnie na końcu zajęć oceniane.; Student zobowiązany jest przedstawić większy projekt własny w którym wykorzystuje poznane techniki modelowania. Projekty są negocjowane indywidualnie już podczas semestru i można je przygotowywać w trakcie jego trwania.</w:t>
+              <w:t>ocena sporządzonego oprogramowania; prezentacja samodzielnej pracy semestralnej</w:t>
             </w:r>
           </w:p>
         </w:tc>
@@ -14773,7 +14637,7 @@
                 <w:i w:val="0"/>
                 <w:sz w:val="22"/>
               </w:rPr>
-              <w:t>prezentacja na żywo; wykład z elementami dyskusji; studium przypadku; najlepsze praktyki; praca samodzielna ucznia nad zadaniami i mini-projektami; projekt semestralny; Projekt końcowy na prawach egzaminu; Kryteria oceny; Ćwiczenia/Projekt; Student musi wykonać zgodnie z regułami sztuki kluczowe ćwiczenia prezentowane w trakcie semestru. Sprawdzana jest zgodność z zasadami ale dopuszczane są inwencja twórcza oraz kreatywność (dziedzina jest twórcza). Tworzone jest w ciągu semestru portfolio rozwojowe pokazujące eksperymenty własne i ścieżkę osiągnięć, które są następnie na końcu zajęć oceniane.; Student zobowiązany jest przedstawić większy projekt własny w którym wykorzystuje poznane techniki modelowania. Projekty są negocjowane indywidualnie już podczas semestru i można je przygotowywać w trakcie jego trwania.</w:t>
+              <w:t>ocena sporządzonego oprogramowania; prezentacja samodzielnej pracy semestralnej</w:t>
             </w:r>
           </w:p>
         </w:tc>
@@ -14831,7 +14695,7 @@
                 <w:i w:val="0"/>
                 <w:sz w:val="22"/>
               </w:rPr>
-              <w:t>prezentacja na żywo; wykład z elementami dyskusji; studium przypadku; najlepsze praktyki; praca samodzielna ucznia nad zadaniami i mini-projektami; projekt semestralny; Projekt końcowy na prawach egzaminu; Kryteria oceny; Ćwiczenia/Projekt; Student musi wykonać zgodnie z regułami sztuki kluczowe ćwiczenia prezentowane w trakcie semestru. Sprawdzana jest zgodność z zasadami ale dopuszczane są inwencja twórcza oraz kreatywność (dziedzina jest twórcza). Tworzone jest w ciągu semestru portfolio rozwojowe pokazujące eksperymenty własne i ścieżkę osiągnięć, które są następnie na końcu zajęć oceniane.; Student zobowiązany jest przedstawić większy projekt własny w którym wykorzystuje poznane techniki modelowania. Projekty są negocjowane indywidualnie już podczas semestru i można je przygotowywać w trakcie jego trwania.</w:t>
+              <w:t>ocena sporządzonego oprogramowania; prezentacja samodzielnej pracy semestralnej</w:t>
             </w:r>
           </w:p>
         </w:tc>
@@ -14889,7 +14753,7 @@
                 <w:i w:val="0"/>
                 <w:sz w:val="22"/>
               </w:rPr>
-              <w:t>prezentacja na żywo; wykład z elementami dyskusji; studium przypadku; najlepsze praktyki; praca samodzielna ucznia nad zadaniami i mini-projektami; projekt semestralny; Projekt końcowy na prawach egzaminu; Kryteria oceny; Ćwiczenia/Projekt; Student musi wykonać zgodnie z regułami sztuki kluczowe ćwiczenia prezentowane w trakcie semestru. Sprawdzana jest zgodność z zasadami ale dopuszczane są inwencja twórcza oraz kreatywność (dziedzina jest twórcza). Tworzone jest w ciągu semestru portfolio rozwojowe pokazujące eksperymenty własne i ścieżkę osiągnięć, które są następnie na końcu zajęć oceniane.; Student zobowiązany jest przedstawić większy projekt własny w którym wykorzystuje poznane techniki modelowania. Projekty są negocjowane indywidualnie już podczas semestru i można je przygotowywać w trakcie jego trwania.</w:t>
+              <w:t>ocena sporządzonego oprogramowania; prezentacja samodzielnej pracy semestralnej</w:t>
             </w:r>
           </w:p>
         </w:tc>
@@ -14947,7 +14811,7 @@
                 <w:i w:val="0"/>
                 <w:sz w:val="22"/>
               </w:rPr>
-              <w:t>prezentacja na żywo; wykład z elementami dyskusji; studium przypadku; najlepsze praktyki; praca samodzielna ucznia nad zadaniami i mini-projektami; projekt semestralny; Projekt końcowy na prawach egzaminu; Kryteria oceny; Ćwiczenia/Projekt; Student musi wykonać zgodnie z regułami sztuki kluczowe ćwiczenia prezentowane w trakcie semestru. Sprawdzana jest zgodność z zasadami ale dopuszczane są inwencja twórcza oraz kreatywność (dziedzina jest twórcza). Tworzone jest w ciągu semestru portfolio rozwojowe pokazujące eksperymenty własne i ścieżkę osiągnięć, które są następnie na końcu zajęć oceniane.; Student zobowiązany jest przedstawić większy projekt własny w którym wykorzystuje poznane techniki modelowania. Projekty są negocjowane indywidualnie już podczas semestru i można je przygotowywać w trakcie jego trwania.</w:t>
+              <w:t>ocena sporządzonego oprogramowania; prezentacja samodzielnej pracy semestralnej</w:t>
             </w:r>
           </w:p>
         </w:tc>
@@ -15005,7 +14869,7 @@
                 <w:i w:val="0"/>
                 <w:sz w:val="22"/>
               </w:rPr>
-              <w:t>prezentacja na żywo; wykład z elementami dyskusji; studium przypadku; najlepsze praktyki; praca samodzielna ucznia nad zadaniami i mini-projektami; projekt semestralny; Projekt końcowy na prawach egzaminu; Kryteria oceny; Ćwiczenia/Projekt; Student musi wykonać zgodnie z regułami sztuki kluczowe ćwiczenia prezentowane w trakcie semestru. Sprawdzana jest zgodność z zasadami ale dopuszczane są inwencja twórcza oraz kreatywność (dziedzina jest twórcza). Tworzone jest w ciągu semestru portfolio rozwojowe pokazujące eksperymenty własne i ścieżkę osiągnięć, które są następnie na końcu zajęć oceniane.; Student zobowiązany jest przedstawić większy projekt własny w którym wykorzystuje poznane techniki modelowania. Projekty są negocjowane indywidualnie już podczas semestru i można je przygotowywać w trakcie jego trwania.</w:t>
+              <w:t>ocena sporządzonego oprogramowania; prezentacja samodzielnej pracy semestralnej</w:t>
             </w:r>
           </w:p>
         </w:tc>
@@ -15063,7 +14927,7 @@
                 <w:i w:val="0"/>
                 <w:sz w:val="22"/>
               </w:rPr>
-              <w:t>prezentacja na żywo; wykład z elementami dyskusji; studium przypadku; najlepsze praktyki; praca samodzielna ucznia nad zadaniami i mini-projektami; projekt semestralny; Projekt końcowy na prawach egzaminu; Kryteria oceny; Ćwiczenia/Projekt; Student musi wykonać zgodnie z regułami sztuki kluczowe ćwiczenia prezentowane w trakcie semestru. Sprawdzana jest zgodność z zasadami ale dopuszczane są inwencja twórcza oraz kreatywność (dziedzina jest twórcza). Tworzone jest w ciągu semestru portfolio rozwojowe pokazujące eksperymenty własne i ścieżkę osiągnięć, które są następnie na końcu zajęć oceniane.; Student zobowiązany jest przedstawić większy projekt własny w którym wykorzystuje poznane techniki modelowania. Projekty są negocjowane indywidualnie już podczas semestru i można je przygotowywać w trakcie jego trwania.</w:t>
+              <w:t>ocena sporządzonego oprogramowania; prezentacja samodzielnej pracy semestralnej</w:t>
             </w:r>
           </w:p>
         </w:tc>
@@ -15121,7 +14985,7 @@
                 <w:i w:val="0"/>
                 <w:sz w:val="22"/>
               </w:rPr>
-              <w:t>prezentacja na żywo; wykład z elementami dyskusji; studium przypadku; najlepsze praktyki; praca samodzielna ucznia nad zadaniami i mini-projektami; projekt semestralny; Projekt końcowy na prawach egzaminu; Kryteria oceny; Ćwiczenia/Projekt; Student musi wykonać zgodnie z regułami sztuki kluczowe ćwiczenia prezentowane w trakcie semestru. Sprawdzana jest zgodność z zasadami ale dopuszczane są inwencja twórcza oraz kreatywność (dziedzina jest twórcza). Tworzone jest w ciągu semestru portfolio rozwojowe pokazujące eksperymenty własne i ścieżkę osiągnięć, które są następnie na końcu zajęć oceniane.; Student zobowiązany jest przedstawić większy projekt własny w którym wykorzystuje poznane techniki modelowania. Projekty są negocjowane indywidualnie już podczas semestru i można je przygotowywać w trakcie jego trwania.</w:t>
+              <w:t>ocena sporządzonego oprogramowania; prezentacja samodzielnej pracy semestralnej</w:t>
             </w:r>
           </w:p>
         </w:tc>
@@ -15179,7 +15043,7 @@
                 <w:i w:val="0"/>
                 <w:sz w:val="22"/>
               </w:rPr>
-              <w:t>prezentacja na żywo; wykład z elementami dyskusji; studium przypadku; najlepsze praktyki; praca samodzielna ucznia nad zadaniami i mini-projektami; projekt semestralny; Projekt końcowy na prawach egzaminu; Kryteria oceny; Ćwiczenia/Projekt; Student musi wykonać zgodnie z regułami sztuki kluczowe ćwiczenia prezentowane w trakcie semestru. Sprawdzana jest zgodność z zasadami ale dopuszczane są inwencja twórcza oraz kreatywność (dziedzina jest twórcza). Tworzone jest w ciągu semestru portfolio rozwojowe pokazujące eksperymenty własne i ścieżkę osiągnięć, które są następnie na końcu zajęć oceniane.; Student zobowiązany jest przedstawić większy projekt własny w którym wykorzystuje poznane techniki modelowania. Projekty są negocjowane indywidualnie już podczas semestru i można je przygotowywać w trakcie jego trwania.</w:t>
+              <w:t>ocena sporządzonego oprogramowania; prezentacja samodzielnej pracy semestralnej</w:t>
             </w:r>
           </w:p>
         </w:tc>
@@ -15237,7 +15101,7 @@
                 <w:i w:val="0"/>
                 <w:sz w:val="22"/>
               </w:rPr>
-              <w:t>prezentacja na żywo; wykład z elementami dyskusji; studium przypadku; najlepsze praktyki; praca samodzielna ucznia nad zadaniami i mini-projektami; projekt semestralny; Projekt końcowy na prawach egzaminu; Kryteria oceny; Ćwiczenia/Projekt; Student musi wykonać zgodnie z regułami sztuki kluczowe ćwiczenia prezentowane w trakcie semestru. Sprawdzana jest zgodność z zasadami ale dopuszczane są inwencja twórcza oraz kreatywność (dziedzina jest twórcza). Tworzone jest w ciągu semestru portfolio rozwojowe pokazujące eksperymenty własne i ścieżkę osiągnięć, które są następnie na końcu zajęć oceniane.; Student zobowiązany jest przedstawić większy projekt własny w którym wykorzystuje poznane techniki modelowania. Projekty są negocjowane indywidualnie już podczas semestru i można je przygotowywać w trakcie jego trwania.</w:t>
+              <w:t>ocena sporządzonego oprogramowania; prezentacja samodzielnej pracy semestralnej</w:t>
             </w:r>
           </w:p>
         </w:tc>
@@ -15295,7 +15159,7 @@
                 <w:i w:val="0"/>
                 <w:sz w:val="22"/>
               </w:rPr>
-              <w:t>prezentacja na żywo; wykład z elementami dyskusji; studium przypadku; najlepsze praktyki; praca samodzielna ucznia nad zadaniami i mini-projektami; projekt semestralny; Projekt końcowy na prawach egzaminu; Kryteria oceny; Ćwiczenia/Projekt; Student musi wykonać zgodnie z regułami sztuki kluczowe ćwiczenia prezentowane w trakcie semestru. Sprawdzana jest zgodność z zasadami ale dopuszczane są inwencja twórcza oraz kreatywność (dziedzina jest twórcza). Tworzone jest w ciągu semestru portfolio rozwojowe pokazujące eksperymenty własne i ścieżkę osiągnięć, które są następnie na końcu zajęć oceniane.; Student zobowiązany jest przedstawić większy projekt własny w którym wykorzystuje poznane techniki modelowania. Projekty są negocjowane indywidualnie już podczas semestru i można je przygotowywać w trakcie jego trwania.</w:t>
+              <w:t>ocena sporządzonego oprogramowania; prezentacja samodzielnej pracy semestralnej</w:t>
             </w:r>
           </w:p>
         </w:tc>
@@ -15353,7 +15217,7 @@
                 <w:i w:val="0"/>
                 <w:sz w:val="22"/>
               </w:rPr>
-              <w:t>prezentacja na żywo; wykład z elementami dyskusji; studium przypadku; najlepsze praktyki; praca samodzielna ucznia nad zadaniami i mini-projektami; projekt semestralny; Projekt końcowy na prawach egzaminu; Kryteria oceny; Ćwiczenia/Projekt; Student musi wykonać zgodnie z regułami sztuki kluczowe ćwiczenia prezentowane w trakcie semestru. Sprawdzana jest zgodność z zasadami ale dopuszczane są inwencja twórcza oraz kreatywność (dziedzina jest twórcza). Tworzone jest w ciągu semestru portfolio rozwojowe pokazujące eksperymenty własne i ścieżkę osiągnięć, które są następnie na końcu zajęć oceniane.; Student zobowiązany jest przedstawić większy projekt własny w którym wykorzystuje poznane techniki modelowania. Projekty są negocjowane indywidualnie już podczas semestru i można je przygotowywać w trakcie jego trwania.</w:t>
+              <w:t>ocena sporządzonego oprogramowania; prezentacja samodzielnej pracy semestralnej</w:t>
             </w:r>
           </w:p>
         </w:tc>
@@ -15411,7 +15275,7 @@
                 <w:i w:val="0"/>
                 <w:sz w:val="22"/>
               </w:rPr>
-              <w:t>prezentacja na żywo; wykład z elementami dyskusji; studium przypadku; najlepsze praktyki; praca samodzielna ucznia nad zadaniami i mini-projektami; projekt semestralny; Projekt końcowy na prawach egzaminu; Kryteria oceny; Ćwiczenia/Projekt; Student musi wykonać zgodnie z regułami sztuki kluczowe ćwiczenia prezentowane w trakcie semestru. Sprawdzana jest zgodność z zasadami ale dopuszczane są inwencja twórcza oraz kreatywność (dziedzina jest twórcza). Tworzone jest w ciągu semestru portfolio rozwojowe pokazujące eksperymenty własne i ścieżkę osiągnięć, które są następnie na końcu zajęć oceniane.; Student zobowiązany jest przedstawić większy projekt własny w którym wykorzystuje poznane techniki modelowania. Projekty są negocjowane indywidualnie już podczas semestru i można je przygotowywać w trakcie jego trwania.</w:t>
+              <w:t>ocena sporządzonego oprogramowania; prezentacja samodzielnej pracy semestralnej</w:t>
             </w:r>
           </w:p>
         </w:tc>
@@ -15469,7 +15333,7 @@
                 <w:i w:val="0"/>
                 <w:sz w:val="22"/>
               </w:rPr>
-              <w:t>prezentacja na żywo; wykład z elementami dyskusji; studium przypadku; najlepsze praktyki; praca samodzielna ucznia nad zadaniami i mini-projektami; projekt semestralny; Projekt końcowy na prawach egzaminu; Kryteria oceny; Ćwiczenia/Projekt; Student musi wykonać zgodnie z regułami sztuki kluczowe ćwiczenia prezentowane w trakcie semestru. Sprawdzana jest zgodność z zasadami ale dopuszczane są inwencja twórcza oraz kreatywność (dziedzina jest twórcza). Tworzone jest w ciągu semestru portfolio rozwojowe pokazujące eksperymenty własne i ścieżkę osiągnięć, które są następnie na końcu zajęć oceniane.; Student zobowiązany jest przedstawić większy projekt własny w którym wykorzystuje poznane techniki modelowania. Projekty są negocjowane indywidualnie już podczas semestru i można je przygotowywać w trakcie jego trwania.</w:t>
+              <w:t>ocena sporządzonego oprogramowania; prezentacja samodzielnej pracy semestralnej</w:t>
             </w:r>
           </w:p>
         </w:tc>
@@ -15527,7 +15391,7 @@
                 <w:i w:val="0"/>
                 <w:sz w:val="22"/>
               </w:rPr>
-              <w:t>prezentacja na żywo; wykład z elementami dyskusji; studium przypadku; najlepsze praktyki; praca samodzielna ucznia nad zadaniami i mini-projektami; projekt semestralny; Projekt końcowy na prawach egzaminu; Kryteria oceny; Ćwiczenia/Projekt; Student musi wykonać zgodnie z regułami sztuki kluczowe ćwiczenia prezentowane w trakcie semestru. Sprawdzana jest zgodność z zasadami ale dopuszczane są inwencja twórcza oraz kreatywność (dziedzina jest twórcza). Tworzone jest w ciągu semestru portfolio rozwojowe pokazujące eksperymenty własne i ścieżkę osiągnięć, które są następnie na końcu zajęć oceniane.; Student zobowiązany jest przedstawić większy projekt własny w którym wykorzystuje poznane techniki modelowania. Projekty są negocjowane indywidualnie już podczas semestru i można je przygotowywać w trakcie jego trwania.</w:t>
+              <w:t>ocena sporządzonego oprogramowania; prezentacja samodzielnej pracy semestralnej</w:t>
             </w:r>
           </w:p>
         </w:tc>
@@ -15585,7 +15449,7 @@
                 <w:i w:val="0"/>
                 <w:sz w:val="22"/>
               </w:rPr>
-              <w:t>prezentacja na żywo; wykład z elementami dyskusji; studium przypadku; najlepsze praktyki; praca samodzielna ucznia nad zadaniami i mini-projektami; projekt semestralny; Projekt końcowy na prawach egzaminu; Kryteria oceny; Ćwiczenia/Projekt; Student musi wykonać zgodnie z regułami sztuki kluczowe ćwiczenia prezentowane w trakcie semestru. Sprawdzana jest zgodność z zasadami ale dopuszczane są inwencja twórcza oraz kreatywność (dziedzina jest twórcza). Tworzone jest w ciągu semestru portfolio rozwojowe pokazujące eksperymenty własne i ścieżkę osiągnięć, które są następnie na końcu zajęć oceniane.; Student zobowiązany jest przedstawić większy projekt własny w którym wykorzystuje poznane techniki modelowania. Projekty są negocjowane indywidualnie już podczas semestru i można je przygotowywać w trakcie jego trwania.</w:t>
+              <w:t>ocena sporządzonego oprogramowania; prezentacja samodzielnej pracy semestralnej</w:t>
             </w:r>
           </w:p>
         </w:tc>
@@ -15643,7 +15507,7 @@
                 <w:i w:val="0"/>
                 <w:sz w:val="22"/>
               </w:rPr>
-              <w:t>prezentacja na żywo; wykład z elementami dyskusji; studium przypadku; najlepsze praktyki; praca samodzielna ucznia nad zadaniami i mini-projektami; projekt semestralny; Projekt końcowy na prawach egzaminu; Kryteria oceny; Ćwiczenia/Projekt; Student musi wykonać zgodnie z regułami sztuki kluczowe ćwiczenia prezentowane w trakcie semestru. Sprawdzana jest zgodność z zasadami ale dopuszczane są inwencja twórcza oraz kreatywność (dziedzina jest twórcza). Tworzone jest w ciągu semestru portfolio rozwojowe pokazujące eksperymenty własne i ścieżkę osiągnięć, które są następnie na końcu zajęć oceniane.; Student zobowiązany jest przedstawić większy projekt własny w którym wykorzystuje poznane techniki modelowania. Projekty są negocjowane indywidualnie już podczas semestru i można je przygotowywać w trakcie jego trwania.</w:t>
+              <w:t>ocena sporządzonego oprogramowania; prezentacja samodzielnej pracy semestralnej</w:t>
             </w:r>
           </w:p>
         </w:tc>
@@ -15701,7 +15565,7 @@
                 <w:i w:val="0"/>
                 <w:sz w:val="22"/>
               </w:rPr>
-              <w:t>prezentacja na żywo; wykład z elementami dyskusji; studium przypadku; najlepsze praktyki; praca samodzielna ucznia nad zadaniami i mini-projektami; projekt semestralny; Projekt końcowy na prawach egzaminu; Kryteria oceny; Ćwiczenia/Projekt; Student musi wykonać zgodnie z regułami sztuki kluczowe ćwiczenia prezentowane w trakcie semestru. Sprawdzana jest zgodność z zasadami ale dopuszczane są inwencja twórcza oraz kreatywność (dziedzina jest twórcza). Tworzone jest w ciągu semestru portfolio rozwojowe pokazujące eksperymenty własne i ścieżkę osiągnięć, które są następnie na końcu zajęć oceniane.; Student zobowiązany jest przedstawić większy projekt własny w którym wykorzystuje poznane techniki modelowania. Projekty są negocjowane indywidualnie już podczas semestru i można je przygotowywać w trakcie jego trwania.</w:t>
+              <w:t>ocena sporządzonego oprogramowania; prezentacja samodzielnej pracy semestralnej</w:t>
             </w:r>
           </w:p>
         </w:tc>
@@ -15759,7 +15623,7 @@
                 <w:i w:val="0"/>
                 <w:sz w:val="22"/>
               </w:rPr>
-              <w:t>prezentacja na żywo; wykład z elementami dyskusji; studium przypadku; najlepsze praktyki; praca samodzielna ucznia nad zadaniami i mini-projektami; projekt semestralny; Projekt końcowy na prawach egzaminu; Kryteria oceny; Ćwiczenia/Projekt; Student musi wykonać zgodnie z regułami sztuki kluczowe ćwiczenia prezentowane w trakcie semestru. Sprawdzana jest zgodność z zasadami ale dopuszczane są inwencja twórcza oraz kreatywność (dziedzina jest twórcza). Tworzone jest w ciągu semestru portfolio rozwojowe pokazujące eksperymenty własne i ścieżkę osiągnięć, które są następnie na końcu zajęć oceniane.; Student zobowiązany jest przedstawić większy projekt własny w którym wykorzystuje poznane techniki modelowania. Projekty są negocjowane indywidualnie już podczas semestru i można je przygotowywać w trakcie jego trwania.</w:t>
+              <w:t>ocena sporządzonego oprogramowania; prezentacja samodzielnej pracy semestralnej</w:t>
             </w:r>
           </w:p>
         </w:tc>
@@ -15817,7 +15681,7 @@
                 <w:i w:val="0"/>
                 <w:sz w:val="22"/>
               </w:rPr>
-              <w:t>prezentacja na żywo; wykład z elementami dyskusji; studium przypadku; najlepsze praktyki; praca samodzielna ucznia nad zadaniami i mini-projektami; projekt semestralny; Projekt końcowy na prawach egzaminu; Kryteria oceny; Ćwiczenia/Projekt; Student musi wykonać zgodnie z regułami sztuki kluczowe ćwiczenia prezentowane w trakcie semestru. Sprawdzana jest zgodność z zasadami ale dopuszczane są inwencja twórcza oraz kreatywność (dziedzina jest twórcza). Tworzone jest w ciągu semestru portfolio rozwojowe pokazujące eksperymenty własne i ścieżkę osiągnięć, które są następnie na końcu zajęć oceniane.; Student zobowiązany jest przedstawić większy projekt własny w którym wykorzystuje poznane techniki modelowania. Projekty są negocjowane indywidualnie już podczas semestru i można je przygotowywać w trakcie jego trwania.</w:t>
+              <w:t>ocena sporządzonego oprogramowania; prezentacja samodzielnej pracy semestralnej</w:t>
             </w:r>
           </w:p>
         </w:tc>
@@ -15875,7 +15739,7 @@
                 <w:i w:val="0"/>
                 <w:sz w:val="22"/>
               </w:rPr>
-              <w:t>prezentacja na żywo; wykład z elementami dyskusji; studium przypadku; najlepsze praktyki; praca samodzielna ucznia nad zadaniami i mini-projektami; projekt semestralny; Projekt końcowy na prawach egzaminu; Kryteria oceny; Ćwiczenia/Projekt; Student musi wykonać zgodnie z regułami sztuki kluczowe ćwiczenia prezentowane w trakcie semestru. Sprawdzana jest zgodność z zasadami ale dopuszczane są inwencja twórcza oraz kreatywność (dziedzina jest twórcza). Tworzone jest w ciągu semestru portfolio rozwojowe pokazujące eksperymenty własne i ścieżkę osiągnięć, które są następnie na końcu zajęć oceniane.; Student zobowiązany jest przedstawić większy projekt własny w którym wykorzystuje poznane techniki modelowania. Projekty są negocjowane indywidualnie już podczas semestru i można je przygotowywać w trakcie jego trwania.</w:t>
+              <w:t>ocena sporządzonego oprogramowania; prezentacja samodzielnej pracy semestralnej</w:t>
             </w:r>
           </w:p>
         </w:tc>
@@ -15933,7 +15797,7 @@
                 <w:i w:val="0"/>
                 <w:sz w:val="22"/>
               </w:rPr>
-              <w:t>prezentacja na żywo; wykład z elementami dyskusji; studium przypadku; najlepsze praktyki; praca samodzielna ucznia nad zadaniami i mini-projektami; projekt semestralny; Projekt końcowy na prawach egzaminu; Kryteria oceny; Ćwiczenia/Projekt; Student musi wykonać zgodnie z regułami sztuki kluczowe ćwiczenia prezentowane w trakcie semestru. Sprawdzana jest zgodność z zasadami ale dopuszczane są inwencja twórcza oraz kreatywność (dziedzina jest twórcza). Tworzone jest w ciągu semestru portfolio rozwojowe pokazujące eksperymenty własne i ścieżkę osiągnięć, które są następnie na końcu zajęć oceniane.; Student zobowiązany jest przedstawić większy projekt własny w którym wykorzystuje poznane techniki modelowania. Projekty są negocjowane indywidualnie już podczas semestru i można je przygotowywać w trakcie jego trwania.</w:t>
+              <w:t>ocena sporządzonego oprogramowania; prezentacja samodzielnej pracy semestralnej</w:t>
             </w:r>
           </w:p>
         </w:tc>
@@ -15991,7 +15855,7 @@
                 <w:i w:val="0"/>
                 <w:sz w:val="22"/>
               </w:rPr>
-              <w:t>prezentacja na żywo; wykład z elementami dyskusji; studium przypadku; najlepsze praktyki; praca samodzielna ucznia nad zadaniami i mini-projektami; projekt semestralny; Projekt końcowy na prawach egzaminu; Kryteria oceny; Ćwiczenia/Projekt; Student musi wykonać zgodnie z regułami sztuki kluczowe ćwiczenia prezentowane w trakcie semestru. Sprawdzana jest zgodność z zasadami ale dopuszczane są inwencja twórcza oraz kreatywność (dziedzina jest twórcza). Tworzone jest w ciągu semestru portfolio rozwojowe pokazujące eksperymenty własne i ścieżkę osiągnięć, które są następnie na końcu zajęć oceniane.; Student zobowiązany jest przedstawić większy projekt własny w którym wykorzystuje poznane techniki modelowania. Projekty są negocjowane indywidualnie już podczas semestru i można je przygotowywać w trakcie jego trwania.</w:t>
+              <w:t>ocena sporządzonego oprogramowania; prezentacja samodzielnej pracy semestralnej</w:t>
             </w:r>
           </w:p>
         </w:tc>
@@ -16049,7 +15913,7 @@
                 <w:i w:val="0"/>
                 <w:sz w:val="22"/>
               </w:rPr>
-              <w:t>prezentacja na żywo; wykład z elementami dyskusji; studium przypadku; najlepsze praktyki; praca samodzielna ucznia nad zadaniami i mini-projektami; projekt semestralny; Projekt końcowy na prawach egzaminu; Kryteria oceny; Ćwiczenia/Projekt; Student musi wykonać zgodnie z regułami sztuki kluczowe ćwiczenia prezentowane w trakcie semestru. Sprawdzana jest zgodność z zasadami ale dopuszczane są inwencja twórcza oraz kreatywność (dziedzina jest twórcza). Tworzone jest w ciągu semestru portfolio rozwojowe pokazujące eksperymenty własne i ścieżkę osiągnięć, które są następnie na końcu zajęć oceniane.; Student zobowiązany jest przedstawić większy projekt własny w którym wykorzystuje poznane techniki modelowania. Projekty są negocjowane indywidualnie już podczas semestru i można je przygotowywać w trakcie jego trwania.</w:t>
+              <w:t>ocena sporządzonego oprogramowania; prezentacja samodzielnej pracy semestralnej</w:t>
             </w:r>
           </w:p>
         </w:tc>
@@ -16107,7 +15971,7 @@
                 <w:i w:val="0"/>
                 <w:sz w:val="22"/>
               </w:rPr>
-              <w:t>prezentacja na żywo; wykład z elementami dyskusji; studium przypadku; najlepsze praktyki; praca samodzielna ucznia nad zadaniami i mini-projektami; projekt semestralny; Projekt końcowy na prawach egzaminu; Kryteria oceny; Ćwiczenia/Projekt; Student musi wykonać zgodnie z regułami sztuki kluczowe ćwiczenia prezentowane w trakcie semestru. Sprawdzana jest zgodność z zasadami ale dopuszczane są inwencja twórcza oraz kreatywność (dziedzina jest twórcza). Tworzone jest w ciągu semestru portfolio rozwojowe pokazujące eksperymenty własne i ścieżkę osiągnięć, które są następnie na końcu zajęć oceniane.; Student zobowiązany jest przedstawić większy projekt własny w którym wykorzystuje poznane techniki modelowania. Projekty są negocjowane indywidualnie już podczas semestru i można je przygotowywać w trakcie jego trwania.</w:t>
+              <w:t>ocena sporządzonego oprogramowania; prezentacja samodzielnej pracy semestralnej</w:t>
             </w:r>
           </w:p>
         </w:tc>
@@ -16165,7 +16029,7 @@
                 <w:i w:val="0"/>
                 <w:sz w:val="22"/>
               </w:rPr>
-              <w:t>prezentacja na żywo; wykład z elementami dyskusji; studium przypadku; najlepsze praktyki; praca samodzielna ucznia nad zadaniami i mini-projektami; projekt semestralny; Projekt końcowy na prawach egzaminu; Kryteria oceny; Ćwiczenia/Projekt; Student musi wykonać zgodnie z regułami sztuki kluczowe ćwiczenia prezentowane w trakcie semestru. Sprawdzana jest zgodność z zasadami ale dopuszczane są inwencja twórcza oraz kreatywność (dziedzina jest twórcza). Tworzone jest w ciągu semestru portfolio rozwojowe pokazujące eksperymenty własne i ścieżkę osiągnięć, które są następnie na końcu zajęć oceniane.; Student zobowiązany jest przedstawić większy projekt własny w którym wykorzystuje poznane techniki modelowania. Projekty są negocjowane indywidualnie już podczas semestru i można je przygotowywać w trakcie jego trwania.</w:t>
+              <w:t>ocena sporządzonego oprogramowania; prezentacja samodzielnej pracy semestralnej</w:t>
             </w:r>
           </w:p>
         </w:tc>
@@ -16223,7 +16087,7 @@
                 <w:i w:val="0"/>
                 <w:sz w:val="22"/>
               </w:rPr>
-              <w:t>prezentacja na żywo; wykład z elementami dyskusji; studium przypadku; najlepsze praktyki; praca samodzielna ucznia nad zadaniami i mini-projektami; projekt semestralny; Projekt końcowy na prawach egzaminu; Kryteria oceny; Ćwiczenia/Projekt; Student musi wykonać zgodnie z regułami sztuki kluczowe ćwiczenia prezentowane w trakcie semestru. Sprawdzana jest zgodność z zasadami ale dopuszczane są inwencja twórcza oraz kreatywność (dziedzina jest twórcza). Tworzone jest w ciągu semestru portfolio rozwojowe pokazujące eksperymenty własne i ścieżkę osiągnięć, które są następnie na końcu zajęć oceniane.; Student zobowiązany jest przedstawić większy projekt własny w którym wykorzystuje poznane techniki modelowania. Projekty są negocjowane indywidualnie już podczas semestru i można je przygotowywać w trakcie jego trwania.</w:t>
+              <w:t>ocena sporządzonego oprogramowania; prezentacja samodzielnej pracy semestralnej</w:t>
             </w:r>
           </w:p>
         </w:tc>
@@ -16281,7 +16145,7 @@
                 <w:i w:val="0"/>
                 <w:sz w:val="22"/>
               </w:rPr>
-              <w:t>prezentacja na żywo; wykład z elementami dyskusji; studium przypadku; najlepsze praktyki; praca samodzielna ucznia nad zadaniami i mini-projektami; projekt semestralny; Projekt końcowy na prawach egzaminu; Kryteria oceny; Ćwiczenia/Projekt; Student musi wykonać zgodnie z regułami sztuki kluczowe ćwiczenia prezentowane w trakcie semestru. Sprawdzana jest zgodność z zasadami ale dopuszczane są inwencja twórcza oraz kreatywność (dziedzina jest twórcza). Tworzone jest w ciągu semestru portfolio rozwojowe pokazujące eksperymenty własne i ścieżkę osiągnięć, które są następnie na końcu zajęć oceniane.; Student zobowiązany jest przedstawić większy projekt własny w którym wykorzystuje poznane techniki modelowania. Projekty są negocjowane indywidualnie już podczas semestru i można je przygotowywać w trakcie jego trwania.</w:t>
+              <w:t>ocena sporządzonego oprogramowania; prezentacja samodzielnej pracy semestralnej</w:t>
             </w:r>
           </w:p>
         </w:tc>
@@ -16339,7 +16203,7 @@
                 <w:i w:val="0"/>
                 <w:sz w:val="22"/>
               </w:rPr>
-              <w:t>prezentacja na żywo; wykład z elementami dyskusji; studium przypadku; najlepsze praktyki; praca samodzielna ucznia nad zadaniami i mini-projektami; projekt semestralny; Projekt końcowy na prawach egzaminu; Kryteria oceny; Ćwiczenia/Projekt; Student musi wykonać zgodnie z regułami sztuki kluczowe ćwiczenia prezentowane w trakcie semestru. Sprawdzana jest zgodność z zasadami ale dopuszczane są inwencja twórcza oraz kreatywność (dziedzina jest twórcza). Tworzone jest w ciągu semestru portfolio rozwojowe pokazujące eksperymenty własne i ścieżkę osiągnięć, które są następnie na końcu zajęć oceniane.; Student zobowiązany jest przedstawić większy projekt własny w którym wykorzystuje poznane techniki modelowania. Projekty są negocjowane indywidualnie już podczas semestru i można je przygotowywać w trakcie jego trwania.</w:t>
+              <w:t>ocena sporządzonego oprogramowania; prezentacja samodzielnej pracy semestralnej</w:t>
             </w:r>
           </w:p>
         </w:tc>
@@ -16397,7 +16261,7 @@
                 <w:i w:val="0"/>
                 <w:sz w:val="22"/>
               </w:rPr>
-              <w:t>prezentacja na żywo; wykład z elementami dyskusji; studium przypadku; najlepsze praktyki; praca samodzielna ucznia nad zadaniami i mini-projektami; projekt semestralny; Projekt końcowy na prawach egzaminu; Kryteria oceny; Ćwiczenia/Projekt; Student musi wykonać zgodnie z regułami sztuki kluczowe ćwiczenia prezentowane w trakcie semestru. Sprawdzana jest zgodność z zasadami ale dopuszczane są inwencja twórcza oraz kreatywność (dziedzina jest twórcza). Tworzone jest w ciągu semestru portfolio rozwojowe pokazujące eksperymenty własne i ścieżkę osiągnięć, które są następnie na końcu zajęć oceniane.; Student zobowiązany jest przedstawić większy projekt własny w którym wykorzystuje poznane techniki modelowania. Projekty są negocjowane indywidualnie już podczas semestru i można je przygotowywać w trakcie jego trwania.</w:t>
+              <w:t>ocena sporządzonego oprogramowania; prezentacja samodzielnej pracy semestralnej</w:t>
             </w:r>
           </w:p>
         </w:tc>
@@ -16455,7 +16319,7 @@
                 <w:i w:val="0"/>
                 <w:sz w:val="22"/>
               </w:rPr>
-              <w:t>prezentacja na żywo; wykład z elementami dyskusji; studium przypadku; najlepsze praktyki; praca samodzielna ucznia nad zadaniami i mini-projektami; projekt semestralny; Projekt końcowy na prawach egzaminu; Kryteria oceny; Ćwiczenia/Projekt; Student musi wykonać zgodnie z regułami sztuki kluczowe ćwiczenia prezentowane w trakcie semestru. Sprawdzana jest zgodność z zasadami ale dopuszczane są inwencja twórcza oraz kreatywność (dziedzina jest twórcza). Tworzone jest w ciągu semestru portfolio rozwojowe pokazujące eksperymenty własne i ścieżkę osiągnięć, które są następnie na końcu zajęć oceniane.; Student zobowiązany jest przedstawić większy projekt własny w którym wykorzystuje poznane techniki modelowania. Projekty są negocjowane indywidualnie już podczas semestru i można je przygotowywać w trakcie jego trwania.</w:t>
+              <w:t>ocena sporządzonego oprogramowania; prezentacja samodzielnej pracy semestralnej</w:t>
             </w:r>
           </w:p>
         </w:tc>
@@ -16513,7 +16377,7 @@
                 <w:i w:val="0"/>
                 <w:sz w:val="22"/>
               </w:rPr>
-              <w:t>prezentacja na żywo; wykład z elementami dyskusji; studium przypadku; najlepsze praktyki; praca samodzielna ucznia nad zadaniami i mini-projektami; projekt semestralny; Projekt końcowy na prawach egzaminu; Kryteria oceny; Ćwiczenia/Projekt; Student musi wykonać zgodnie z regułami sztuki kluczowe ćwiczenia prezentowane w trakcie semestru. Sprawdzana jest zgodność z zasadami ale dopuszczane są inwencja twórcza oraz kreatywność (dziedzina jest twórcza). Tworzone jest w ciągu semestru portfolio rozwojowe pokazujące eksperymenty własne i ścieżkę osiągnięć, które są następnie na końcu zajęć oceniane.; Student zobowiązany jest przedstawić większy projekt własny w którym wykorzystuje poznane techniki modelowania. Projekty są negocjowane indywidualnie już podczas semestru i można je przygotowywać w trakcie jego trwania.</w:t>
+              <w:t>ocena sporządzonego oprogramowania; prezentacja samodzielnej pracy semestralnej</w:t>
             </w:r>
           </w:p>
         </w:tc>
@@ -16571,7 +16435,7 @@
                 <w:i w:val="0"/>
                 <w:sz w:val="22"/>
               </w:rPr>
-              <w:t>prezentacja na żywo; wykład z elementami dyskusji; studium przypadku; najlepsze praktyki; praca samodzielna ucznia nad zadaniami i mini-projektami; projekt semestralny; Projekt końcowy na prawach egzaminu; Kryteria oceny; Ćwiczenia/Projekt; Student musi wykonać zgodnie z regułami sztuki kluczowe ćwiczenia prezentowane w trakcie semestru. Sprawdzana jest zgodność z zasadami ale dopuszczane są inwencja twórcza oraz kreatywność (dziedzina jest twórcza). Tworzone jest w ciągu semestru portfolio rozwojowe pokazujące eksperymenty własne i ścieżkę osiągnięć, które są następnie na końcu zajęć oceniane.; Student zobowiązany jest przedstawić większy projekt własny w którym wykorzystuje poznane techniki modelowania. Projekty są negocjowane indywidualnie już podczas semestru i można je przygotowywać w trakcie jego trwania.</w:t>
+              <w:t>ocena sporządzonego oprogramowania; prezentacja samodzielnej pracy semestralnej</w:t>
             </w:r>
           </w:p>
         </w:tc>
@@ -16629,7 +16493,7 @@
                 <w:i w:val="0"/>
                 <w:sz w:val="22"/>
               </w:rPr>
-              <w:t>prezentacja na żywo; wykład z elementami dyskusji; studium przypadku; najlepsze praktyki; praca samodzielna ucznia nad zadaniami i mini-projektami; projekt semestralny; Projekt końcowy na prawach egzaminu; Kryteria oceny; Ćwiczenia/Projekt; Student musi wykonać zgodnie z regułami sztuki kluczowe ćwiczenia prezentowane w trakcie semestru. Sprawdzana jest zgodność z zasadami ale dopuszczane są inwencja twórcza oraz kreatywność (dziedzina jest twórcza). Tworzone jest w ciągu semestru portfolio rozwojowe pokazujące eksperymenty własne i ścieżkę osiągnięć, które są następnie na końcu zajęć oceniane.; Student zobowiązany jest przedstawić większy projekt własny w którym wykorzystuje poznane techniki modelowania. Projekty są negocjowane indywidualnie już podczas semestru i można je przygotowywać w trakcie jego trwania.</w:t>
+              <w:t>ocena sporządzonego oprogramowania; prezentacja samodzielnej pracy semestralnej</w:t>
             </w:r>
           </w:p>
         </w:tc>
@@ -16687,7 +16551,7 @@
                 <w:i w:val="0"/>
                 <w:sz w:val="22"/>
               </w:rPr>
-              <w:t>prezentacja na żywo; wykład z elementami dyskusji; studium przypadku; najlepsze praktyki; praca samodzielna ucznia nad zadaniami i mini-projektami; projekt semestralny; Projekt końcowy na prawach egzaminu; Kryteria oceny; Ćwiczenia/Projekt; Student musi wykonać zgodnie z regułami sztuki kluczowe ćwiczenia prezentowane w trakcie semestru. Sprawdzana jest zgodność z zasadami ale dopuszczane są inwencja twórcza oraz kreatywność (dziedzina jest twórcza). Tworzone jest w ciągu semestru portfolio rozwojowe pokazujące eksperymenty własne i ścieżkę osiągnięć, które są następnie na końcu zajęć oceniane.; Student zobowiązany jest przedstawić większy projekt własny w którym wykorzystuje poznane techniki modelowania. Projekty są negocjowane indywidualnie już podczas semestru i można je przygotowywać w trakcie jego trwania.</w:t>
+              <w:t>ocena sporządzonego oprogramowania; prezentacja samodzielnej pracy semestralnej</w:t>
             </w:r>
           </w:p>
         </w:tc>
@@ -16745,7 +16609,7 @@
                 <w:i w:val="0"/>
                 <w:sz w:val="22"/>
               </w:rPr>
-              <w:t>prezentacja na żywo; wykład z elementami dyskusji; studium przypadku; najlepsze praktyki; praca samodzielna ucznia nad zadaniami i mini-projektami; projekt semestralny; Projekt końcowy na prawach egzaminu; Kryteria oceny; Ćwiczenia/Projekt; Student musi wykonać zgodnie z regułami sztuki kluczowe ćwiczenia prezentowane w trakcie semestru. Sprawdzana jest zgodność z zasadami ale dopuszczane są inwencja twórcza oraz kreatywność (dziedzina jest twórcza). Tworzone jest w ciągu semestru portfolio rozwojowe pokazujące eksperymenty własne i ścieżkę osiągnięć, które są następnie na końcu zajęć oceniane.; Student zobowiązany jest przedstawić większy projekt własny w którym wykorzystuje poznane techniki modelowania. Projekty są negocjowane indywidualnie już podczas semestru i można je przygotowywać w trakcie jego trwania.</w:t>
+              <w:t>ocena sporządzonego oprogramowania; prezentacja samodzielnej pracy semestralnej</w:t>
             </w:r>
           </w:p>
         </w:tc>
@@ -16803,7 +16667,7 @@
                 <w:i w:val="0"/>
                 <w:sz w:val="22"/>
               </w:rPr>
-              <w:t>prezentacja na żywo; wykład z elementami dyskusji; studium przypadku; najlepsze praktyki; praca samodzielna ucznia nad zadaniami i mini-projektami; projekt semestralny; Projekt końcowy na prawach egzaminu; Kryteria oceny; Ćwiczenia/Projekt; Student musi wykonać zgodnie z regułami sztuki kluczowe ćwiczenia prezentowane w trakcie semestru. Sprawdzana jest zgodność z zasadami ale dopuszczane są inwencja twórcza oraz kreatywność (dziedzina jest twórcza). Tworzone jest w ciągu semestru portfolio rozwojowe pokazujące eksperymenty własne i ścieżkę osiągnięć, które są następnie na końcu zajęć oceniane.; Student zobowiązany jest przedstawić większy projekt własny w którym wykorzystuje poznane techniki modelowania. Projekty są negocjowane indywidualnie już podczas semestru i można je przygotowywać w trakcie jego trwania.</w:t>
+              <w:t>ocena sporządzonego oprogramowania; prezentacja samodzielnej pracy semestralnej</w:t>
             </w:r>
           </w:p>
         </w:tc>
@@ -16861,7 +16725,7 @@
                 <w:i w:val="0"/>
                 <w:sz w:val="22"/>
               </w:rPr>
-              <w:t>prezentacja na żywo; wykład z elementami dyskusji; studium przypadku; najlepsze praktyki; praca samodzielna ucznia nad zadaniami i mini-projektami; projekt semestralny; Projekt końcowy na prawach egzaminu; Kryteria oceny; Ćwiczenia/Projekt; Student musi wykonać zgodnie z regułami sztuki kluczowe ćwiczenia prezentowane w trakcie semestru. Sprawdzana jest zgodność z zasadami ale dopuszczane są inwencja twórcza oraz kreatywność (dziedzina jest twórcza). Tworzone jest w ciągu semestru portfolio rozwojowe pokazujące eksperymenty własne i ścieżkę osiągnięć, które są następnie na końcu zajęć oceniane.; Student zobowiązany jest przedstawić większy projekt własny w którym wykorzystuje poznane techniki modelowania. Projekty są negocjowane indywidualnie już podczas semestru i można je przygotowywać w trakcie jego trwania.</w:t>
+              <w:t>ocena sporządzonego oprogramowania; prezentacja samodzielnej pracy semestralnej</w:t>
             </w:r>
           </w:p>
         </w:tc>
@@ -16919,7 +16783,7 @@
                 <w:i w:val="0"/>
                 <w:sz w:val="22"/>
               </w:rPr>
-              <w:t>prezentacja na żywo; wykład z elementami dyskusji; studium przypadku; najlepsze praktyki; praca samodzielna ucznia nad zadaniami i mini-projektami; projekt semestralny; Projekt końcowy na prawach egzaminu; Kryteria oceny; Ćwiczenia/Projekt; Student musi wykonać zgodnie z regułami sztuki kluczowe ćwiczenia prezentowane w trakcie semestru. Sprawdzana jest zgodność z zasadami ale dopuszczane są inwencja twórcza oraz kreatywność (dziedzina jest twórcza). Tworzone jest w ciągu semestru portfolio rozwojowe pokazujące eksperymenty własne i ścieżkę osiągnięć, które są następnie na końcu zajęć oceniane.; Student zobowiązany jest przedstawić większy projekt własny w którym wykorzystuje poznane techniki modelowania. Projekty są negocjowane indywidualnie już podczas semestru i można je przygotowywać w trakcie jego trwania.</w:t>
+              <w:t>ocena sporządzonego oprogramowania; prezentacja samodzielnej pracy semestralnej</w:t>
             </w:r>
           </w:p>
         </w:tc>
@@ -16977,7 +16841,7 @@
                 <w:i w:val="0"/>
                 <w:sz w:val="22"/>
               </w:rPr>
-              <w:t>prezentacja na żywo; wykład z elementami dyskusji; studium przypadku; najlepsze praktyki; praca samodzielna ucznia nad zadaniami i mini-projektami; projekt semestralny; Projekt końcowy na prawach egzaminu; Kryteria oceny; Ćwiczenia/Projekt; Student musi wykonać zgodnie z regułami sztuki kluczowe ćwiczenia prezentowane w trakcie semestru. Sprawdzana jest zgodność z zasadami ale dopuszczane są inwencja twórcza oraz kreatywność (dziedzina jest twórcza). Tworzone jest w ciągu semestru portfolio rozwojowe pokazujące eksperymenty własne i ścieżkę osiągnięć, które są następnie na końcu zajęć oceniane.; Student zobowiązany jest przedstawić większy projekt własny w którym wykorzystuje poznane techniki modelowania. Projekty są negocjowane indywidualnie już podczas semestru i można je przygotowywać w trakcie jego trwania.</w:t>
+              <w:t>ocena sporządzonego oprogramowania; prezentacja samodzielnej pracy semestralnej</w:t>
             </w:r>
           </w:p>
         </w:tc>
@@ -17035,7 +16899,7 @@
                 <w:i w:val="0"/>
                 <w:sz w:val="22"/>
               </w:rPr>
-              <w:t>prezentacja na żywo; wykład z elementami dyskusji; studium przypadku; najlepsze praktyki; praca samodzielna ucznia nad zadaniami i mini-projektami; projekt semestralny; Projekt końcowy na prawach egzaminu; Kryteria oceny; Ćwiczenia/Projekt; Student musi wykonać zgodnie z regułami sztuki kluczowe ćwiczenia prezentowane w trakcie semestru. Sprawdzana jest zgodność z zasadami ale dopuszczane są inwencja twórcza oraz kreatywność (dziedzina jest twórcza). Tworzone jest w ciągu semestru portfolio rozwojowe pokazujące eksperymenty własne i ścieżkę osiągnięć, które są następnie na końcu zajęć oceniane.; Student zobowiązany jest przedstawić większy projekt własny w którym wykorzystuje poznane techniki modelowania. Projekty są negocjowane indywidualnie już podczas semestru i można je przygotowywać w trakcie jego trwania.</w:t>
+              <w:t>ocena sporządzonego oprogramowania; prezentacja samodzielnej pracy semestralnej</w:t>
             </w:r>
           </w:p>
         </w:tc>
@@ -17093,7 +16957,7 @@
                 <w:i w:val="0"/>
                 <w:sz w:val="22"/>
               </w:rPr>
-              <w:t>prezentacja na żywo; wykład z elementami dyskusji; studium przypadku; najlepsze praktyki; praca samodzielna ucznia nad zadaniami i mini-projektami; projekt semestralny; Projekt końcowy na prawach egzaminu; Kryteria oceny; Ćwiczenia/Projekt; Student musi wykonać zgodnie z regułami sztuki kluczowe ćwiczenia prezentowane w trakcie semestru. Sprawdzana jest zgodność z zasadami ale dopuszczane są inwencja twórcza oraz kreatywność (dziedzina jest twórcza). Tworzone jest w ciągu semestru portfolio rozwojowe pokazujące eksperymenty własne i ścieżkę osiągnięć, które są następnie na końcu zajęć oceniane.; Student zobowiązany jest przedstawić większy projekt własny w którym wykorzystuje poznane techniki modelowania. Projekty są negocjowane indywidualnie już podczas semestru i można je przygotowywać w trakcie jego trwania.</w:t>
+              <w:t>ocena sporządzonego oprogramowania; prezentacja samodzielnej pracy semestralnej</w:t>
             </w:r>
           </w:p>
         </w:tc>
@@ -17151,7 +17015,7 @@
                 <w:i w:val="0"/>
                 <w:sz w:val="22"/>
               </w:rPr>
-              <w:t>prezentacja na żywo; wykład z elementami dyskusji; studium przypadku; najlepsze praktyki; praca samodzielna ucznia nad zadaniami i mini-projektami; projekt semestralny; Projekt końcowy na prawach egzaminu; Kryteria oceny; Ćwiczenia/Projekt; Student musi wykonać zgodnie z regułami sztuki kluczowe ćwiczenia prezentowane w trakcie semestru. Sprawdzana jest zgodność z zasadami ale dopuszczane są inwencja twórcza oraz kreatywność (dziedzina jest twórcza). Tworzone jest w ciągu semestru portfolio rozwojowe pokazujące eksperymenty własne i ścieżkę osiągnięć, które są następnie na końcu zajęć oceniane.; Student zobowiązany jest przedstawić większy projekt własny w którym wykorzystuje poznane techniki modelowania. Projekty są negocjowane indywidualnie już podczas semestru i można je przygotowywać w trakcie jego trwania.</w:t>
+              <w:t>ocena sporządzonego oprogramowania; prezentacja samodzielnej pracy semestralnej</w:t>
             </w:r>
           </w:p>
         </w:tc>
@@ -17209,7 +17073,7 @@
                 <w:i w:val="0"/>
                 <w:sz w:val="22"/>
               </w:rPr>
-              <w:t>prezentacja na żywo; wykład z elementami dyskusji; studium przypadku; najlepsze praktyki; praca samodzielna ucznia nad zadaniami i mini-projektami; projekt semestralny; Projekt końcowy na prawach egzaminu; Kryteria oceny; Ćwiczenia/Projekt; Student musi wykonać zgodnie z regułami sztuki kluczowe ćwiczenia prezentowane w trakcie semestru. Sprawdzana jest zgodność z zasadami ale dopuszczane są inwencja twórcza oraz kreatywność (dziedzina jest twórcza). Tworzone jest w ciągu semestru portfolio rozwojowe pokazujące eksperymenty własne i ścieżkę osiągnięć, które są następnie na końcu zajęć oceniane.; Student zobowiązany jest przedstawić większy projekt własny w którym wykorzystuje poznane techniki modelowania. Projekty są negocjowane indywidualnie już podczas semestru i można je przygotowywać w trakcie jego trwania.</w:t>
+              <w:t>ocena sporządzonego oprogramowania; prezentacja samodzielnej pracy semestralnej</w:t>
             </w:r>
           </w:p>
         </w:tc>
@@ -17267,7 +17131,7 @@
                 <w:i w:val="0"/>
                 <w:sz w:val="22"/>
               </w:rPr>
-              <w:t>prezentacja na żywo; wykład z elementami dyskusji; studium przypadku; najlepsze praktyki; praca samodzielna ucznia nad zadaniami i mini-projektami; projekt semestralny; Projekt końcowy na prawach egzaminu; Kryteria oceny; Ćwiczenia/Projekt; Student musi wykonać zgodnie z regułami sztuki kluczowe ćwiczenia prezentowane w trakcie semestru. Sprawdzana jest zgodność z zasadami ale dopuszczane są inwencja twórcza oraz kreatywność (dziedzina jest twórcza). Tworzone jest w ciągu semestru portfolio rozwojowe pokazujące eksperymenty własne i ścieżkę osiągnięć, które są następnie na końcu zajęć oceniane.; Student zobowiązany jest przedstawić większy projekt własny w którym wykorzystuje poznane techniki modelowania. Projekty są negocjowane indywidualnie już podczas semestru i można je przygotowywać w trakcie jego trwania.</w:t>
+              <w:t>ocena sporządzonego oprogramowania; prezentacja samodzielnej pracy semestralnej</w:t>
             </w:r>
           </w:p>
         </w:tc>
@@ -17325,7 +17189,7 @@
                 <w:i w:val="0"/>
                 <w:sz w:val="22"/>
               </w:rPr>
-              <w:t>prezentacja na żywo; wykład z elementami dyskusji; studium przypadku; najlepsze praktyki; praca samodzielna ucznia nad zadaniami i mini-projektami; projekt semestralny; Projekt końcowy na prawach egzaminu; Kryteria oceny; Ćwiczenia/Projekt; Student musi wykonać zgodnie z regułami sztuki kluczowe ćwiczenia prezentowane w trakcie semestru. Sprawdzana jest zgodność z zasadami ale dopuszczane są inwencja twórcza oraz kreatywność (dziedzina jest twórcza). Tworzone jest w ciągu semestru portfolio rozwojowe pokazujące eksperymenty własne i ścieżkę osiągnięć, które są następnie na końcu zajęć oceniane.; Student zobowiązany jest przedstawić większy projekt własny w którym wykorzystuje poznane techniki modelowania. Projekty są negocjowane indywidualnie już podczas semestru i można je przygotowywać w trakcie jego trwania.</w:t>
+              <w:t>ocena sporządzonego oprogramowania; prezentacja samodzielnej pracy semestralnej</w:t>
             </w:r>
           </w:p>
         </w:tc>
@@ -17383,7 +17247,7 @@
                 <w:i w:val="0"/>
                 <w:sz w:val="22"/>
               </w:rPr>
-              <w:t>prezentacja na żywo; wykład z elementami dyskusji; studium przypadku; najlepsze praktyki; praca samodzielna ucznia nad zadaniami i mini-projektami; projekt semestralny; Projekt końcowy na prawach egzaminu; Kryteria oceny; Ćwiczenia/Projekt; Student musi wykonać zgodnie z regułami sztuki kluczowe ćwiczenia prezentowane w trakcie semestru. Sprawdzana jest zgodność z zasadami ale dopuszczane są inwencja twórcza oraz kreatywność (dziedzina jest twórcza). Tworzone jest w ciągu semestru portfolio rozwojowe pokazujące eksperymenty własne i ścieżkę osiągnięć, które są następnie na końcu zajęć oceniane.; Student zobowiązany jest przedstawić większy projekt własny w którym wykorzystuje poznane techniki modelowania. Projekty są negocjowane indywidualnie już podczas semestru i można je przygotowywać w trakcie jego trwania.</w:t>
+              <w:t>ocena sporządzonego oprogramowania; prezentacja samodzielnej pracy semestralnej</w:t>
             </w:r>
           </w:p>
         </w:tc>
@@ -17441,7 +17305,7 @@
                 <w:i w:val="0"/>
                 <w:sz w:val="22"/>
               </w:rPr>
-              <w:t>prezentacja na żywo; wykład z elementami dyskusji; studium przypadku; najlepsze praktyki; praca samodzielna ucznia nad zadaniami i mini-projektami; projekt semestralny; Projekt końcowy na prawach egzaminu; Kryteria oceny; Ćwiczenia/Projekt; Student musi wykonać zgodnie z regułami sztuki kluczowe ćwiczenia prezentowane w trakcie semestru. Sprawdzana jest zgodność z zasadami ale dopuszczane są inwencja twórcza oraz kreatywność (dziedzina jest twórcza). Tworzone jest w ciągu semestru portfolio rozwojowe pokazujące eksperymenty własne i ścieżkę osiągnięć, które są następnie na końcu zajęć oceniane.; Student zobowiązany jest przedstawić większy projekt własny w którym wykorzystuje poznane techniki modelowania. Projekty są negocjowane indywidualnie już podczas semestru i można je przygotowywać w trakcie jego trwania.</w:t>
+              <w:t>ocena sporządzonego oprogramowania; prezentacja samodzielnej pracy semestralnej</w:t>
             </w:r>
           </w:p>
         </w:tc>
@@ -17499,7 +17363,7 @@
                 <w:i w:val="0"/>
                 <w:sz w:val="22"/>
               </w:rPr>
-              <w:t>prezentacja na żywo; wykład z elementami dyskusji; studium przypadku; najlepsze praktyki; praca samodzielna ucznia nad zadaniami i mini-projektami; projekt semestralny; Projekt końcowy na prawach egzaminu; Kryteria oceny; Ćwiczenia/Projekt; Student musi wykonać zgodnie z regułami sztuki kluczowe ćwiczenia prezentowane w trakcie semestru. Sprawdzana jest zgodność z zasadami ale dopuszczane są inwencja twórcza oraz kreatywność (dziedzina jest twórcza). Tworzone jest w ciągu semestru portfolio rozwojowe pokazujące eksperymenty własne i ścieżkę osiągnięć, które są następnie na końcu zajęć oceniane.; Student zobowiązany jest przedstawić większy projekt własny w którym wykorzystuje poznane techniki modelowania. Projekty są negocjowane indywidualnie już podczas semestru i można je przygotowywać w trakcie jego trwania.</w:t>
+              <w:t>ocena sporządzonego oprogramowania; prezentacja samodzielnej pracy semestralnej</w:t>
             </w:r>
           </w:p>
         </w:tc>
@@ -17557,7 +17421,7 @@
                 <w:i w:val="0"/>
                 <w:sz w:val="22"/>
               </w:rPr>
-              <w:t>prezentacja na żywo; wykład z elementami dyskusji; studium przypadku; najlepsze praktyki; praca samodzielna ucznia nad zadaniami i mini-projektami; projekt semestralny; Projekt końcowy na prawach egzaminu; Kryteria oceny; Ćwiczenia/Projekt; Student musi wykonać zgodnie z regułami sztuki kluczowe ćwiczenia prezentowane w trakcie semestru. Sprawdzana jest zgodność z zasadami ale dopuszczane są inwencja twórcza oraz kreatywność (dziedzina jest twórcza). Tworzone jest w ciągu semestru portfolio rozwojowe pokazujące eksperymenty własne i ścieżkę osiągnięć, które są następnie na końcu zajęć oceniane.; Student zobowiązany jest przedstawić większy projekt własny w którym wykorzystuje poznane techniki modelowania. Projekty są negocjowane indywidualnie już podczas semestru i można je przygotowywać w trakcie jego trwania.</w:t>
+              <w:t>ocena sporządzonego oprogramowania; prezentacja samodzielnej pracy semestralnej</w:t>
             </w:r>
           </w:p>
         </w:tc>
@@ -17615,7 +17479,7 @@
                 <w:i w:val="0"/>
                 <w:sz w:val="22"/>
               </w:rPr>
-              <w:t>prezentacja na żywo; wykład z elementami dyskusji; studium przypadku; najlepsze praktyki; praca samodzielna ucznia nad zadaniami i mini-projektami; projekt semestralny; Projekt końcowy na prawach egzaminu; Kryteria oceny; Ćwiczenia/Projekt; Student musi wykonać zgodnie z regułami sztuki kluczowe ćwiczenia prezentowane w trakcie semestru. Sprawdzana jest zgodność z zasadami ale dopuszczane są inwencja twórcza oraz kreatywność (dziedzina jest twórcza). Tworzone jest w ciągu semestru portfolio rozwojowe pokazujące eksperymenty własne i ścieżkę osiągnięć, które są następnie na końcu zajęć oceniane.; Student zobowiązany jest przedstawić większy projekt własny w którym wykorzystuje poznane techniki modelowania. Projekty są negocjowane indywidualnie już podczas semestru i można je przygotowywać w trakcie jego trwania.</w:t>
+              <w:t>ocena sporządzonego oprogramowania; prezentacja samodzielnej pracy semestralnej</w:t>
             </w:r>
           </w:p>
         </w:tc>
@@ -17673,7 +17537,7 @@
                 <w:i w:val="0"/>
                 <w:sz w:val="22"/>
               </w:rPr>
-              <w:t>prezentacja na żywo; wykład z elementami dyskusji; studium przypadku; najlepsze praktyki; praca samodzielna ucznia nad zadaniami i mini-projektami; projekt semestralny; Projekt końcowy na prawach egzaminu; Kryteria oceny; Ćwiczenia/Projekt; Student musi wykonać zgodnie z regułami sztuki kluczowe ćwiczenia prezentowane w trakcie semestru. Sprawdzana jest zgodność z zasadami ale dopuszczane są inwencja twórcza oraz kreatywność (dziedzina jest twórcza). Tworzone jest w ciągu semestru portfolio rozwojowe pokazujące eksperymenty własne i ścieżkę osiągnięć, które są następnie na końcu zajęć oceniane.; Student zobowiązany jest przedstawić większy projekt własny w którym wykorzystuje poznane techniki modelowania. Projekty są negocjowane indywidualnie już podczas semestru i można je przygotowywać w trakcie jego trwania.</w:t>
+              <w:t>ocena sporządzonego oprogramowania; prezentacja samodzielnej pracy semestralnej</w:t>
             </w:r>
           </w:p>
         </w:tc>
@@ -17731,7 +17595,7 @@
                 <w:i w:val="0"/>
                 <w:sz w:val="22"/>
               </w:rPr>
-              <w:t>prezentacja na żywo; wykład z elementami dyskusji; studium przypadku; najlepsze praktyki; praca samodzielna ucznia nad zadaniami i mini-projektami; projekt semestralny; Projekt końcowy na prawach egzaminu; Kryteria oceny; Ćwiczenia/Projekt; Student musi wykonać zgodnie z regułami sztuki kluczowe ćwiczenia prezentowane w trakcie semestru. Sprawdzana jest zgodność z zasadami ale dopuszczane są inwencja twórcza oraz kreatywność (dziedzina jest twórcza). Tworzone jest w ciągu semestru portfolio rozwojowe pokazujące eksperymenty własne i ścieżkę osiągnięć, które są następnie na końcu zajęć oceniane.; Student zobowiązany jest przedstawić większy projekt własny w którym wykorzystuje poznane techniki modelowania. Projekty są negocjowane indywidualnie już podczas semestru i można je przygotowywać w trakcie jego trwania.</w:t>
+              <w:t>ocena sporządzonego oprogramowania; prezentacja samodzielnej pracy semestralnej</w:t>
             </w:r>
           </w:p>
         </w:tc>
@@ -17789,7 +17653,7 @@
                 <w:i w:val="0"/>
                 <w:sz w:val="22"/>
               </w:rPr>
-              <w:t>prezentacja na żywo; wykład z elementami dyskusji; studium przypadku; najlepsze praktyki; praca samodzielna ucznia nad zadaniami i mini-projektami; projekt semestralny; Projekt końcowy na prawach egzaminu; Kryteria oceny; Ćwiczenia/Projekt; Student musi wykonać zgodnie z regułami sztuki kluczowe ćwiczenia prezentowane w trakcie semestru. Sprawdzana jest zgodność z zasadami ale dopuszczane są inwencja twórcza oraz kreatywność (dziedzina jest twórcza). Tworzone jest w ciągu semestru portfolio rozwojowe pokazujące eksperymenty własne i ścieżkę osiągnięć, które są następnie na końcu zajęć oceniane.; Student zobowiązany jest przedstawić większy projekt własny w którym wykorzystuje poznane techniki modelowania. Projekty są negocjowane indywidualnie już podczas semestru i można je przygotowywać w trakcie jego trwania.</w:t>
+              <w:t>ocena sporządzonego oprogramowania; prezentacja samodzielnej pracy semestralnej</w:t>
             </w:r>
           </w:p>
         </w:tc>
@@ -17847,7 +17711,7 @@
                 <w:i w:val="0"/>
                 <w:sz w:val="22"/>
               </w:rPr>
-              <w:t>prezentacja na żywo; wykład z elementami dyskusji; studium przypadku; najlepsze praktyki; praca samodzielna ucznia nad zadaniami i mini-projektami; projekt semestralny; Projekt końcowy na prawach egzaminu; Kryteria oceny; Ćwiczenia/Projekt; Student musi wykonać zgodnie z regułami sztuki kluczowe ćwiczenia prezentowane w trakcie semestru. Sprawdzana jest zgodność z zasadami ale dopuszczane są inwencja twórcza oraz kreatywność (dziedzina jest twórcza). Tworzone jest w ciągu semestru portfolio rozwojowe pokazujące eksperymenty własne i ścieżkę osiągnięć, które są następnie na końcu zajęć oceniane.; Student zobowiązany jest przedstawić większy projekt własny w którym wykorzystuje poznane techniki modelowania. Projekty są negocjowane indywidualnie już podczas semestru i można je przygotowywać w trakcie jego trwania.</w:t>
+              <w:t>ocena sporządzonego oprogramowania; prezentacja samodzielnej pracy semestralnej</w:t>
             </w:r>
           </w:p>
         </w:tc>
@@ -17905,7 +17769,7 @@
                 <w:i w:val="0"/>
                 <w:sz w:val="22"/>
               </w:rPr>
-              <w:t>prezentacja na żywo; wykład z elementami dyskusji; studium przypadku; najlepsze praktyki; praca samodzielna ucznia nad zadaniami i mini-projektami; projekt semestralny; Projekt końcowy na prawach egzaminu; Kryteria oceny; Ćwiczenia/Projekt; Student musi wykonać zgodnie z regułami sztuki kluczowe ćwiczenia prezentowane w trakcie semestru. Sprawdzana jest zgodność z zasadami ale dopuszczane są inwencja twórcza oraz kreatywność (dziedzina jest twórcza). Tworzone jest w ciągu semestru portfolio rozwojowe pokazujące eksperymenty własne i ścieżkę osiągnięć, które są następnie na końcu zajęć oceniane.; Student zobowiązany jest przedstawić większy projekt własny w którym wykorzystuje poznane techniki modelowania. Projekty są negocjowane indywidualnie już podczas semestru i można je przygotowywać w trakcie jego trwania.</w:t>
+              <w:t>ocena sporządzonego oprogramowania; prezentacja samodzielnej pracy semestralnej</w:t>
             </w:r>
           </w:p>
         </w:tc>
@@ -17963,7 +17827,7 @@
                 <w:i w:val="0"/>
                 <w:sz w:val="22"/>
               </w:rPr>
-              <w:t>prezentacja na żywo; wykład z elementami dyskusji; studium przypadku; najlepsze praktyki; praca samodzielna ucznia nad zadaniami i mini-projektami; projekt semestralny; Projekt końcowy na prawach egzaminu; Kryteria oceny; Ćwiczenia/Projekt; Student musi wykonać zgodnie z regułami sztuki kluczowe ćwiczenia prezentowane w trakcie semestru. Sprawdzana jest zgodność z zasadami ale dopuszczane są inwencja twórcza oraz kreatywność (dziedzina jest twórcza). Tworzone jest w ciągu semestru portfolio rozwojowe pokazujące eksperymenty własne i ścieżkę osiągnięć, które są następnie na końcu zajęć oceniane.; Student zobowiązany jest przedstawić większy projekt własny w którym wykorzystuje poznane techniki modelowania. Projekty są negocjowane indywidualnie już podczas semestru i można je przygotowywać w trakcie jego trwania.</w:t>
+              <w:t>ocena sporządzonego oprogramowania; prezentacja samodzielnej pracy semestralnej</w:t>
             </w:r>
           </w:p>
         </w:tc>
@@ -18021,7 +17885,7 @@
                 <w:i w:val="0"/>
                 <w:sz w:val="22"/>
               </w:rPr>
-              <w:t>prezentacja na żywo; wykład z elementami dyskusji; studium przypadku; najlepsze praktyki; praca samodzielna ucznia nad zadaniami i mini-projektami; projekt semestralny; Projekt końcowy na prawach egzaminu; Kryteria oceny; Ćwiczenia/Projekt; Student musi wykonać zgodnie z regułami sztuki kluczowe ćwiczenia prezentowane w trakcie semestru. Sprawdzana jest zgodność z zasadami ale dopuszczane są inwencja twórcza oraz kreatywność (dziedzina jest twórcza). Tworzone jest w ciągu semestru portfolio rozwojowe pokazujące eksperymenty własne i ścieżkę osiągnięć, które są następnie na końcu zajęć oceniane.; Student zobowiązany jest przedstawić większy projekt własny w którym wykorzystuje poznane techniki modelowania. Projekty są negocjowane indywidualnie już podczas semestru i można je przygotowywać w trakcie jego trwania.</w:t>
+              <w:t>ocena sporządzonego oprogramowania; prezentacja samodzielnej pracy semestralnej</w:t>
             </w:r>
           </w:p>
         </w:tc>
@@ -18079,7 +17943,7 @@
                 <w:i w:val="0"/>
                 <w:sz w:val="22"/>
               </w:rPr>
-              <w:t>prezentacja na żywo; wykład z elementami dyskusji; studium przypadku; najlepsze praktyki; praca samodzielna ucznia nad zadaniami i mini-projektami; projekt semestralny; Projekt końcowy na prawach egzaminu; Kryteria oceny; Ćwiczenia/Projekt; Student musi wykonać zgodnie z regułami sztuki kluczowe ćwiczenia prezentowane w trakcie semestru. Sprawdzana jest zgodność z zasadami ale dopuszczane są inwencja twórcza oraz kreatywność (dziedzina jest twórcza). Tworzone jest w ciągu semestru portfolio rozwojowe pokazujące eksperymenty własne i ścieżkę osiągnięć, które są następnie na końcu zajęć oceniane.; Student zobowiązany jest przedstawić większy projekt własny w którym wykorzystuje poznane techniki modelowania. Projekty są negocjowane indywidualnie już podczas semestru i można je przygotowywać w trakcie jego trwania.</w:t>
+              <w:t>ocena sporządzonego oprogramowania; prezentacja samodzielnej pracy semestralnej</w:t>
             </w:r>
           </w:p>
         </w:tc>
@@ -18137,7 +18001,7 @@
                 <w:i w:val="0"/>
                 <w:sz w:val="22"/>
               </w:rPr>
-              <w:t>prezentacja na żywo; wykład z elementami dyskusji; studium przypadku; najlepsze praktyki; praca samodzielna ucznia nad zadaniami i mini-projektami; projekt semestralny; Projekt końcowy na prawach egzaminu; Kryteria oceny; Ćwiczenia/Projekt; Student musi wykonać zgodnie z regułami sztuki kluczowe ćwiczenia prezentowane w trakcie semestru. Sprawdzana jest zgodność z zasadami ale dopuszczane są inwencja twórcza oraz kreatywność (dziedzina jest twórcza). Tworzone jest w ciągu semestru portfolio rozwojowe pokazujące eksperymenty własne i ścieżkę osiągnięć, które są następnie na końcu zajęć oceniane.; Student zobowiązany jest przedstawić większy projekt własny w którym wykorzystuje poznane techniki modelowania. Projekty są negocjowane indywidualnie już podczas semestru i można je przygotowywać w trakcie jego trwania.</w:t>
+              <w:t>ocena sporządzonego oprogramowania; prezentacja samodzielnej pracy semestralnej</w:t>
             </w:r>
           </w:p>
         </w:tc>
@@ -18195,7 +18059,7 @@
                 <w:i w:val="0"/>
                 <w:sz w:val="22"/>
               </w:rPr>
-              <w:t>prezentacja na żywo; wykład z elementami dyskusji; studium przypadku; najlepsze praktyki; praca samodzielna ucznia nad zadaniami i mini-projektami; projekt semestralny; Projekt końcowy na prawach egzaminu; Kryteria oceny; Ćwiczenia/Projekt; Student musi wykonać zgodnie z regułami sztuki kluczowe ćwiczenia prezentowane w trakcie semestru. Sprawdzana jest zgodność z zasadami ale dopuszczane są inwencja twórcza oraz kreatywność (dziedzina jest twórcza). Tworzone jest w ciągu semestru portfolio rozwojowe pokazujące eksperymenty własne i ścieżkę osiągnięć, które są następnie na końcu zajęć oceniane.; Student zobowiązany jest przedstawić większy projekt własny w którym wykorzystuje poznane techniki modelowania. Projekty są negocjowane indywidualnie już podczas semestru i można je przygotowywać w trakcie jego trwania.</w:t>
+              <w:t>ocena sporządzonego oprogramowania; prezentacja samodzielnej pracy semestralnej</w:t>
             </w:r>
           </w:p>
         </w:tc>
@@ -18253,7 +18117,7 @@
                 <w:i w:val="0"/>
                 <w:sz w:val="22"/>
               </w:rPr>
-              <w:t>prezentacja na żywo; wykład z elementami dyskusji; studium przypadku; najlepsze praktyki; praca samodzielna ucznia nad zadaniami i mini-projektami; projekt semestralny; Projekt końcowy na prawach egzaminu; Kryteria oceny; Ćwiczenia/Projekt; Student musi wykonać zgodnie z regułami sztuki kluczowe ćwiczenia prezentowane w trakcie semestru. Sprawdzana jest zgodność z zasadami ale dopuszczane są inwencja twórcza oraz kreatywność (dziedzina jest twórcza). Tworzone jest w ciągu semestru portfolio rozwojowe pokazujące eksperymenty własne i ścieżkę osiągnięć, które są następnie na końcu zajęć oceniane.; Student zobowiązany jest przedstawić większy projekt własny w którym wykorzystuje poznane techniki modelowania. Projekty są negocjowane indywidualnie już podczas semestru i można je przygotowywać w trakcie jego trwania.</w:t>
+              <w:t>ocena sporządzonego oprogramowania; prezentacja samodzielnej pracy semestralnej</w:t>
             </w:r>
           </w:p>
         </w:tc>
@@ -18311,7 +18175,7 @@
                 <w:i w:val="0"/>
                 <w:sz w:val="22"/>
               </w:rPr>
-              <w:t>prezentacja na żywo; wykład z elementami dyskusji; studium przypadku; najlepsze praktyki; praca samodzielna ucznia nad zadaniami i mini-projektami; projekt semestralny; Projekt końcowy na prawach egzaminu; Kryteria oceny; Ćwiczenia/Projekt; Student musi wykonać zgodnie z regułami sztuki kluczowe ćwiczenia prezentowane w trakcie semestru. Sprawdzana jest zgodność z zasadami ale dopuszczane są inwencja twórcza oraz kreatywność (dziedzina jest twórcza). Tworzone jest w ciągu semestru portfolio rozwojowe pokazujące eksperymenty własne i ścieżkę osiągnięć, które są następnie na końcu zajęć oceniane.; Student zobowiązany jest przedstawić większy projekt własny w którym wykorzystuje poznane techniki modelowania. Projekty są negocjowane indywidualnie już podczas semestru i można je przygotowywać w trakcie jego trwania.</w:t>
+              <w:t>ocena sporządzonego oprogramowania; prezentacja samodzielnej pracy semestralnej</w:t>
             </w:r>
           </w:p>
         </w:tc>
@@ -18474,7 +18338,7 @@
                 <w:i w:val="0"/>
                 <w:sz w:val="22"/>
               </w:rPr>
-              <w:t>prezentacja na żywo; wykład z elementami dyskusji; studium przypadku; najlepsze praktyki; praca samodzielna ucznia nad zadaniami i mini-projektami; projekt semestralny; Projekt końcowy na prawach egzaminu; Kryteria oceny; Ćwiczenia/Projekt; Student musi wykonać zgodnie z regułami sztuki kluczowe ćwiczenia prezentowane w trakcie semestru. Sprawdzana jest zgodność z zasadami ale dopuszczane są inwencja twórcza oraz kreatywność (dziedzina jest twórcza). Tworzone jest w ciągu semestru portfolio rozwojowe pokazujące eksperymenty własne i ścieżkę osiągnięć, które są następnie na końcu zajęć oceniane.; Student zobowiązany jest przedstawić większy projekt własny w którym wykorzystuje poznane techniki modelowania. Projekty są negocjowane indywidualnie już podczas semestru i można je przygotowywać w trakcie jego trwania.</w:t>
+              <w:t>ocena sporządzonego oprogramowania; prezentacja samodzielnej pracy semestralnej</w:t>
             </w:r>
           </w:p>
         </w:tc>
@@ -18532,7 +18396,7 @@
                 <w:i w:val="0"/>
                 <w:sz w:val="22"/>
               </w:rPr>
-              <w:t>prezentacja na żywo; wykład z elementami dyskusji; studium przypadku; najlepsze praktyki; praca samodzielna ucznia nad zadaniami i mini-projektami; projekt semestralny; Projekt końcowy na prawach egzaminu; Kryteria oceny; Ćwiczenia/Projekt; Student musi wykonać zgodnie z regułami sztuki kluczowe ćwiczenia prezentowane w trakcie semestru. Sprawdzana jest zgodność z zasadami ale dopuszczane są inwencja twórcza oraz kreatywność (dziedzina jest twórcza). Tworzone jest w ciągu semestru portfolio rozwojowe pokazujące eksperymenty własne i ścieżkę osiągnięć, które są następnie na końcu zajęć oceniane.; Student zobowiązany jest przedstawić większy projekt własny w którym wykorzystuje poznane techniki modelowania. Projekty są negocjowane indywidualnie już podczas semestru i można je przygotowywać w trakcie jego trwania.</w:t>
+              <w:t>ocena sporządzonego oprogramowania; prezentacja samodzielnej pracy semestralnej</w:t>
             </w:r>
           </w:p>
         </w:tc>
@@ -18590,7 +18454,7 @@
                 <w:i w:val="0"/>
                 <w:sz w:val="22"/>
               </w:rPr>
-              <w:t>prezentacja na żywo; wykład z elementami dyskusji; studium przypadku; najlepsze praktyki; praca samodzielna ucznia nad zadaniami i mini-projektami; projekt semestralny; Projekt końcowy na prawach egzaminu; Kryteria oceny; Ćwiczenia/Projekt; Student musi wykonać zgodnie z regułami sztuki kluczowe ćwiczenia prezentowane w trakcie semestru. Sprawdzana jest zgodność z zasadami ale dopuszczane są inwencja twórcza oraz kreatywność (dziedzina jest twórcza). Tworzone jest w ciągu semestru portfolio rozwojowe pokazujące eksperymenty własne i ścieżkę osiągnięć, które są następnie na końcu zajęć oceniane.; Student zobowiązany jest przedstawić większy projekt własny w którym wykorzystuje poznane techniki modelowania. Projekty są negocjowane indywidualnie już podczas semestru i można je przygotowywać w trakcie jego trwania.</w:t>
+              <w:t>ocena sporządzonego oprogramowania; prezentacja samodzielnej pracy semestralnej</w:t>
             </w:r>
           </w:p>
         </w:tc>
@@ -18648,7 +18512,7 @@
                 <w:i w:val="0"/>
                 <w:sz w:val="22"/>
               </w:rPr>
-              <w:t>prezentacja na żywo; wykład z elementami dyskusji; studium przypadku; najlepsze praktyki; praca samodzielna ucznia nad zadaniami i mini-projektami; projekt semestralny; Projekt końcowy na prawach egzaminu; Kryteria oceny; Ćwiczenia/Projekt; Student musi wykonać zgodnie z regułami sztuki kluczowe ćwiczenia prezentowane w trakcie semestru. Sprawdzana jest zgodność z zasadami ale dopuszczane są inwencja twórcza oraz kreatywność (dziedzina jest twórcza). Tworzone jest w ciągu semestru portfolio rozwojowe pokazujące eksperymenty własne i ścieżkę osiągnięć, które są następnie na końcu zajęć oceniane.; Student zobowiązany jest przedstawić większy projekt własny w którym wykorzystuje poznane techniki modelowania. Projekty są negocjowane indywidualnie już podczas semestru i można je przygotowywać w trakcie jego trwania.</w:t>
+              <w:t>ocena sporządzonego oprogramowania; prezentacja samodzielnej pracy semestralnej</w:t>
             </w:r>
           </w:p>
         </w:tc>
@@ -18811,7 +18675,7 @@
                 <w:i w:val="0"/>
                 <w:sz w:val="22"/>
               </w:rPr>
-              <w:t>prezentacja na żywo; wykład z elementami dyskusji; studium przypadku; najlepsze praktyki; praca samodzielna ucznia nad zadaniami i mini-projektami; projekt semestralny; Projekt końcowy na prawach egzaminu; Kryteria oceny; Ćwiczenia/Projekt; Student musi wykonać zgodnie z regułami sztuki kluczowe ćwiczenia prezentowane w trakcie semestru. Sprawdzana jest zgodność z zasadami ale dopuszczane są inwencja twórcza oraz kreatywność (dziedzina jest twórcza). Tworzone jest w ciągu semestru portfolio rozwojowe pokazujące eksperymenty własne i ścieżkę osiągnięć, które są następnie na końcu zajęć oceniane.; Student zobowiązany jest przedstawić większy projekt własny w którym wykorzystuje poznane techniki modelowania. Projekty są negocjowane indywidualnie już podczas semestru i można je przygotowywać w trakcie jego trwania.</w:t>
+              <w:t>ocena sporządzonego oprogramowania; prezentacja samodzielnej pracy semestralnej</w:t>
             </w:r>
           </w:p>
         </w:tc>
@@ -18869,7 +18733,7 @@
                 <w:i w:val="0"/>
                 <w:sz w:val="22"/>
               </w:rPr>
-              <w:t>prezentacja na żywo; wykład z elementami dyskusji; studium przypadku; najlepsze praktyki; praca samodzielna ucznia nad zadaniami i mini-projektami; projekt semestralny; Projekt końcowy na prawach egzaminu; Kryteria oceny; Ćwiczenia/Projekt; Student musi wykonać zgodnie z regułami sztuki kluczowe ćwiczenia prezentowane w trakcie semestru. Sprawdzana jest zgodność z zasadami ale dopuszczane są inwencja twórcza oraz kreatywność (dziedzina jest twórcza). Tworzone jest w ciągu semestru portfolio rozwojowe pokazujące eksperymenty własne i ścieżkę osiągnięć, które są następnie na końcu zajęć oceniane.; Student zobowiązany jest przedstawić większy projekt własny w którym wykorzystuje poznane techniki modelowania. Projekty są negocjowane indywidualnie już podczas semestru i można je przygotowywać w trakcie jego trwania.</w:t>
+              <w:t>ocena sporządzonego oprogramowania; prezentacja samodzielnej pracy semestralnej</w:t>
             </w:r>
           </w:p>
         </w:tc>
